--- a/zht/docx/62.content.docx
+++ b/zht/docx/62.content.docx
@@ -28,22 +28,6 @@
       </w:r>
     </w:p>
     <w:p>
-      <w:pPr>
-        <w:pStyle w:val="Heading2"/>
-      </w:pPr>
-      <w:r>
-        <w:rPr>
-          <w:lang w:val="zh_TW" w:bidi="zh_TW"/>
-        </w:rPr>
-        <w:t>License Information</w:t>
-      </w:r>
-      <w:r>
-        <w:rPr>
-          <w:lang w:val="zh_TW" w:bidi="zh_TW"/>
-        </w:rPr>
-      </w:r>
-    </w:p>
-    <w:p>
       <w:pPr/>
       <w:r>
         <w:rPr>
@@ -55,19 +39,21 @@
           <w:b/>
           <w:lang w:val="zh_TW" w:bidi="zh_TW"/>
         </w:rPr>
-        <w:t>研讀筆記 (Tyndale)</w:t>
-      </w:r>
-      <w:r>
-        <w:rPr>
-          <w:lang w:val="zh_TW" w:bidi="zh_TW"/>
-        </w:rPr>
-        <w:t xml:space="preserve"> (Chinese (Traditional)) is based on</w:t>
-      </w:r>
-      <w:r>
-        <w:rPr>
-          <w:lang w:val="zh_TW" w:bidi="zh_TW"/>
-        </w:rPr>
-        <w:t xml:space="preserve">: </w:t>
+        <w:t>Aquifer Open Study Notes</w:t>
+      </w:r>
+    </w:p>
+    <w:p>
+      <w:pPr/>
+      <w:r>
+        <w:rPr>
+          <w:lang w:val="zh_TW" w:bidi="zh_TW"/>
+        </w:rPr>
+      </w:r>
+      <w:r>
+        <w:rPr>
+          <w:lang w:val="zh_TW" w:bidi="zh_TW"/>
+        </w:rPr>
+        <w:t xml:space="preserve">This work is an adaptation of </w:t>
       </w:r>
       <w:r>
         <w:rPr>
@@ -79,62 +65,33 @@
         <w:rPr>
           <w:lang w:val="zh_TW" w:bidi="zh_TW"/>
         </w:rPr>
-        <w:t xml:space="preserve">, </w:t>
-      </w:r>
-      <w:hyperlink r:id="rId13">
-        <w:r>
-          <w:rPr>
-            <w:lang w:val="zh_TW" w:bidi="zh_TW"/>
-          </w:rPr>
-          <w:rPr>
-            <w:color w:val="0000EE"/>
-            <w:u w:val="single"/>
-          </w:rPr>
-          <w:t>Tyndale House Publishers</w:t>
-        </w:r>
-      </w:hyperlink>
-      <w:r>
-        <w:rPr>
-          <w:lang w:val="zh_TW" w:bidi="zh_TW"/>
-        </w:rPr>
-        <w:t xml:space="preserve">, 2019, which is licensed under a </w:t>
-      </w:r>
-      <w:hyperlink r:id="rId14">
-        <w:r>
-          <w:rPr>
-            <w:lang w:val="zh_TW" w:bidi="zh_TW"/>
-          </w:rPr>
-          <w:rPr>
-            <w:color w:val="0000EE"/>
-            <w:u w:val="single"/>
-          </w:rPr>
-          <w:t>CC BY-SA 4.0 license</w:t>
-        </w:r>
-      </w:hyperlink>
-      <w:r>
-        <w:rPr>
-          <w:lang w:val="zh_TW" w:bidi="zh_TW"/>
-        </w:rPr>
-        <w:t>.</w:t>
-      </w:r>
-      <w:r>
-        <w:rPr>
-          <w:lang w:val="zh_TW" w:bidi="zh_TW"/>
-        </w:rPr>
-      </w:r>
-    </w:p>
-    <w:p>
-      <w:pPr/>
-      <w:r>
-        <w:rPr>
-          <w:lang w:val="zh_TW" w:bidi="zh_TW"/>
-        </w:rPr>
-      </w:r>
-      <w:r>
-        <w:rPr>
-          <w:lang w:val="zh_TW" w:bidi="zh_TW"/>
-        </w:rPr>
-        <w:t>This PDF version is provided under the same license.</w:t>
+        <w:t xml:space="preserve"> © 2023 Tyndale House Publishers, licensed under the CC BY-SA 4.0 license. The adaptation, </w:t>
+      </w:r>
+      <w:r>
+        <w:rPr>
+          <w:lang w:val="zh_TW" w:bidi="zh_TW"/>
+        </w:rPr>
+        <w:t>Aquifer Open Study Notes</w:t>
+      </w:r>
+      <w:r>
+        <w:rPr>
+          <w:lang w:val="zh_TW" w:bidi="zh_TW"/>
+        </w:rPr>
+        <w:t>, was created by Mission Mutual and is also licensed under CC BY-SA 4.0.</w:t>
+      </w:r>
+    </w:p>
+    <w:p>
+      <w:pPr/>
+      <w:r>
+        <w:rPr>
+          <w:lang w:val="zh_TW" w:bidi="zh_TW"/>
+        </w:rPr>
+      </w:r>
+      <w:r>
+        <w:rPr>
+          <w:lang w:val="zh_TW" w:bidi="zh_TW"/>
+        </w:rPr>
+        <w:t>This resource has been adapted into multiple languages, including English, Tok Pisin, Arabic (عربي), French (Français), Hindi (हिंदी), Indonesian (Bahasa Indonesia), Portuguese (Português), Russian (Русский), Spanish (Español), Swahili (Kiswahili), and Simplified Chinese (简体中文).</w:t>
       </w:r>
       <w:r>
         <w:rPr>
@@ -296,6 +253,42 @@
         </w:rPr>
         <w:t>論到從起初原有的生命之道：這是說時間開始之前，在永恆中存在的那位（</w:t>
       </w:r>
+      <w:hyperlink r:id="rId13">
+        <w:r>
+          <w:rPr>
+            <w:lang w:val="zh_TW" w:bidi="zh_TW"/>
+          </w:rPr>
+          <w:rPr>
+            <w:color w:val="0000EE"/>
+            <w:u w:val="single"/>
+          </w:rPr>
+          <w:t>約8:58</w:t>
+        </w:r>
+      </w:hyperlink>
+      <w:r>
+        <w:rPr>
+          <w:lang w:val="zh_TW" w:bidi="zh_TW"/>
+        </w:rPr>
+        <w:t>）。當耶穌以肉身來到世上（</w:t>
+      </w:r>
+      <w:hyperlink r:id="rId14">
+        <w:r>
+          <w:rPr>
+            <w:lang w:val="zh_TW" w:bidi="zh_TW"/>
+          </w:rPr>
+          <w:rPr>
+            <w:color w:val="0000EE"/>
+            <w:u w:val="single"/>
+          </w:rPr>
+          <w:t>約1:14</w:t>
+        </w:r>
+      </w:hyperlink>
+      <w:r>
+        <w:rPr>
+          <w:lang w:val="zh_TW" w:bidi="zh_TW"/>
+        </w:rPr>
+        <w:t>），使徒看過……摸過祂。他們實際上摸過生命之道的這個事實很重要，因為諾斯底主義和幻影說（早期基督教異端）否認基督是真正的人（參</w:t>
+      </w:r>
       <w:hyperlink r:id="rId15">
         <w:r>
           <w:rPr>
@@ -305,14 +298,14 @@
             <w:color w:val="0000EE"/>
             <w:u w:val="single"/>
           </w:rPr>
-          <w:t>約8:58</w:t>
-        </w:r>
-      </w:hyperlink>
-      <w:r>
-        <w:rPr>
-          <w:lang w:val="zh_TW" w:bidi="zh_TW"/>
-        </w:rPr>
-        <w:t>）。當耶穌以肉身來到世上（</w:t>
+          <w:t>約一4:2–3</w:t>
+        </w:r>
+      </w:hyperlink>
+      <w:r>
+        <w:rPr>
+          <w:lang w:val="zh_TW" w:bidi="zh_TW"/>
+        </w:rPr>
+        <w:t>）。耶穌——神的兒子——是看不見的神以人的樣式顯現，也是永生的賜予者（</w:t>
       </w:r>
       <w:hyperlink r:id="rId16">
         <w:r>
@@ -323,100 +316,64 @@
             <w:color w:val="0000EE"/>
             <w:u w:val="single"/>
           </w:rPr>
-          <w:t>約1:14</w:t>
-        </w:r>
-      </w:hyperlink>
-      <w:r>
-        <w:rPr>
-          <w:lang w:val="zh_TW" w:bidi="zh_TW"/>
-        </w:rPr>
-        <w:t>），使徒看過……摸過祂。他們實際上摸過生命之道的這個事實很重要，因為諾斯底主義和幻影說（早期基督教異端）否認基督是真正的人（參</w:t>
+          <w:t>約1:1–4</w:t>
+        </w:r>
+      </w:hyperlink>
+      <w:r>
+        <w:rPr>
+          <w:lang w:val="zh_TW" w:bidi="zh_TW"/>
+        </w:rPr>
+        <w:t>）。</w:t>
+      </w:r>
+      <w:r>
+        <w:rPr>
+          <w:lang w:val="zh_TW" w:bidi="zh_TW"/>
+        </w:rPr>
+      </w:r>
+      <w:r>
+        <w:rPr>
+          <w:lang w:val="zh_TW" w:bidi="zh_TW"/>
+        </w:rPr>
+      </w:r>
+    </w:p>
+    <w:p>
+      <w:pPr/>
+      <w:r>
+        <w:rPr>
+          <w:lang w:val="zh_TW" w:bidi="zh_TW"/>
+        </w:rPr>
+      </w:r>
+    </w:p>
+    <w:p>
+      <w:pPr>
+        <w:pStyle w:val="Heading2"/>
+      </w:pPr>
+      <w:r>
+        <w:rPr>
+          <w:lang w:val="zh_TW" w:bidi="zh_TW"/>
+        </w:rPr>
+        <w:t>約翰一書 1:1–4</w:t>
+      </w:r>
+      <w:r>
+        <w:rPr>
+          <w:lang w:val="zh_TW" w:bidi="zh_TW"/>
+        </w:rPr>
+      </w:r>
+    </w:p>
+    <w:p>
+      <w:pPr/>
+      <w:r>
+        <w:rPr>
+          <w:lang w:val="zh_TW" w:bidi="zh_TW"/>
+        </w:rPr>
+      </w:r>
+      <w:r>
+        <w:rPr>
+          <w:lang w:val="zh_TW" w:bidi="zh_TW"/>
+        </w:rPr>
+        <w:t>這段充滿詩意的序言反映了約翰福音序言中的信息 （</w:t>
       </w:r>
       <w:hyperlink r:id="rId17">
-        <w:r>
-          <w:rPr>
-            <w:lang w:val="zh_TW" w:bidi="zh_TW"/>
-          </w:rPr>
-          <w:rPr>
-            <w:color w:val="0000EE"/>
-            <w:u w:val="single"/>
-          </w:rPr>
-          <w:t>約一4:2–3</w:t>
-        </w:r>
-      </w:hyperlink>
-      <w:r>
-        <w:rPr>
-          <w:lang w:val="zh_TW" w:bidi="zh_TW"/>
-        </w:rPr>
-        <w:t>）。耶穌——神的兒子——是看不見的神以人的樣式顯現，也是永生的賜予者（</w:t>
-      </w:r>
-      <w:hyperlink r:id="rId18">
-        <w:r>
-          <w:rPr>
-            <w:lang w:val="zh_TW" w:bidi="zh_TW"/>
-          </w:rPr>
-          <w:rPr>
-            <w:color w:val="0000EE"/>
-            <w:u w:val="single"/>
-          </w:rPr>
-          <w:t>約1:1–4</w:t>
-        </w:r>
-      </w:hyperlink>
-      <w:r>
-        <w:rPr>
-          <w:lang w:val="zh_TW" w:bidi="zh_TW"/>
-        </w:rPr>
-        <w:t>）。</w:t>
-      </w:r>
-      <w:r>
-        <w:rPr>
-          <w:lang w:val="zh_TW" w:bidi="zh_TW"/>
-        </w:rPr>
-      </w:r>
-      <w:r>
-        <w:rPr>
-          <w:lang w:val="zh_TW" w:bidi="zh_TW"/>
-        </w:rPr>
-      </w:r>
-    </w:p>
-    <w:p>
-      <w:pPr/>
-      <w:r>
-        <w:rPr>
-          <w:lang w:val="zh_TW" w:bidi="zh_TW"/>
-        </w:rPr>
-      </w:r>
-    </w:p>
-    <w:p>
-      <w:pPr>
-        <w:pStyle w:val="Heading2"/>
-      </w:pPr>
-      <w:r>
-        <w:rPr>
-          <w:lang w:val="zh_TW" w:bidi="zh_TW"/>
-        </w:rPr>
-        <w:t>約翰一書 1:1–4</w:t>
-      </w:r>
-      <w:r>
-        <w:rPr>
-          <w:lang w:val="zh_TW" w:bidi="zh_TW"/>
-        </w:rPr>
-      </w:r>
-    </w:p>
-    <w:p>
-      <w:pPr/>
-      <w:r>
-        <w:rPr>
-          <w:lang w:val="zh_TW" w:bidi="zh_TW"/>
-        </w:rPr>
-      </w:r>
-      <w:r>
-        <w:rPr>
-          <w:lang w:val="zh_TW" w:bidi="zh_TW"/>
-        </w:rPr>
-        <w:t>這段充滿詩意的序言反映了約翰福音序言中的信息 （</w:t>
-      </w:r>
-      <w:hyperlink r:id="rId19">
         <w:r>
           <w:rPr>
             <w:lang w:val="zh_TW" w:bidi="zh_TW"/>
@@ -504,7 +461,7 @@
         </w:rPr>
         <w:t>這生命（希臘文zōē）：在整個新約聖經中，這個詞都用於表示神的永恆生命（如，</w:t>
       </w:r>
-      <w:hyperlink r:id="rId20">
+      <w:hyperlink r:id="rId18">
         <w:r>
           <w:rPr>
             <w:lang w:val="zh_TW" w:bidi="zh_TW"/>
@@ -689,6 +646,116 @@
         </w:rPr>
         <w:t>來自於他們與父神和子相交（</w:t>
       </w:r>
+      <w:hyperlink r:id="rId19">
+        <w:r>
+          <w:rPr>
+            <w:lang w:val="zh_TW" w:bidi="zh_TW"/>
+          </w:rPr>
+          <w:rPr>
+            <w:color w:val="0000EE"/>
+            <w:u w:val="single"/>
+          </w:rPr>
+          <w:t>1:3</w:t>
+        </w:r>
+      </w:hyperlink>
+      <w:r>
+        <w:rPr>
+          <w:lang w:val="zh_TW" w:bidi="zh_TW"/>
+        </w:rPr>
+        <w:t>）。當讀者進入同樣的團契時，他們也會</w:t>
+      </w:r>
+      <w:r>
+        <w:rPr>
+          <w:i/>
+          <w:lang w:val="zh_TW" w:bidi="zh_TW"/>
+        </w:rPr>
+        <w:t>享有</w:t>
+      </w:r>
+      <w:r>
+        <w:rPr>
+          <w:lang w:val="zh_TW" w:bidi="zh_TW"/>
+        </w:rPr>
+        <w:t>這樣的喜樂。</w:t>
+      </w:r>
+      <w:r>
+        <w:rPr>
+          <w:lang w:val="zh_TW" w:bidi="zh_TW"/>
+        </w:rPr>
+      </w:r>
+      <w:r>
+        <w:rPr>
+          <w:lang w:val="zh_TW" w:bidi="zh_TW"/>
+        </w:rPr>
+      </w:r>
+    </w:p>
+    <w:p>
+      <w:pPr/>
+      <w:r>
+        <w:rPr>
+          <w:lang w:val="zh_TW" w:bidi="zh_TW"/>
+        </w:rPr>
+      </w:r>
+    </w:p>
+    <w:p>
+      <w:pPr>
+        <w:pStyle w:val="Heading2"/>
+      </w:pPr>
+      <w:r>
+        <w:rPr>
+          <w:lang w:val="zh_TW" w:bidi="zh_TW"/>
+        </w:rPr>
+        <w:t>約翰一書 1:5</w:t>
+      </w:r>
+      <w:r>
+        <w:rPr>
+          <w:lang w:val="zh_TW" w:bidi="zh_TW"/>
+        </w:rPr>
+      </w:r>
+    </w:p>
+    <w:p>
+      <w:pPr/>
+      <w:r>
+        <w:rPr>
+          <w:lang w:val="zh_TW" w:bidi="zh_TW"/>
+        </w:rPr>
+      </w:r>
+      <w:r>
+        <w:rPr>
+          <w:lang w:val="zh_TW" w:bidi="zh_TW"/>
+        </w:rPr>
+        <w:t>神就是光：這</w:t>
+      </w:r>
+      <w:r>
+        <w:rPr>
+          <w:i/>
+          <w:lang w:val="zh_TW" w:bidi="zh_TW"/>
+        </w:rPr>
+        <w:t>光</w:t>
+      </w:r>
+      <w:r>
+        <w:rPr>
+          <w:lang w:val="zh_TW" w:bidi="zh_TW"/>
+        </w:rPr>
+        <w:t>透過耶穌基督照到所有與祂接觸的人，顯出他們的罪並照亮神的道德本性和性情（見</w:t>
+      </w:r>
+      <w:hyperlink r:id="rId20">
+        <w:r>
+          <w:rPr>
+            <w:lang w:val="zh_TW" w:bidi="zh_TW"/>
+          </w:rPr>
+          <w:rPr>
+            <w:color w:val="0000EE"/>
+            <w:u w:val="single"/>
+          </w:rPr>
+          <w:t>約1:4–5</w:t>
+        </w:r>
+      </w:hyperlink>
+      <w:r>
+        <w:rPr>
+          <w:lang w:val="zh_TW" w:bidi="zh_TW"/>
+        </w:rPr>
+        <w:t>、</w:t>
+      </w:r>
       <w:hyperlink r:id="rId21">
         <w:r>
           <w:rPr>
@@ -698,6 +765,324 @@
             <w:color w:val="0000EE"/>
             <w:u w:val="single"/>
           </w:rPr>
+          <w:t>9</w:t>
+        </w:r>
+      </w:hyperlink>
+      <w:r>
+        <w:rPr>
+          <w:lang w:val="zh_TW" w:bidi="zh_TW"/>
+        </w:rPr>
+        <w:t>，</w:t>
+      </w:r>
+      <w:hyperlink r:id="rId22">
+        <w:r>
+          <w:rPr>
+            <w:lang w:val="zh_TW" w:bidi="zh_TW"/>
+          </w:rPr>
+          <w:rPr>
+            <w:color w:val="0000EE"/>
+            <w:u w:val="single"/>
+          </w:rPr>
+          <w:t>3:19–21</w:t>
+        </w:r>
+      </w:hyperlink>
+      <w:r>
+        <w:rPr>
+          <w:lang w:val="zh_TW" w:bidi="zh_TW"/>
+        </w:rPr>
+        <w:t>，</w:t>
+      </w:r>
+      <w:hyperlink r:id="rId23">
+        <w:r>
+          <w:rPr>
+            <w:lang w:val="zh_TW" w:bidi="zh_TW"/>
+          </w:rPr>
+          <w:rPr>
+            <w:color w:val="0000EE"/>
+            <w:u w:val="single"/>
+          </w:rPr>
+          <w:t>8:12</w:t>
+        </w:r>
+      </w:hyperlink>
+      <w:r>
+        <w:rPr>
+          <w:lang w:val="zh_TW" w:bidi="zh_TW"/>
+        </w:rPr>
+        <w:t>，</w:t>
+      </w:r>
+      <w:hyperlink r:id="rId24">
+        <w:r>
+          <w:rPr>
+            <w:lang w:val="zh_TW" w:bidi="zh_TW"/>
+          </w:rPr>
+          <w:rPr>
+            <w:color w:val="0000EE"/>
+            <w:u w:val="single"/>
+          </w:rPr>
+          <w:t>9:5</w:t>
+        </w:r>
+      </w:hyperlink>
+      <w:r>
+        <w:rPr>
+          <w:lang w:val="zh_TW" w:bidi="zh_TW"/>
+        </w:rPr>
+        <w:t>，</w:t>
+      </w:r>
+      <w:hyperlink r:id="rId25">
+        <w:r>
+          <w:rPr>
+            <w:lang w:val="zh_TW" w:bidi="zh_TW"/>
+          </w:rPr>
+          <w:rPr>
+            <w:color w:val="0000EE"/>
+            <w:u w:val="single"/>
+          </w:rPr>
+          <w:t>12:35–36</w:t>
+        </w:r>
+      </w:hyperlink>
+      <w:r>
+        <w:rPr>
+          <w:lang w:val="zh_TW" w:bidi="zh_TW"/>
+        </w:rPr>
+        <w:t>、</w:t>
+      </w:r>
+      <w:hyperlink r:id="rId26">
+        <w:r>
+          <w:rPr>
+            <w:lang w:val="zh_TW" w:bidi="zh_TW"/>
+          </w:rPr>
+          <w:rPr>
+            <w:color w:val="0000EE"/>
+            <w:u w:val="single"/>
+          </w:rPr>
+          <w:t>46</w:t>
+        </w:r>
+      </w:hyperlink>
+      <w:r>
+        <w:rPr>
+          <w:lang w:val="zh_TW" w:bidi="zh_TW"/>
+        </w:rPr>
+        <w:t>）。在約翰的著作中，「光」代表神的聖潔和啟示。這與虛假教導和沒有約束的生活——即「黑暗」——相反（</w:t>
+      </w:r>
+      <w:hyperlink r:id="rId27">
+        <w:r>
+          <w:rPr>
+            <w:lang w:val="zh_TW" w:bidi="zh_TW"/>
+          </w:rPr>
+          <w:rPr>
+            <w:color w:val="0000EE"/>
+            <w:u w:val="single"/>
+          </w:rPr>
+          <w:t>約一1:6</w:t>
+        </w:r>
+      </w:hyperlink>
+      <w:r>
+        <w:rPr>
+          <w:lang w:val="zh_TW" w:bidi="zh_TW"/>
+        </w:rPr>
+        <w:t>）。</w:t>
+      </w:r>
+      <w:r>
+        <w:rPr>
+          <w:lang w:val="zh_TW" w:bidi="zh_TW"/>
+        </w:rPr>
+      </w:r>
+      <w:r>
+        <w:rPr>
+          <w:lang w:val="zh_TW" w:bidi="zh_TW"/>
+        </w:rPr>
+      </w:r>
+    </w:p>
+    <w:p>
+      <w:pPr/>
+      <w:r>
+        <w:rPr>
+          <w:lang w:val="zh_TW" w:bidi="zh_TW"/>
+        </w:rPr>
+      </w:r>
+    </w:p>
+    <w:p>
+      <w:pPr>
+        <w:pStyle w:val="Heading2"/>
+      </w:pPr>
+      <w:r>
+        <w:rPr>
+          <w:lang w:val="zh_TW" w:bidi="zh_TW"/>
+        </w:rPr>
+        <w:t>約翰一書 1:5–2:6</w:t>
+      </w:r>
+      <w:r>
+        <w:rPr>
+          <w:lang w:val="zh_TW" w:bidi="zh_TW"/>
+        </w:rPr>
+      </w:r>
+    </w:p>
+    <w:p>
+      <w:pPr/>
+      <w:r>
+        <w:rPr>
+          <w:lang w:val="zh_TW" w:bidi="zh_TW"/>
+        </w:rPr>
+      </w:r>
+      <w:r>
+        <w:rPr>
+          <w:lang w:val="zh_TW" w:bidi="zh_TW"/>
+        </w:rPr>
+        <w:t>在這裡，約翰聚焦於與神相交的第一個層面。在光明中行意味著信徒會看到自己是罪人，但他們也會意識到耶穌是他們的保惠師，能使他們與神和好（見</w:t>
+      </w:r>
+      <w:hyperlink r:id="rId28">
+        <w:r>
+          <w:rPr>
+            <w:lang w:val="zh_TW" w:bidi="zh_TW"/>
+          </w:rPr>
+          <w:rPr>
+            <w:color w:val="0000EE"/>
+            <w:u w:val="single"/>
+          </w:rPr>
+          <w:t>弗5:6–13</w:t>
+        </w:r>
+      </w:hyperlink>
+      <w:r>
+        <w:rPr>
+          <w:lang w:val="zh_TW" w:bidi="zh_TW"/>
+        </w:rPr>
+        <w:t>）。</w:t>
+      </w:r>
+      <w:r>
+        <w:rPr>
+          <w:lang w:val="zh_TW" w:bidi="zh_TW"/>
+        </w:rPr>
+      </w:r>
+      <w:r>
+        <w:rPr>
+          <w:lang w:val="zh_TW" w:bidi="zh_TW"/>
+        </w:rPr>
+      </w:r>
+    </w:p>
+    <w:p>
+      <w:pPr/>
+      <w:r>
+        <w:rPr>
+          <w:lang w:val="zh_TW" w:bidi="zh_TW"/>
+        </w:rPr>
+      </w:r>
+    </w:p>
+    <w:p>
+      <w:pPr>
+        <w:pStyle w:val="Heading2"/>
+      </w:pPr>
+      <w:r>
+        <w:rPr>
+          <w:lang w:val="zh_TW" w:bidi="zh_TW"/>
+        </w:rPr>
+        <w:t>約翰一書 1:6</w:t>
+      </w:r>
+      <w:r>
+        <w:rPr>
+          <w:lang w:val="zh_TW" w:bidi="zh_TW"/>
+        </w:rPr>
+      </w:r>
+    </w:p>
+    <w:p>
+      <w:pPr/>
+      <w:r>
+        <w:rPr>
+          <w:lang w:val="zh_TW" w:bidi="zh_TW"/>
+        </w:rPr>
+      </w:r>
+      <w:r>
+        <w:rPr>
+          <w:lang w:val="zh_TW" w:bidi="zh_TW"/>
+        </w:rPr>
+        <w:t>這是約翰首次挑戰諾斯底主義者的主張，這些人已經脫離了與使徒的團契，因此生活在屬靈的黑暗中。他們聲稱與神相交，但並未彰顯出神光明的性情。耶穌曾警告祂那時代的猶太領袖，不要讓他們自以為有的光反倒成為黑暗（</w:t>
+      </w:r>
+      <w:hyperlink r:id="rId29">
+        <w:r>
+          <w:rPr>
+            <w:lang w:val="zh_TW" w:bidi="zh_TW"/>
+          </w:rPr>
+          <w:rPr>
+            <w:color w:val="0000EE"/>
+            <w:u w:val="single"/>
+          </w:rPr>
+          <w:t>太6:23</w:t>
+        </w:r>
+      </w:hyperlink>
+      <w:r>
+        <w:rPr>
+          <w:lang w:val="zh_TW" w:bidi="zh_TW"/>
+        </w:rPr>
+        <w:t>）——他們的宗教信仰使他們</w:t>
+      </w:r>
+      <w:r>
+        <w:rPr>
+          <w:lang w:val="zh_TW" w:bidi="zh_TW"/>
+        </w:rPr>
+        <w:t>看不見原本可以從基督得著的屬靈光照。</w:t>
+      </w:r>
+      <w:r>
+        <w:rPr>
+          <w:lang w:val="zh_TW" w:bidi="zh_TW"/>
+        </w:rPr>
+        <w:t>同樣地，這些諾斯底主義的教師自以為受了光照，但實際上被他們所謂的啟示所蒙蔽了。他們聲稱從神那裡得到屬靈經歷，卻拒絕與那些真正見過道成肉身之神的人，也就是約翰和其他的使徒相交。</w:t>
+      </w:r>
+      <w:r>
+        <w:rPr>
+          <w:lang w:val="zh_TW" w:bidi="zh_TW"/>
+        </w:rPr>
+      </w:r>
+      <w:r>
+        <w:rPr>
+          <w:lang w:val="zh_TW" w:bidi="zh_TW"/>
+        </w:rPr>
+      </w:r>
+    </w:p>
+    <w:p>
+      <w:pPr/>
+      <w:r>
+        <w:rPr>
+          <w:lang w:val="zh_TW" w:bidi="zh_TW"/>
+        </w:rPr>
+      </w:r>
+    </w:p>
+    <w:p>
+      <w:pPr>
+        <w:pStyle w:val="Heading2"/>
+      </w:pPr>
+      <w:r>
+        <w:rPr>
+          <w:lang w:val="zh_TW" w:bidi="zh_TW"/>
+        </w:rPr>
+        <w:t>約翰一書 1:7</w:t>
+      </w:r>
+      <w:r>
+        <w:rPr>
+          <w:lang w:val="zh_TW" w:bidi="zh_TW"/>
+        </w:rPr>
+      </w:r>
+    </w:p>
+    <w:p>
+      <w:pPr/>
+      <w:r>
+        <w:rPr>
+          <w:lang w:val="zh_TW" w:bidi="zh_TW"/>
+        </w:rPr>
+      </w:r>
+      <w:r>
+        <w:rPr>
+          <w:lang w:val="zh_TW" w:bidi="zh_TW"/>
+        </w:rPr>
+        <w:t>信徒在光明中行時，他們就與彼此相交，也與神相交。人不能說他們與神相交，卻不與神的百姓相交。這就是諾斯底派的情況。基督的使徒見過道成肉身的神耶穌基督，並與祂一直有屬靈上的相交（</w:t>
+      </w:r>
+      <w:hyperlink r:id="rId19">
+        <w:r>
+          <w:rPr>
+            <w:lang w:val="zh_TW" w:bidi="zh_TW"/>
+          </w:rPr>
+          <w:rPr>
+            <w:color w:val="0000EE"/>
+            <w:u w:val="single"/>
+          </w:rPr>
           <w:t>1:3</w:t>
         </w:r>
       </w:hyperlink>
@@ -705,20 +1090,7 @@
         <w:rPr>
           <w:lang w:val="zh_TW" w:bidi="zh_TW"/>
         </w:rPr>
-        <w:t>）。當讀者進入同樣的團契時，他們也會</w:t>
-      </w:r>
-      <w:r>
-        <w:rPr>
-          <w:i/>
-          <w:lang w:val="zh_TW" w:bidi="zh_TW"/>
-        </w:rPr>
-        <w:t>享有</w:t>
-      </w:r>
-      <w:r>
-        <w:rPr>
-          <w:lang w:val="zh_TW" w:bidi="zh_TW"/>
-        </w:rPr>
-        <w:t>這樣的喜樂。</w:t>
+        <w:t>）。</w:t>
       </w:r>
       <w:r>
         <w:rPr>
@@ -747,129 +1119,26 @@
         <w:rPr>
           <w:lang w:val="zh_TW" w:bidi="zh_TW"/>
         </w:rPr>
-        <w:t>約翰一書 1:5</w:t>
-      </w:r>
-      <w:r>
-        <w:rPr>
-          <w:lang w:val="zh_TW" w:bidi="zh_TW"/>
-        </w:rPr>
-      </w:r>
-    </w:p>
-    <w:p>
-      <w:pPr/>
-      <w:r>
-        <w:rPr>
-          <w:lang w:val="zh_TW" w:bidi="zh_TW"/>
-        </w:rPr>
-      </w:r>
-      <w:r>
-        <w:rPr>
-          <w:lang w:val="zh_TW" w:bidi="zh_TW"/>
-        </w:rPr>
-        <w:t>神就是光：這</w:t>
-      </w:r>
-      <w:r>
-        <w:rPr>
-          <w:i/>
-          <w:lang w:val="zh_TW" w:bidi="zh_TW"/>
-        </w:rPr>
-        <w:t>光</w:t>
-      </w:r>
-      <w:r>
-        <w:rPr>
-          <w:lang w:val="zh_TW" w:bidi="zh_TW"/>
-        </w:rPr>
-        <w:t>透過耶穌基督照到所有與祂接觸的人，顯出他們的罪並照亮神的道德本性和性情（見</w:t>
-      </w:r>
-      <w:hyperlink r:id="rId22">
-        <w:r>
-          <w:rPr>
-            <w:lang w:val="zh_TW" w:bidi="zh_TW"/>
-          </w:rPr>
-          <w:rPr>
-            <w:color w:val="0000EE"/>
-            <w:u w:val="single"/>
-          </w:rPr>
-          <w:t>約1:4–5</w:t>
-        </w:r>
-      </w:hyperlink>
-      <w:r>
-        <w:rPr>
-          <w:lang w:val="zh_TW" w:bidi="zh_TW"/>
-        </w:rPr>
-        <w:t>、</w:t>
-      </w:r>
-      <w:hyperlink r:id="rId23">
-        <w:r>
-          <w:rPr>
-            <w:lang w:val="zh_TW" w:bidi="zh_TW"/>
-          </w:rPr>
-          <w:rPr>
-            <w:color w:val="0000EE"/>
-            <w:u w:val="single"/>
-          </w:rPr>
-          <w:t>9</w:t>
-        </w:r>
-      </w:hyperlink>
-      <w:r>
-        <w:rPr>
-          <w:lang w:val="zh_TW" w:bidi="zh_TW"/>
-        </w:rPr>
-        <w:t>，</w:t>
-      </w:r>
-      <w:hyperlink r:id="rId24">
-        <w:r>
-          <w:rPr>
-            <w:lang w:val="zh_TW" w:bidi="zh_TW"/>
-          </w:rPr>
-          <w:rPr>
-            <w:color w:val="0000EE"/>
-            <w:u w:val="single"/>
-          </w:rPr>
-          <w:t>3:19–21</w:t>
-        </w:r>
-      </w:hyperlink>
-      <w:r>
-        <w:rPr>
-          <w:lang w:val="zh_TW" w:bidi="zh_TW"/>
-        </w:rPr>
-        <w:t>，</w:t>
-      </w:r>
-      <w:hyperlink r:id="rId25">
-        <w:r>
-          <w:rPr>
-            <w:lang w:val="zh_TW" w:bidi="zh_TW"/>
-          </w:rPr>
-          <w:rPr>
-            <w:color w:val="0000EE"/>
-            <w:u w:val="single"/>
-          </w:rPr>
-          <w:t>8:12</w:t>
-        </w:r>
-      </w:hyperlink>
-      <w:r>
-        <w:rPr>
-          <w:lang w:val="zh_TW" w:bidi="zh_TW"/>
-        </w:rPr>
-        <w:t>，</w:t>
-      </w:r>
-      <w:hyperlink r:id="rId26">
-        <w:r>
-          <w:rPr>
-            <w:lang w:val="zh_TW" w:bidi="zh_TW"/>
-          </w:rPr>
-          <w:rPr>
-            <w:color w:val="0000EE"/>
-            <w:u w:val="single"/>
-          </w:rPr>
-          <w:t>9:5</w:t>
-        </w:r>
-      </w:hyperlink>
-      <w:r>
-        <w:rPr>
-          <w:lang w:val="zh_TW" w:bidi="zh_TW"/>
-        </w:rPr>
-        <w:t>，</w:t>
+        <w:t>約翰一書 1:8</w:t>
+      </w:r>
+      <w:r>
+        <w:rPr>
+          <w:lang w:val="zh_TW" w:bidi="zh_TW"/>
+        </w:rPr>
+      </w:r>
+    </w:p>
+    <w:p>
+      <w:pPr/>
+      <w:r>
+        <w:rPr>
+          <w:lang w:val="zh_TW" w:bidi="zh_TW"/>
+        </w:rPr>
+      </w:r>
+      <w:r>
+        <w:rPr>
+          <w:lang w:val="zh_TW" w:bidi="zh_TW"/>
+        </w:rPr>
+        <w:t>我們若說自己無罪：這是諾斯底主義者的第二個錯誤宣稱（見</w:t>
       </w:r>
       <w:hyperlink r:id="rId27">
         <w:r>
@@ -880,98 +1149,26 @@
             <w:color w:val="0000EE"/>
             <w:u w:val="single"/>
           </w:rPr>
-          <w:t>12:35–36</w:t>
-        </w:r>
-      </w:hyperlink>
-      <w:r>
-        <w:rPr>
-          <w:lang w:val="zh_TW" w:bidi="zh_TW"/>
-        </w:rPr>
-        <w:t>、</w:t>
-      </w:r>
-      <w:hyperlink r:id="rId28">
-        <w:r>
-          <w:rPr>
-            <w:lang w:val="zh_TW" w:bidi="zh_TW"/>
-          </w:rPr>
-          <w:rPr>
-            <w:color w:val="0000EE"/>
-            <w:u w:val="single"/>
-          </w:rPr>
-          <w:t>46</w:t>
-        </w:r>
-      </w:hyperlink>
-      <w:r>
-        <w:rPr>
-          <w:lang w:val="zh_TW" w:bidi="zh_TW"/>
-        </w:rPr>
-        <w:t>）。在約翰的著作中，「光」代表神的聖潔和啟示。這與虛假教導和沒有約束的生活——即「黑暗」——相反（</w:t>
-      </w:r>
-      <w:hyperlink r:id="rId29">
-        <w:r>
-          <w:rPr>
-            <w:lang w:val="zh_TW" w:bidi="zh_TW"/>
-          </w:rPr>
-          <w:rPr>
-            <w:color w:val="0000EE"/>
-            <w:u w:val="single"/>
-          </w:rPr>
-          <w:t>約一1:6</w:t>
-        </w:r>
-      </w:hyperlink>
-      <w:r>
-        <w:rPr>
-          <w:lang w:val="zh_TW" w:bidi="zh_TW"/>
-        </w:rPr>
-        <w:t>）。</w:t>
-      </w:r>
-      <w:r>
-        <w:rPr>
-          <w:lang w:val="zh_TW" w:bidi="zh_TW"/>
-        </w:rPr>
-      </w:r>
-      <w:r>
-        <w:rPr>
-          <w:lang w:val="zh_TW" w:bidi="zh_TW"/>
-        </w:rPr>
-      </w:r>
-    </w:p>
-    <w:p>
-      <w:pPr/>
-      <w:r>
-        <w:rPr>
-          <w:lang w:val="zh_TW" w:bidi="zh_TW"/>
-        </w:rPr>
-      </w:r>
-    </w:p>
-    <w:p>
-      <w:pPr>
-        <w:pStyle w:val="Heading2"/>
-      </w:pPr>
-      <w:r>
-        <w:rPr>
-          <w:lang w:val="zh_TW" w:bidi="zh_TW"/>
-        </w:rPr>
-        <w:t>約翰一書 1:5–2:6</w:t>
-      </w:r>
-      <w:r>
-        <w:rPr>
-          <w:lang w:val="zh_TW" w:bidi="zh_TW"/>
-        </w:rPr>
-      </w:r>
-    </w:p>
-    <w:p>
-      <w:pPr/>
-      <w:r>
-        <w:rPr>
-          <w:lang w:val="zh_TW" w:bidi="zh_TW"/>
-        </w:rPr>
-      </w:r>
-      <w:r>
-        <w:rPr>
-          <w:lang w:val="zh_TW" w:bidi="zh_TW"/>
-        </w:rPr>
-        <w:t>在這裡，約翰聚焦於與神相交的第一個層面。在光明中行意味著信徒會看到自己是罪人，但他們也會意識到耶穌是他們的保惠師，能使他們與神和好（見</w:t>
+          <w:t>1:6</w:t>
+        </w:r>
+      </w:hyperlink>
+      <w:r>
+        <w:rPr>
+          <w:lang w:val="zh_TW" w:bidi="zh_TW"/>
+        </w:rPr>
+        <w:t>）。他們聲稱，由於基督已經一次永遠地廢除了他們的罪，因此</w:t>
+      </w:r>
+      <w:r>
+        <w:rPr>
+          <w:lang w:val="zh_TW" w:bidi="zh_TW"/>
+        </w:rPr>
+        <w:t>他們宣稱自己已經無罪，或可以達到無罪</w:t>
+      </w:r>
+      <w:r>
+        <w:rPr>
+          <w:lang w:val="zh_TW" w:bidi="zh_TW"/>
+        </w:rPr>
+        <w:t>——他們高深的知識會將他們提升到超越罪的領域。但基督徒活在舊的本性中時，仍然會犯罪（見</w:t>
       </w:r>
       <w:hyperlink r:id="rId30">
         <w:r>
@@ -982,256 +1179,16 @@
             <w:color w:val="0000EE"/>
             <w:u w:val="single"/>
           </w:rPr>
-          <w:t>弗5:6–13</w:t>
-        </w:r>
-      </w:hyperlink>
-      <w:r>
-        <w:rPr>
-          <w:lang w:val="zh_TW" w:bidi="zh_TW"/>
-        </w:rPr>
-        <w:t>）。</w:t>
-      </w:r>
-      <w:r>
-        <w:rPr>
-          <w:lang w:val="zh_TW" w:bidi="zh_TW"/>
-        </w:rPr>
-      </w:r>
-      <w:r>
-        <w:rPr>
-          <w:lang w:val="zh_TW" w:bidi="zh_TW"/>
-        </w:rPr>
-      </w:r>
-    </w:p>
-    <w:p>
-      <w:pPr/>
-      <w:r>
-        <w:rPr>
-          <w:lang w:val="zh_TW" w:bidi="zh_TW"/>
-        </w:rPr>
-      </w:r>
-    </w:p>
-    <w:p>
-      <w:pPr>
-        <w:pStyle w:val="Heading2"/>
-      </w:pPr>
-      <w:r>
-        <w:rPr>
-          <w:lang w:val="zh_TW" w:bidi="zh_TW"/>
-        </w:rPr>
-        <w:t>約翰一書 1:6</w:t>
-      </w:r>
-      <w:r>
-        <w:rPr>
-          <w:lang w:val="zh_TW" w:bidi="zh_TW"/>
-        </w:rPr>
-      </w:r>
-    </w:p>
-    <w:p>
-      <w:pPr/>
-      <w:r>
-        <w:rPr>
-          <w:lang w:val="zh_TW" w:bidi="zh_TW"/>
-        </w:rPr>
-      </w:r>
-      <w:r>
-        <w:rPr>
-          <w:lang w:val="zh_TW" w:bidi="zh_TW"/>
-        </w:rPr>
-        <w:t>這是約翰首次挑戰諾斯底主義者的主張，這些人已經脫離了與使徒的團契，因此生活在屬靈的黑暗中。他們聲稱與神相交，但並未彰顯出神光明的性情。耶穌曾警告祂那時代的猶太領袖，不要讓他們自以為有的光反倒成為黑暗（</w:t>
+          <w:t>羅7:14–25</w:t>
+        </w:r>
+      </w:hyperlink>
+      <w:r>
+        <w:rPr>
+          <w:lang w:val="zh_TW" w:bidi="zh_TW"/>
+        </w:rPr>
+        <w:t>）。真基督徒既承認這罪（</w:t>
       </w:r>
       <w:hyperlink r:id="rId31">
-        <w:r>
-          <w:rPr>
-            <w:lang w:val="zh_TW" w:bidi="zh_TW"/>
-          </w:rPr>
-          <w:rPr>
-            <w:color w:val="0000EE"/>
-            <w:u w:val="single"/>
-          </w:rPr>
-          <w:t>太6:23</w:t>
-        </w:r>
-      </w:hyperlink>
-      <w:r>
-        <w:rPr>
-          <w:lang w:val="zh_TW" w:bidi="zh_TW"/>
-        </w:rPr>
-        <w:t>）——他們的宗教信仰使他們</w:t>
-      </w:r>
-      <w:r>
-        <w:rPr>
-          <w:lang w:val="zh_TW" w:bidi="zh_TW"/>
-        </w:rPr>
-        <w:t>看不見原本可以從基督得著的屬靈光照。</w:t>
-      </w:r>
-      <w:r>
-        <w:rPr>
-          <w:lang w:val="zh_TW" w:bidi="zh_TW"/>
-        </w:rPr>
-        <w:t>同樣地，這些諾斯底主義的教師自以為受了光照，但實際上被他們所謂的啟示所蒙蔽了。他們聲稱從神那裡得到屬靈經歷，卻拒絕與那些真正見過道成肉身之神的人，也就是約翰和其他的使徒相交。</w:t>
-      </w:r>
-      <w:r>
-        <w:rPr>
-          <w:lang w:val="zh_TW" w:bidi="zh_TW"/>
-        </w:rPr>
-      </w:r>
-      <w:r>
-        <w:rPr>
-          <w:lang w:val="zh_TW" w:bidi="zh_TW"/>
-        </w:rPr>
-      </w:r>
-    </w:p>
-    <w:p>
-      <w:pPr/>
-      <w:r>
-        <w:rPr>
-          <w:lang w:val="zh_TW" w:bidi="zh_TW"/>
-        </w:rPr>
-      </w:r>
-    </w:p>
-    <w:p>
-      <w:pPr>
-        <w:pStyle w:val="Heading2"/>
-      </w:pPr>
-      <w:r>
-        <w:rPr>
-          <w:lang w:val="zh_TW" w:bidi="zh_TW"/>
-        </w:rPr>
-        <w:t>約翰一書 1:7</w:t>
-      </w:r>
-      <w:r>
-        <w:rPr>
-          <w:lang w:val="zh_TW" w:bidi="zh_TW"/>
-        </w:rPr>
-      </w:r>
-    </w:p>
-    <w:p>
-      <w:pPr/>
-      <w:r>
-        <w:rPr>
-          <w:lang w:val="zh_TW" w:bidi="zh_TW"/>
-        </w:rPr>
-      </w:r>
-      <w:r>
-        <w:rPr>
-          <w:lang w:val="zh_TW" w:bidi="zh_TW"/>
-        </w:rPr>
-        <w:t>信徒在光明中行時，他們就與彼此相交，也與神相交。人不能說他們與神相交，卻不與神的百姓相交。這就是諾斯底派的情況。基督的使徒見過道成肉身的神耶穌基督，並與祂一直有屬靈上的相交（</w:t>
-      </w:r>
-      <w:hyperlink r:id="rId21">
-        <w:r>
-          <w:rPr>
-            <w:lang w:val="zh_TW" w:bidi="zh_TW"/>
-          </w:rPr>
-          <w:rPr>
-            <w:color w:val="0000EE"/>
-            <w:u w:val="single"/>
-          </w:rPr>
-          <w:t>1:3</w:t>
-        </w:r>
-      </w:hyperlink>
-      <w:r>
-        <w:rPr>
-          <w:lang w:val="zh_TW" w:bidi="zh_TW"/>
-        </w:rPr>
-        <w:t>）。</w:t>
-      </w:r>
-      <w:r>
-        <w:rPr>
-          <w:lang w:val="zh_TW" w:bidi="zh_TW"/>
-        </w:rPr>
-      </w:r>
-      <w:r>
-        <w:rPr>
-          <w:lang w:val="zh_TW" w:bidi="zh_TW"/>
-        </w:rPr>
-      </w:r>
-    </w:p>
-    <w:p>
-      <w:pPr/>
-      <w:r>
-        <w:rPr>
-          <w:lang w:val="zh_TW" w:bidi="zh_TW"/>
-        </w:rPr>
-      </w:r>
-    </w:p>
-    <w:p>
-      <w:pPr>
-        <w:pStyle w:val="Heading2"/>
-      </w:pPr>
-      <w:r>
-        <w:rPr>
-          <w:lang w:val="zh_TW" w:bidi="zh_TW"/>
-        </w:rPr>
-        <w:t>約翰一書 1:8</w:t>
-      </w:r>
-      <w:r>
-        <w:rPr>
-          <w:lang w:val="zh_TW" w:bidi="zh_TW"/>
-        </w:rPr>
-      </w:r>
-    </w:p>
-    <w:p>
-      <w:pPr/>
-      <w:r>
-        <w:rPr>
-          <w:lang w:val="zh_TW" w:bidi="zh_TW"/>
-        </w:rPr>
-      </w:r>
-      <w:r>
-        <w:rPr>
-          <w:lang w:val="zh_TW" w:bidi="zh_TW"/>
-        </w:rPr>
-        <w:t>我們若說自己無罪：這是諾斯底主義者的第二個錯誤宣稱（見</w:t>
-      </w:r>
-      <w:hyperlink r:id="rId29">
-        <w:r>
-          <w:rPr>
-            <w:lang w:val="zh_TW" w:bidi="zh_TW"/>
-          </w:rPr>
-          <w:rPr>
-            <w:color w:val="0000EE"/>
-            <w:u w:val="single"/>
-          </w:rPr>
-          <w:t>1:6</w:t>
-        </w:r>
-      </w:hyperlink>
-      <w:r>
-        <w:rPr>
-          <w:lang w:val="zh_TW" w:bidi="zh_TW"/>
-        </w:rPr>
-        <w:t>）。他們聲稱，由於基督已經一次永遠地廢除了他們的罪，因此</w:t>
-      </w:r>
-      <w:r>
-        <w:rPr>
-          <w:lang w:val="zh_TW" w:bidi="zh_TW"/>
-        </w:rPr>
-        <w:t>他們宣稱自己已經無罪，或可以達到無罪</w:t>
-      </w:r>
-      <w:r>
-        <w:rPr>
-          <w:lang w:val="zh_TW" w:bidi="zh_TW"/>
-        </w:rPr>
-        <w:t>——他們高深的知識會將他們提升到超越罪的領域。但基督徒活在舊的本性中時，仍然會犯罪（見</w:t>
-      </w:r>
-      <w:hyperlink r:id="rId32">
-        <w:r>
-          <w:rPr>
-            <w:lang w:val="zh_TW" w:bidi="zh_TW"/>
-          </w:rPr>
-          <w:rPr>
-            <w:color w:val="0000EE"/>
-            <w:u w:val="single"/>
-          </w:rPr>
-          <w:t>羅7:14–25</w:t>
-        </w:r>
-      </w:hyperlink>
-      <w:r>
-        <w:rPr>
-          <w:lang w:val="zh_TW" w:bidi="zh_TW"/>
-        </w:rPr>
-        <w:t>）。真基督徒既承認這罪（</w:t>
-      </w:r>
-      <w:hyperlink r:id="rId33">
         <w:r>
           <w:rPr>
             <w:lang w:val="zh_TW" w:bidi="zh_TW"/>
@@ -1409,7 +1366,7 @@
         </w:rPr>
         <w:t>為了行在「光明」中（</w:t>
       </w:r>
-      <w:hyperlink r:id="rId34">
+      <w:hyperlink r:id="rId32">
         <w:r>
           <w:rPr>
             <w:lang w:val="zh_TW" w:bidi="zh_TW"/>
@@ -1427,25 +1384,25 @@
         </w:rPr>
         <w:t>），人必須認罪（</w:t>
       </w:r>
+      <w:hyperlink r:id="rId31">
+        <w:r>
+          <w:rPr>
+            <w:lang w:val="zh_TW" w:bidi="zh_TW"/>
+          </w:rPr>
+          <w:rPr>
+            <w:color w:val="0000EE"/>
+            <w:u w:val="single"/>
+          </w:rPr>
+          <w:t>1:9</w:t>
+        </w:r>
+      </w:hyperlink>
+      <w:r>
+        <w:rPr>
+          <w:lang w:val="zh_TW" w:bidi="zh_TW"/>
+        </w:rPr>
+        <w:t>）並停止犯罪。約翰在第</w:t>
+      </w:r>
       <w:hyperlink r:id="rId33">
-        <w:r>
-          <w:rPr>
-            <w:lang w:val="zh_TW" w:bidi="zh_TW"/>
-          </w:rPr>
-          <w:rPr>
-            <w:color w:val="0000EE"/>
-            <w:u w:val="single"/>
-          </w:rPr>
-          <w:t>1:9</w:t>
-        </w:r>
-      </w:hyperlink>
-      <w:r>
-        <w:rPr>
-          <w:lang w:val="zh_TW" w:bidi="zh_TW"/>
-        </w:rPr>
-        <w:t>）並停止犯罪。約翰在第</w:t>
-      </w:r>
-      <w:hyperlink r:id="rId35">
         <w:r>
           <w:rPr>
             <w:lang w:val="zh_TW" w:bidi="zh_TW"/>
@@ -1499,7 +1456,7 @@
         </w:rPr>
         <w:t>中保（希臘文paraklētos，「被召到我們身邊」作安慰者或保惠師）：基督是我們的辯護律師，在天上代表我們在父面前（見</w:t>
       </w:r>
-      <w:hyperlink r:id="rId36">
+      <w:hyperlink r:id="rId34">
         <w:r>
           <w:rPr>
             <w:lang w:val="zh_TW" w:bidi="zh_TW"/>
@@ -1517,7 +1474,7 @@
         </w:rPr>
         <w:t>；參</w:t>
       </w:r>
-      <w:hyperlink r:id="rId37">
+      <w:hyperlink r:id="rId35">
         <w:r>
           <w:rPr>
             <w:lang w:val="zh_TW" w:bidi="zh_TW"/>
@@ -1553,91 +1510,91 @@
         </w:rPr>
         <w:t>那義者耶穌基督：相反，我們是有罪的。因為基督成就了律法並為我們付上了罪的代價，祂憑著公義和憐憫為我們辯護。當神使基督從死裡復活時，祂一次且永遠的接納了基督為我們得赦免所提出的懇求（見</w:t>
       </w:r>
+      <w:hyperlink r:id="rId36">
+        <w:r>
+          <w:rPr>
+            <w:lang w:val="zh_TW" w:bidi="zh_TW"/>
+          </w:rPr>
+          <w:rPr>
+            <w:color w:val="0000EE"/>
+            <w:u w:val="single"/>
+          </w:rPr>
+          <w:t>羅4:23–25</w:t>
+        </w:r>
+      </w:hyperlink>
+      <w:r>
+        <w:rPr>
+          <w:lang w:val="zh_TW" w:bidi="zh_TW"/>
+        </w:rPr>
+        <w:t>）。「基督的公義站在我們這邊；因為神的公義在耶穌基督裡是我們的」（馬丁·路德〔Martin Luther〕）。</w:t>
+      </w:r>
+      <w:r>
+        <w:rPr>
+          <w:lang w:val="zh_TW" w:bidi="zh_TW"/>
+        </w:rPr>
+      </w:r>
+      <w:r>
+        <w:rPr>
+          <w:lang w:val="zh_TW" w:bidi="zh_TW"/>
+        </w:rPr>
+      </w:r>
+    </w:p>
+    <w:p>
+      <w:pPr/>
+      <w:r>
+        <w:rPr>
+          <w:lang w:val="zh_TW" w:bidi="zh_TW"/>
+        </w:rPr>
+      </w:r>
+    </w:p>
+    <w:p>
+      <w:pPr>
+        <w:pStyle w:val="Heading2"/>
+      </w:pPr>
+      <w:r>
+        <w:rPr>
+          <w:lang w:val="zh_TW" w:bidi="zh_TW"/>
+        </w:rPr>
+        <w:t>約翰一書 2:2</w:t>
+      </w:r>
+      <w:r>
+        <w:rPr>
+          <w:lang w:val="zh_TW" w:bidi="zh_TW"/>
+        </w:rPr>
+      </w:r>
+    </w:p>
+    <w:p>
+      <w:pPr/>
+      <w:r>
+        <w:rPr>
+          <w:lang w:val="zh_TW" w:bidi="zh_TW"/>
+        </w:rPr>
+      </w:r>
+      <w:r>
+        <w:rPr>
+          <w:lang w:val="zh_TW" w:bidi="zh_TW"/>
+        </w:rPr>
+        <w:t>挽回祭：希臘文單詞挽回祭（Hilasmos）意指「藉由獻祭來平息」（參</w:t>
+      </w:r>
+      <w:hyperlink r:id="rId37">
+        <w:r>
+          <w:rPr>
+            <w:lang w:val="zh_TW" w:bidi="zh_TW"/>
+          </w:rPr>
+          <w:rPr>
+            <w:color w:val="0000EE"/>
+            <w:u w:val="single"/>
+          </w:rPr>
+          <w:t>4:10</w:t>
+        </w:r>
+      </w:hyperlink>
+      <w:r>
+        <w:rPr>
+          <w:lang w:val="zh_TW" w:bidi="zh_TW"/>
+        </w:rPr>
+        <w:t>）。基督替我們死，滿足了神的公義（</w:t>
+      </w:r>
       <w:hyperlink r:id="rId38">
-        <w:r>
-          <w:rPr>
-            <w:lang w:val="zh_TW" w:bidi="zh_TW"/>
-          </w:rPr>
-          <w:rPr>
-            <w:color w:val="0000EE"/>
-            <w:u w:val="single"/>
-          </w:rPr>
-          <w:t>羅4:23–25</w:t>
-        </w:r>
-      </w:hyperlink>
-      <w:r>
-        <w:rPr>
-          <w:lang w:val="zh_TW" w:bidi="zh_TW"/>
-        </w:rPr>
-        <w:t>）。「基督的公義站在我們這邊；因為神的公義在耶穌基督裡是我們的」（馬丁·路德〔Martin Luther〕）。</w:t>
-      </w:r>
-      <w:r>
-        <w:rPr>
-          <w:lang w:val="zh_TW" w:bidi="zh_TW"/>
-        </w:rPr>
-      </w:r>
-      <w:r>
-        <w:rPr>
-          <w:lang w:val="zh_TW" w:bidi="zh_TW"/>
-        </w:rPr>
-      </w:r>
-    </w:p>
-    <w:p>
-      <w:pPr/>
-      <w:r>
-        <w:rPr>
-          <w:lang w:val="zh_TW" w:bidi="zh_TW"/>
-        </w:rPr>
-      </w:r>
-    </w:p>
-    <w:p>
-      <w:pPr>
-        <w:pStyle w:val="Heading2"/>
-      </w:pPr>
-      <w:r>
-        <w:rPr>
-          <w:lang w:val="zh_TW" w:bidi="zh_TW"/>
-        </w:rPr>
-        <w:t>約翰一書 2:2</w:t>
-      </w:r>
-      <w:r>
-        <w:rPr>
-          <w:lang w:val="zh_TW" w:bidi="zh_TW"/>
-        </w:rPr>
-      </w:r>
-    </w:p>
-    <w:p>
-      <w:pPr/>
-      <w:r>
-        <w:rPr>
-          <w:lang w:val="zh_TW" w:bidi="zh_TW"/>
-        </w:rPr>
-      </w:r>
-      <w:r>
-        <w:rPr>
-          <w:lang w:val="zh_TW" w:bidi="zh_TW"/>
-        </w:rPr>
-        <w:t>挽回祭：希臘文單詞挽回祭（Hilasmos）意指「藉由獻祭來平息」（參</w:t>
-      </w:r>
-      <w:hyperlink r:id="rId39">
-        <w:r>
-          <w:rPr>
-            <w:lang w:val="zh_TW" w:bidi="zh_TW"/>
-          </w:rPr>
-          <w:rPr>
-            <w:color w:val="0000EE"/>
-            <w:u w:val="single"/>
-          </w:rPr>
-          <w:t>4:10</w:t>
-        </w:r>
-      </w:hyperlink>
-      <w:r>
-        <w:rPr>
-          <w:lang w:val="zh_TW" w:bidi="zh_TW"/>
-        </w:rPr>
-        <w:t>）。基督替我們死，滿足了神的公義（</w:t>
-      </w:r>
-      <w:hyperlink r:id="rId40">
         <w:r>
           <w:rPr>
             <w:lang w:val="zh_TW" w:bidi="zh_TW"/>
@@ -1786,43 +1743,43 @@
         </w:rPr>
         <w:t>門徒從一開始就領受了這條舊命令（彼此相愛），這命令來自耶穌本身（</w:t>
       </w:r>
+      <w:hyperlink r:id="rId39">
+        <w:r>
+          <w:rPr>
+            <w:lang w:val="zh_TW" w:bidi="zh_TW"/>
+          </w:rPr>
+          <w:rPr>
+            <w:color w:val="0000EE"/>
+            <w:u w:val="single"/>
+          </w:rPr>
+          <w:t>約13:34–35</w:t>
+        </w:r>
+      </w:hyperlink>
+      <w:r>
+        <w:rPr>
+          <w:lang w:val="zh_TW" w:bidi="zh_TW"/>
+        </w:rPr>
+        <w:t>）以及舊約聖經（</w:t>
+      </w:r>
+      <w:hyperlink r:id="rId40">
+        <w:r>
+          <w:rPr>
+            <w:lang w:val="zh_TW" w:bidi="zh_TW"/>
+          </w:rPr>
+          <w:rPr>
+            <w:color w:val="0000EE"/>
+            <w:u w:val="single"/>
+          </w:rPr>
+          <w:t>利19:18</w:t>
+        </w:r>
+      </w:hyperlink>
+      <w:r>
+        <w:rPr>
+          <w:lang w:val="zh_TW" w:bidi="zh_TW"/>
+        </w:rPr>
+        <w:t>、</w:t>
+      </w:r>
       <w:hyperlink r:id="rId41">
-        <w:r>
-          <w:rPr>
-            <w:lang w:val="zh_TW" w:bidi="zh_TW"/>
-          </w:rPr>
-          <w:rPr>
-            <w:color w:val="0000EE"/>
-            <w:u w:val="single"/>
-          </w:rPr>
-          <w:t>約13:34–35</w:t>
-        </w:r>
-      </w:hyperlink>
-      <w:r>
-        <w:rPr>
-          <w:lang w:val="zh_TW" w:bidi="zh_TW"/>
-        </w:rPr>
-        <w:t>）以及舊約聖經（</w:t>
-      </w:r>
-      <w:hyperlink r:id="rId42">
-        <w:r>
-          <w:rPr>
-            <w:lang w:val="zh_TW" w:bidi="zh_TW"/>
-          </w:rPr>
-          <w:rPr>
-            <w:color w:val="0000EE"/>
-            <w:u w:val="single"/>
-          </w:rPr>
-          <w:t>利19:18</w:t>
-        </w:r>
-      </w:hyperlink>
-      <w:r>
-        <w:rPr>
-          <w:lang w:val="zh_TW" w:bidi="zh_TW"/>
-        </w:rPr>
-        <w:t>、</w:t>
-      </w:r>
-      <w:hyperlink r:id="rId43">
         <w:r>
           <w:rPr>
             <w:lang w:val="zh_TW" w:bidi="zh_TW"/>
@@ -1892,7 +1849,7 @@
         </w:rPr>
         <w:t>再者，我寫給你們的，是一條新命令：耶穌的命令在祂對門徒彰顯的愛中，提供了他們愛的新基礎（</w:t>
       </w:r>
-      <w:hyperlink r:id="rId44">
+      <w:hyperlink r:id="rId42">
         <w:r>
           <w:rPr>
             <w:lang w:val="zh_TW" w:bidi="zh_TW"/>
@@ -1989,7 +1946,7 @@
         </w:rPr>
         <w:t xml:space="preserve"> 希臘文adelphos（也出現在</w:t>
       </w:r>
-      <w:hyperlink r:id="rId45">
+      <w:hyperlink r:id="rId43">
         <w:r>
           <w:rPr>
             <w:lang w:val="zh_TW" w:bidi="zh_TW"/>
@@ -2260,6 +2217,42 @@
         </w:rPr>
         <w:t>這個世界是一個道德邪惡的體系，受撒但的影響，敵對神和基督在這個地上的國（</w:t>
       </w:r>
+      <w:hyperlink r:id="rId44">
+        <w:r>
+          <w:rPr>
+            <w:lang w:val="zh_TW" w:bidi="zh_TW"/>
+          </w:rPr>
+          <w:rPr>
+            <w:color w:val="0000EE"/>
+            <w:u w:val="single"/>
+          </w:rPr>
+          <w:t>2:16</w:t>
+        </w:r>
+      </w:hyperlink>
+      <w:r>
+        <w:rPr>
+          <w:lang w:val="zh_TW" w:bidi="zh_TW"/>
+        </w:rPr>
+        <w:t>，</w:t>
+      </w:r>
+      <w:hyperlink r:id="rId45">
+        <w:r>
+          <w:rPr>
+            <w:lang w:val="zh_TW" w:bidi="zh_TW"/>
+          </w:rPr>
+          <w:rPr>
+            <w:color w:val="0000EE"/>
+            <w:u w:val="single"/>
+          </w:rPr>
+          <w:t>3:1</w:t>
+        </w:r>
+      </w:hyperlink>
+      <w:r>
+        <w:rPr>
+          <w:lang w:val="zh_TW" w:bidi="zh_TW"/>
+        </w:rPr>
+        <w:t>，</w:t>
+      </w:r>
       <w:hyperlink r:id="rId46">
         <w:r>
           <w:rPr>
@@ -2269,7 +2262,7 @@
             <w:color w:val="0000EE"/>
             <w:u w:val="single"/>
           </w:rPr>
-          <w:t>2:16</w:t>
+          <w:t>4:4</w:t>
         </w:r>
       </w:hyperlink>
       <w:r>
@@ -2287,7 +2280,25 @@
             <w:color w:val="0000EE"/>
             <w:u w:val="single"/>
           </w:rPr>
-          <w:t>3:1</w:t>
+          <w:t>5:19</w:t>
+        </w:r>
+      </w:hyperlink>
+      <w:r>
+        <w:rPr>
+          <w:lang w:val="zh_TW" w:bidi="zh_TW"/>
+        </w:rPr>
+        <w:t>；</w:t>
+      </w:r>
+      <w:hyperlink r:id="rId48">
+        <w:r>
+          <w:rPr>
+            <w:lang w:val="zh_TW" w:bidi="zh_TW"/>
+          </w:rPr>
+          <w:rPr>
+            <w:color w:val="0000EE"/>
+            <w:u w:val="single"/>
+          </w:rPr>
+          <w:t>約12:31</w:t>
         </w:r>
       </w:hyperlink>
       <w:r>
@@ -2296,24 +2307,6 @@
         </w:rPr>
         <w:t>，</w:t>
       </w:r>
-      <w:hyperlink r:id="rId48">
-        <w:r>
-          <w:rPr>
-            <w:lang w:val="zh_TW" w:bidi="zh_TW"/>
-          </w:rPr>
-          <w:rPr>
-            <w:color w:val="0000EE"/>
-            <w:u w:val="single"/>
-          </w:rPr>
-          <w:t>4:4</w:t>
-        </w:r>
-      </w:hyperlink>
-      <w:r>
-        <w:rPr>
-          <w:lang w:val="zh_TW" w:bidi="zh_TW"/>
-        </w:rPr>
-        <w:t>，</w:t>
-      </w:r>
       <w:hyperlink r:id="rId49">
         <w:r>
           <w:rPr>
@@ -2323,7 +2316,7 @@
             <w:color w:val="0000EE"/>
             <w:u w:val="single"/>
           </w:rPr>
-          <w:t>5:19</w:t>
+          <w:t>15:18</w:t>
         </w:r>
       </w:hyperlink>
       <w:r>
@@ -2341,52 +2334,16 @@
             <w:color w:val="0000EE"/>
             <w:u w:val="single"/>
           </w:rPr>
-          <w:t>約12:31</w:t>
-        </w:r>
-      </w:hyperlink>
-      <w:r>
-        <w:rPr>
-          <w:lang w:val="zh_TW" w:bidi="zh_TW"/>
-        </w:rPr>
-        <w:t>，</w:t>
+          <w:t>弗6:11–12</w:t>
+        </w:r>
+      </w:hyperlink>
+      <w:r>
+        <w:rPr>
+          <w:lang w:val="zh_TW" w:bidi="zh_TW"/>
+        </w:rPr>
+        <w:t>；</w:t>
       </w:r>
       <w:hyperlink r:id="rId51">
-        <w:r>
-          <w:rPr>
-            <w:lang w:val="zh_TW" w:bidi="zh_TW"/>
-          </w:rPr>
-          <w:rPr>
-            <w:color w:val="0000EE"/>
-            <w:u w:val="single"/>
-          </w:rPr>
-          <w:t>15:18</w:t>
-        </w:r>
-      </w:hyperlink>
-      <w:r>
-        <w:rPr>
-          <w:lang w:val="zh_TW" w:bidi="zh_TW"/>
-        </w:rPr>
-        <w:t>；</w:t>
-      </w:r>
-      <w:hyperlink r:id="rId52">
-        <w:r>
-          <w:rPr>
-            <w:lang w:val="zh_TW" w:bidi="zh_TW"/>
-          </w:rPr>
-          <w:rPr>
-            <w:color w:val="0000EE"/>
-            <w:u w:val="single"/>
-          </w:rPr>
-          <w:t>弗6:11–12</w:t>
-        </w:r>
-      </w:hyperlink>
-      <w:r>
-        <w:rPr>
-          <w:lang w:val="zh_TW" w:bidi="zh_TW"/>
-        </w:rPr>
-        <w:t>；</w:t>
-      </w:r>
-      <w:hyperlink r:id="rId53">
         <w:r>
           <w:rPr>
             <w:lang w:val="zh_TW" w:bidi="zh_TW"/>
@@ -2456,7 +2413,7 @@
         </w:rPr>
         <w:t>敵基督字面意思是「代替基督」；他為自己奪取屬於基督的事物，並作為替代者冒充基督（參</w:t>
       </w:r>
-      <w:hyperlink r:id="rId54">
+      <w:hyperlink r:id="rId52">
         <w:r>
           <w:rPr>
             <w:lang w:val="zh_TW" w:bidi="zh_TW"/>
@@ -2474,7 +2431,7 @@
         </w:rPr>
         <w:t>和</w:t>
       </w:r>
-      <w:hyperlink r:id="rId55">
+      <w:hyperlink r:id="rId53">
         <w:r>
           <w:rPr>
             <w:lang w:val="zh_TW" w:bidi="zh_TW"/>
@@ -2510,43 +2467,43 @@
         </w:rPr>
         <w:t>已經有好些敵基督的出來了：他們是不承認耶穌是基督、神的兒子（</w:t>
       </w:r>
+      <w:hyperlink r:id="rId54">
+        <w:r>
+          <w:rPr>
+            <w:lang w:val="zh_TW" w:bidi="zh_TW"/>
+          </w:rPr>
+          <w:rPr>
+            <w:color w:val="0000EE"/>
+            <w:u w:val="single"/>
+          </w:rPr>
+          <w:t>約一2:22–23</w:t>
+        </w:r>
+      </w:hyperlink>
+      <w:r>
+        <w:rPr>
+          <w:lang w:val="zh_TW" w:bidi="zh_TW"/>
+        </w:rPr>
+        <w:t>）、道成肉身的神（</w:t>
+      </w:r>
+      <w:hyperlink r:id="rId55">
+        <w:r>
+          <w:rPr>
+            <w:lang w:val="zh_TW" w:bidi="zh_TW"/>
+          </w:rPr>
+          <w:rPr>
+            <w:color w:val="0000EE"/>
+            <w:u w:val="single"/>
+          </w:rPr>
+          <w:t>4:2</w:t>
+        </w:r>
+      </w:hyperlink>
+      <w:r>
+        <w:rPr>
+          <w:lang w:val="zh_TW" w:bidi="zh_TW"/>
+        </w:rPr>
+        <w:t>；</w:t>
+      </w:r>
       <w:hyperlink r:id="rId56">
-        <w:r>
-          <w:rPr>
-            <w:lang w:val="zh_TW" w:bidi="zh_TW"/>
-          </w:rPr>
-          <w:rPr>
-            <w:color w:val="0000EE"/>
-            <w:u w:val="single"/>
-          </w:rPr>
-          <w:t>約一2:22–23</w:t>
-        </w:r>
-      </w:hyperlink>
-      <w:r>
-        <w:rPr>
-          <w:lang w:val="zh_TW" w:bidi="zh_TW"/>
-        </w:rPr>
-        <w:t>）、道成肉身的神（</w:t>
-      </w:r>
-      <w:hyperlink r:id="rId57">
-        <w:r>
-          <w:rPr>
-            <w:lang w:val="zh_TW" w:bidi="zh_TW"/>
-          </w:rPr>
-          <w:rPr>
-            <w:color w:val="0000EE"/>
-            <w:u w:val="single"/>
-          </w:rPr>
-          <w:t>4:2</w:t>
-        </w:r>
-      </w:hyperlink>
-      <w:r>
-        <w:rPr>
-          <w:lang w:val="zh_TW" w:bidi="zh_TW"/>
-        </w:rPr>
-        <w:t>；</w:t>
-      </w:r>
-      <w:hyperlink r:id="rId58">
         <w:r>
           <w:rPr>
             <w:lang w:val="zh_TW" w:bidi="zh_TW"/>
@@ -2628,7 +2585,7 @@
         </w:rPr>
         <w:t>（見</w:t>
       </w:r>
-      <w:hyperlink r:id="rId59">
+      <w:hyperlink r:id="rId57">
         <w:r>
           <w:rPr>
             <w:lang w:val="zh_TW" w:bidi="zh_TW"/>
@@ -2646,25 +2603,25 @@
         </w:rPr>
         <w:t>；</w:t>
       </w:r>
+      <w:hyperlink r:id="rId56">
+        <w:r>
+          <w:rPr>
+            <w:lang w:val="zh_TW" w:bidi="zh_TW"/>
+          </w:rPr>
+          <w:rPr>
+            <w:color w:val="0000EE"/>
+            <w:u w:val="single"/>
+          </w:rPr>
+          <w:t>約二1:7</w:t>
+        </w:r>
+      </w:hyperlink>
+      <w:r>
+        <w:rPr>
+          <w:lang w:val="zh_TW" w:bidi="zh_TW"/>
+        </w:rPr>
+        <w:t>；</w:t>
+      </w:r>
       <w:hyperlink r:id="rId58">
-        <w:r>
-          <w:rPr>
-            <w:lang w:val="zh_TW" w:bidi="zh_TW"/>
-          </w:rPr>
-          <w:rPr>
-            <w:color w:val="0000EE"/>
-            <w:u w:val="single"/>
-          </w:rPr>
-          <w:t>約二1:7</w:t>
-        </w:r>
-      </w:hyperlink>
-      <w:r>
-        <w:rPr>
-          <w:lang w:val="zh_TW" w:bidi="zh_TW"/>
-        </w:rPr>
-        <w:t>；</w:t>
-      </w:r>
-      <w:hyperlink r:id="rId60">
         <w:r>
           <w:rPr>
             <w:lang w:val="zh_TW" w:bidi="zh_TW"/>
@@ -2748,6 +2705,42 @@
         </w:rPr>
         <w:t>你們從那聖者受了恩膏：聖靈賦予信徒能夠理解和辨識屬靈真理的能力（見</w:t>
       </w:r>
+      <w:hyperlink r:id="rId59">
+        <w:r>
+          <w:rPr>
+            <w:lang w:val="zh_TW" w:bidi="zh_TW"/>
+          </w:rPr>
+          <w:rPr>
+            <w:color w:val="0000EE"/>
+            <w:u w:val="single"/>
+          </w:rPr>
+          <w:t>賽61:1</w:t>
+        </w:r>
+      </w:hyperlink>
+      <w:r>
+        <w:rPr>
+          <w:lang w:val="zh_TW" w:bidi="zh_TW"/>
+        </w:rPr>
+        <w:t>；</w:t>
+      </w:r>
+      <w:hyperlink r:id="rId60">
+        <w:r>
+          <w:rPr>
+            <w:lang w:val="zh_TW" w:bidi="zh_TW"/>
+          </w:rPr>
+          <w:rPr>
+            <w:color w:val="0000EE"/>
+            <w:u w:val="single"/>
+          </w:rPr>
+          <w:t>徒10:38</w:t>
+        </w:r>
+      </w:hyperlink>
+      <w:r>
+        <w:rPr>
+          <w:lang w:val="zh_TW" w:bidi="zh_TW"/>
+        </w:rPr>
+        <w:t>；</w:t>
+      </w:r>
       <w:hyperlink r:id="rId61">
         <w:r>
           <w:rPr>
@@ -2757,14 +2750,128 @@
             <w:color w:val="0000EE"/>
             <w:u w:val="single"/>
           </w:rPr>
-          <w:t>賽61:1</w:t>
-        </w:r>
-      </w:hyperlink>
-      <w:r>
-        <w:rPr>
-          <w:lang w:val="zh_TW" w:bidi="zh_TW"/>
-        </w:rPr>
-        <w:t>；</w:t>
+          <w:t>林後1:21–22</w:t>
+        </w:r>
+      </w:hyperlink>
+      <w:r>
+        <w:rPr>
+          <w:lang w:val="zh_TW" w:bidi="zh_TW"/>
+        </w:rPr>
+        <w:t>）。有聖靈的人知道關於父和子的真理，並能辨別不符合使徒教導的內容。</w:t>
+      </w:r>
+      <w:r>
+        <w:rPr>
+          <w:lang w:val="zh_TW" w:bidi="zh_TW"/>
+        </w:rPr>
+      </w:r>
+      <w:r>
+        <w:rPr>
+          <w:lang w:val="zh_TW" w:bidi="zh_TW"/>
+        </w:rPr>
+      </w:r>
+    </w:p>
+    <w:p>
+      <w:pPr/>
+      <w:r>
+        <w:rPr>
+          <w:lang w:val="zh_TW" w:bidi="zh_TW"/>
+        </w:rPr>
+      </w:r>
+    </w:p>
+    <w:p>
+      <w:pPr>
+        <w:pStyle w:val="Heading2"/>
+      </w:pPr>
+      <w:r>
+        <w:rPr>
+          <w:lang w:val="zh_TW" w:bidi="zh_TW"/>
+        </w:rPr>
+        <w:t>約翰一書 2:22</w:t>
+      </w:r>
+      <w:r>
+        <w:rPr>
+          <w:lang w:val="zh_TW" w:bidi="zh_TW"/>
+        </w:rPr>
+      </w:r>
+    </w:p>
+    <w:p>
+      <w:pPr/>
+      <w:r>
+        <w:rPr>
+          <w:lang w:val="zh_TW" w:bidi="zh_TW"/>
+        </w:rPr>
+      </w:r>
+      <w:r>
+        <w:rPr>
+          <w:lang w:val="zh_TW" w:bidi="zh_TW"/>
+        </w:rPr>
+        <w:t>約翰指出，任何否認耶穌是基督、神的兒子、父的唯一彰顯者的假教師都是說謊者（</w:t>
+      </w:r>
+      <w:hyperlink r:id="rId55">
+        <w:r>
+          <w:rPr>
+            <w:lang w:val="zh_TW" w:bidi="zh_TW"/>
+          </w:rPr>
+          <w:rPr>
+            <w:color w:val="0000EE"/>
+            <w:u w:val="single"/>
+          </w:rPr>
+          <w:t>4:2</w:t>
+        </w:r>
+      </w:hyperlink>
+      <w:r>
+        <w:rPr>
+          <w:lang w:val="zh_TW" w:bidi="zh_TW"/>
+        </w:rPr>
+        <w:t>）。</w:t>
+      </w:r>
+      <w:r>
+        <w:rPr>
+          <w:lang w:val="zh_TW" w:bidi="zh_TW"/>
+        </w:rPr>
+      </w:r>
+      <w:r>
+        <w:rPr>
+          <w:lang w:val="zh_TW" w:bidi="zh_TW"/>
+        </w:rPr>
+      </w:r>
+    </w:p>
+    <w:p>
+      <w:pPr/>
+      <w:r>
+        <w:rPr>
+          <w:lang w:val="zh_TW" w:bidi="zh_TW"/>
+        </w:rPr>
+      </w:r>
+    </w:p>
+    <w:p>
+      <w:pPr>
+        <w:pStyle w:val="Heading2"/>
+      </w:pPr>
+      <w:r>
+        <w:rPr>
+          <w:lang w:val="zh_TW" w:bidi="zh_TW"/>
+        </w:rPr>
+        <w:t>約翰一書 2:24–25</w:t>
+      </w:r>
+      <w:r>
+        <w:rPr>
+          <w:lang w:val="zh_TW" w:bidi="zh_TW"/>
+        </w:rPr>
+      </w:r>
+    </w:p>
+    <w:p>
+      <w:pPr/>
+      <w:r>
+        <w:rPr>
+          <w:lang w:val="zh_TW" w:bidi="zh_TW"/>
+        </w:rPr>
+      </w:r>
+      <w:r>
+        <w:rPr>
+          <w:lang w:val="zh_TW" w:bidi="zh_TW"/>
+        </w:rPr>
+        <w:t>約翰教導他的讀者要抵擋這些敵基督者的謊言，並持守約翰和其他使徒宣講給他們的真理。若他們這樣做，就會與子和父相交，並有永生的確據 （</w:t>
       </w:r>
       <w:hyperlink r:id="rId62">
         <w:r>
@@ -2775,14 +2882,14 @@
             <w:color w:val="0000EE"/>
             <w:u w:val="single"/>
           </w:rPr>
-          <w:t>徒10:38</w:t>
-        </w:r>
-      </w:hyperlink>
-      <w:r>
-        <w:rPr>
-          <w:lang w:val="zh_TW" w:bidi="zh_TW"/>
-        </w:rPr>
-        <w:t>；</w:t>
+          <w:t>約3:15</w:t>
+        </w:r>
+      </w:hyperlink>
+      <w:r>
+        <w:rPr>
+          <w:lang w:val="zh_TW" w:bidi="zh_TW"/>
+        </w:rPr>
+        <w:t>、</w:t>
       </w:r>
       <w:hyperlink r:id="rId63">
         <w:r>
@@ -2793,128 +2900,14 @@
             <w:color w:val="0000EE"/>
             <w:u w:val="single"/>
           </w:rPr>
-          <w:t>林後1:21–22</w:t>
-        </w:r>
-      </w:hyperlink>
-      <w:r>
-        <w:rPr>
-          <w:lang w:val="zh_TW" w:bidi="zh_TW"/>
-        </w:rPr>
-        <w:t>）。有聖靈的人知道關於父和子的真理，並能辨別不符合使徒教導的內容。</w:t>
-      </w:r>
-      <w:r>
-        <w:rPr>
-          <w:lang w:val="zh_TW" w:bidi="zh_TW"/>
-        </w:rPr>
-      </w:r>
-      <w:r>
-        <w:rPr>
-          <w:lang w:val="zh_TW" w:bidi="zh_TW"/>
-        </w:rPr>
-      </w:r>
-    </w:p>
-    <w:p>
-      <w:pPr/>
-      <w:r>
-        <w:rPr>
-          <w:lang w:val="zh_TW" w:bidi="zh_TW"/>
-        </w:rPr>
-      </w:r>
-    </w:p>
-    <w:p>
-      <w:pPr>
-        <w:pStyle w:val="Heading2"/>
-      </w:pPr>
-      <w:r>
-        <w:rPr>
-          <w:lang w:val="zh_TW" w:bidi="zh_TW"/>
-        </w:rPr>
-        <w:t>約翰一書 2:22</w:t>
-      </w:r>
-      <w:r>
-        <w:rPr>
-          <w:lang w:val="zh_TW" w:bidi="zh_TW"/>
-        </w:rPr>
-      </w:r>
-    </w:p>
-    <w:p>
-      <w:pPr/>
-      <w:r>
-        <w:rPr>
-          <w:lang w:val="zh_TW" w:bidi="zh_TW"/>
-        </w:rPr>
-      </w:r>
-      <w:r>
-        <w:rPr>
-          <w:lang w:val="zh_TW" w:bidi="zh_TW"/>
-        </w:rPr>
-        <w:t>約翰指出，任何否認耶穌是基督、神的兒子、父的唯一彰顯者的假教師都是說謊者（</w:t>
-      </w:r>
-      <w:hyperlink r:id="rId57">
-        <w:r>
-          <w:rPr>
-            <w:lang w:val="zh_TW" w:bidi="zh_TW"/>
-          </w:rPr>
-          <w:rPr>
-            <w:color w:val="0000EE"/>
-            <w:u w:val="single"/>
-          </w:rPr>
-          <w:t>4:2</w:t>
-        </w:r>
-      </w:hyperlink>
-      <w:r>
-        <w:rPr>
-          <w:lang w:val="zh_TW" w:bidi="zh_TW"/>
-        </w:rPr>
-        <w:t>）。</w:t>
-      </w:r>
-      <w:r>
-        <w:rPr>
-          <w:lang w:val="zh_TW" w:bidi="zh_TW"/>
-        </w:rPr>
-      </w:r>
-      <w:r>
-        <w:rPr>
-          <w:lang w:val="zh_TW" w:bidi="zh_TW"/>
-        </w:rPr>
-      </w:r>
-    </w:p>
-    <w:p>
-      <w:pPr/>
-      <w:r>
-        <w:rPr>
-          <w:lang w:val="zh_TW" w:bidi="zh_TW"/>
-        </w:rPr>
-      </w:r>
-    </w:p>
-    <w:p>
-      <w:pPr>
-        <w:pStyle w:val="Heading2"/>
-      </w:pPr>
-      <w:r>
-        <w:rPr>
-          <w:lang w:val="zh_TW" w:bidi="zh_TW"/>
-        </w:rPr>
-        <w:t>約翰一書 2:24–25</w:t>
-      </w:r>
-      <w:r>
-        <w:rPr>
-          <w:lang w:val="zh_TW" w:bidi="zh_TW"/>
-        </w:rPr>
-      </w:r>
-    </w:p>
-    <w:p>
-      <w:pPr/>
-      <w:r>
-        <w:rPr>
-          <w:lang w:val="zh_TW" w:bidi="zh_TW"/>
-        </w:rPr>
-      </w:r>
-      <w:r>
-        <w:rPr>
-          <w:lang w:val="zh_TW" w:bidi="zh_TW"/>
-        </w:rPr>
-        <w:t>約翰教導他的讀者要抵擋這些敵基督者的謊言，並持守約翰和其他使徒宣講給他們的真理。若他們這樣做，就會與子和父相交，並有永生的確據 （</w:t>
+          <w:t>36</w:t>
+        </w:r>
+      </w:hyperlink>
+      <w:r>
+        <w:rPr>
+          <w:lang w:val="zh_TW" w:bidi="zh_TW"/>
+        </w:rPr>
+        <w:t>，</w:t>
       </w:r>
       <w:hyperlink r:id="rId64">
         <w:r>
@@ -2925,7 +2918,7 @@
             <w:color w:val="0000EE"/>
             <w:u w:val="single"/>
           </w:rPr>
-          <w:t>約3:15</w:t>
+          <w:t>6:40</w:t>
         </w:r>
       </w:hyperlink>
       <w:r>
@@ -2943,7 +2936,25 @@
             <w:color w:val="0000EE"/>
             <w:u w:val="single"/>
           </w:rPr>
-          <w:t>36</w:t>
+          <w:t>47</w:t>
+        </w:r>
+      </w:hyperlink>
+      <w:r>
+        <w:rPr>
+          <w:lang w:val="zh_TW" w:bidi="zh_TW"/>
+        </w:rPr>
+        <w:t>、</w:t>
+      </w:r>
+      <w:hyperlink r:id="rId66">
+        <w:r>
+          <w:rPr>
+            <w:lang w:val="zh_TW" w:bidi="zh_TW"/>
+          </w:rPr>
+          <w:rPr>
+            <w:color w:val="0000EE"/>
+            <w:u w:val="single"/>
+          </w:rPr>
+          <w:t>57</w:t>
         </w:r>
       </w:hyperlink>
       <w:r>
@@ -2952,61 +2963,7 @@
         </w:rPr>
         <w:t>，</w:t>
       </w:r>
-      <w:hyperlink r:id="rId66">
-        <w:r>
-          <w:rPr>
-            <w:lang w:val="zh_TW" w:bidi="zh_TW"/>
-          </w:rPr>
-          <w:rPr>
-            <w:color w:val="0000EE"/>
-            <w:u w:val="single"/>
-          </w:rPr>
-          <w:t>6:40</w:t>
-        </w:r>
-      </w:hyperlink>
-      <w:r>
-        <w:rPr>
-          <w:lang w:val="zh_TW" w:bidi="zh_TW"/>
-        </w:rPr>
-        <w:t>、</w:t>
-      </w:r>
       <w:hyperlink r:id="rId67">
-        <w:r>
-          <w:rPr>
-            <w:lang w:val="zh_TW" w:bidi="zh_TW"/>
-          </w:rPr>
-          <w:rPr>
-            <w:color w:val="0000EE"/>
-            <w:u w:val="single"/>
-          </w:rPr>
-          <w:t>47</w:t>
-        </w:r>
-      </w:hyperlink>
-      <w:r>
-        <w:rPr>
-          <w:lang w:val="zh_TW" w:bidi="zh_TW"/>
-        </w:rPr>
-        <w:t>、</w:t>
-      </w:r>
-      <w:hyperlink r:id="rId68">
-        <w:r>
-          <w:rPr>
-            <w:lang w:val="zh_TW" w:bidi="zh_TW"/>
-          </w:rPr>
-          <w:rPr>
-            <w:color w:val="0000EE"/>
-            <w:u w:val="single"/>
-          </w:rPr>
-          <w:t>57</w:t>
-        </w:r>
-      </w:hyperlink>
-      <w:r>
-        <w:rPr>
-          <w:lang w:val="zh_TW" w:bidi="zh_TW"/>
-        </w:rPr>
-        <w:t>，</w:t>
-      </w:r>
-      <w:hyperlink r:id="rId69">
         <w:r>
           <w:rPr>
             <w:lang w:val="zh_TW" w:bidi="zh_TW"/>
@@ -3148,7 +3105,7 @@
         </w:rPr>
         <w:t>當基督再來時，我們必要像祂，因為必得見祂的真體。神的兒女有基督的形象，並共享祂的榮耀（見</w:t>
       </w:r>
-      <w:hyperlink r:id="rId70">
+      <w:hyperlink r:id="rId68">
         <w:r>
           <w:rPr>
             <w:lang w:val="zh_TW" w:bidi="zh_TW"/>
@@ -3208,115 +3165,115 @@
         </w:rPr>
         <w:t>，神的兒女在基督到來時將不會感到羞愧（</w:t>
       </w:r>
+      <w:hyperlink r:id="rId69">
+        <w:r>
+          <w:rPr>
+            <w:lang w:val="zh_TW" w:bidi="zh_TW"/>
+          </w:rPr>
+          <w:rPr>
+            <w:color w:val="0000EE"/>
+            <w:u w:val="single"/>
+          </w:rPr>
+          <w:t>約一2:29</w:t>
+        </w:r>
+      </w:hyperlink>
+      <w:r>
+        <w:rPr>
+          <w:lang w:val="zh_TW" w:bidi="zh_TW"/>
+        </w:rPr>
+        <w:t>）。</w:t>
+      </w:r>
+      <w:r>
+        <w:rPr>
+          <w:lang w:val="zh_TW" w:bidi="zh_TW"/>
+        </w:rPr>
+      </w:r>
+      <w:r>
+        <w:rPr>
+          <w:lang w:val="zh_TW" w:bidi="zh_TW"/>
+        </w:rPr>
+      </w:r>
+    </w:p>
+    <w:p>
+      <w:pPr/>
+      <w:r>
+        <w:rPr>
+          <w:lang w:val="zh_TW" w:bidi="zh_TW"/>
+        </w:rPr>
+      </w:r>
+    </w:p>
+    <w:p>
+      <w:pPr>
+        <w:pStyle w:val="Heading2"/>
+      </w:pPr>
+      <w:r>
+        <w:rPr>
+          <w:lang w:val="zh_TW" w:bidi="zh_TW"/>
+        </w:rPr>
+        <w:t>約翰一書 3:4–10</w:t>
+      </w:r>
+      <w:r>
+        <w:rPr>
+          <w:lang w:val="zh_TW" w:bidi="zh_TW"/>
+        </w:rPr>
+      </w:r>
+    </w:p>
+    <w:p>
+      <w:pPr/>
+      <w:r>
+        <w:rPr>
+          <w:lang w:val="zh_TW" w:bidi="zh_TW"/>
+        </w:rPr>
+      </w:r>
+      <w:r>
+        <w:rPr>
+          <w:lang w:val="zh_TW" w:bidi="zh_TW"/>
+        </w:rPr>
+        <w:t>這個段落討論了過潔淨的生活的意義（</w:t>
+      </w:r>
+      <w:hyperlink r:id="rId70">
+        <w:r>
+          <w:rPr>
+            <w:lang w:val="zh_TW" w:bidi="zh_TW"/>
+          </w:rPr>
+          <w:rPr>
+            <w:color w:val="0000EE"/>
+            <w:u w:val="single"/>
+          </w:rPr>
+          <w:t>3:3</w:t>
+        </w:r>
+      </w:hyperlink>
+      <w:r>
+        <w:rPr>
+          <w:lang w:val="zh_TW" w:bidi="zh_TW"/>
+        </w:rPr>
+        <w:t>）。</w:t>
+      </w:r>
+      <w:r>
+        <w:rPr>
+          <w:lang w:val="zh_TW" w:bidi="zh_TW"/>
+        </w:rPr>
+        <w:t>成為神家裡的兒女就必須潔淨</w:t>
+      </w:r>
+      <w:r>
+        <w:rPr>
+          <w:lang w:val="zh_TW" w:bidi="zh_TW"/>
+        </w:rPr>
+        <w:t>；犯罪的生活——持續缺乏潔淨——證明那人並非神真正的兒女。罪與從重生而來的新本質互不相容。約翰希望信徒行事正直，從而證明他們與基督和祂的公義聯合。</w:t>
+      </w:r>
+      <w:r>
+        <w:rPr>
+          <w:lang w:val="zh_TW" w:bidi="zh_TW"/>
+        </w:rPr>
+        <w:t>屬神的兒女不以犯罪為常，</w:t>
+      </w:r>
+      <w:r>
+        <w:rPr>
+          <w:lang w:val="zh_TW" w:bidi="zh_TW"/>
+        </w:rPr>
+        <w:t>但這與假教師所宣稱的那種「無罪」不同（見</w:t>
+      </w:r>
       <w:hyperlink r:id="rId71">
-        <w:r>
-          <w:rPr>
-            <w:lang w:val="zh_TW" w:bidi="zh_TW"/>
-          </w:rPr>
-          <w:rPr>
-            <w:color w:val="0000EE"/>
-            <w:u w:val="single"/>
-          </w:rPr>
-          <w:t>約一2:29</w:t>
-        </w:r>
-      </w:hyperlink>
-      <w:r>
-        <w:rPr>
-          <w:lang w:val="zh_TW" w:bidi="zh_TW"/>
-        </w:rPr>
-        <w:t>）。</w:t>
-      </w:r>
-      <w:r>
-        <w:rPr>
-          <w:lang w:val="zh_TW" w:bidi="zh_TW"/>
-        </w:rPr>
-      </w:r>
-      <w:r>
-        <w:rPr>
-          <w:lang w:val="zh_TW" w:bidi="zh_TW"/>
-        </w:rPr>
-      </w:r>
-    </w:p>
-    <w:p>
-      <w:pPr/>
-      <w:r>
-        <w:rPr>
-          <w:lang w:val="zh_TW" w:bidi="zh_TW"/>
-        </w:rPr>
-      </w:r>
-    </w:p>
-    <w:p>
-      <w:pPr>
-        <w:pStyle w:val="Heading2"/>
-      </w:pPr>
-      <w:r>
-        <w:rPr>
-          <w:lang w:val="zh_TW" w:bidi="zh_TW"/>
-        </w:rPr>
-        <w:t>約翰一書 3:4–10</w:t>
-      </w:r>
-      <w:r>
-        <w:rPr>
-          <w:lang w:val="zh_TW" w:bidi="zh_TW"/>
-        </w:rPr>
-      </w:r>
-    </w:p>
-    <w:p>
-      <w:pPr/>
-      <w:r>
-        <w:rPr>
-          <w:lang w:val="zh_TW" w:bidi="zh_TW"/>
-        </w:rPr>
-      </w:r>
-      <w:r>
-        <w:rPr>
-          <w:lang w:val="zh_TW" w:bidi="zh_TW"/>
-        </w:rPr>
-        <w:t>這個段落討論了過潔淨的生活的意義（</w:t>
-      </w:r>
-      <w:hyperlink r:id="rId72">
-        <w:r>
-          <w:rPr>
-            <w:lang w:val="zh_TW" w:bidi="zh_TW"/>
-          </w:rPr>
-          <w:rPr>
-            <w:color w:val="0000EE"/>
-            <w:u w:val="single"/>
-          </w:rPr>
-          <w:t>3:3</w:t>
-        </w:r>
-      </w:hyperlink>
-      <w:r>
-        <w:rPr>
-          <w:lang w:val="zh_TW" w:bidi="zh_TW"/>
-        </w:rPr>
-        <w:t>）。</w:t>
-      </w:r>
-      <w:r>
-        <w:rPr>
-          <w:lang w:val="zh_TW" w:bidi="zh_TW"/>
-        </w:rPr>
-        <w:t>成為神家裡的兒女就必須潔淨</w:t>
-      </w:r>
-      <w:r>
-        <w:rPr>
-          <w:lang w:val="zh_TW" w:bidi="zh_TW"/>
-        </w:rPr>
-        <w:t>；犯罪的生活——持續缺乏潔淨——證明那人並非神真正的兒女。罪與從重生而來的新本質互不相容。約翰希望信徒行事正直，從而證明他們與基督和祂的公義聯合。</w:t>
-      </w:r>
-      <w:r>
-        <w:rPr>
-          <w:lang w:val="zh_TW" w:bidi="zh_TW"/>
-        </w:rPr>
-        <w:t>屬神的兒女不以犯罪為常，</w:t>
-      </w:r>
-      <w:r>
-        <w:rPr>
-          <w:lang w:val="zh_TW" w:bidi="zh_TW"/>
-        </w:rPr>
-        <w:t>但這與假教師所宣稱的那種「無罪」不同（見</w:t>
-      </w:r>
-      <w:hyperlink r:id="rId73">
         <w:r>
           <w:rPr>
             <w:lang w:val="zh_TW" w:bidi="zh_TW"/>
@@ -3398,7 +3355,7 @@
         </w:rPr>
         <w:t>住在他裡面（希臘文menō）：這指出「住」和「在」（</w:t>
       </w:r>
-      <w:hyperlink r:id="rId74">
+      <w:hyperlink r:id="rId72">
         <w:r>
           <w:rPr>
             <w:lang w:val="zh_TW" w:bidi="zh_TW"/>
@@ -3482,6 +3439,156 @@
         </w:rPr>
         <w:t>除滅：這不是表示「消滅」，而是表示「拆毀」（見</w:t>
       </w:r>
+      <w:hyperlink r:id="rId73">
+        <w:r>
+          <w:rPr>
+            <w:lang w:val="zh_TW" w:bidi="zh_TW"/>
+          </w:rPr>
+          <w:rPr>
+            <w:color w:val="0000EE"/>
+            <w:u w:val="single"/>
+          </w:rPr>
+          <w:t>弗2:14</w:t>
+        </w:r>
+      </w:hyperlink>
+      <w:r>
+        <w:rPr>
+          <w:lang w:val="zh_TW" w:bidi="zh_TW"/>
+        </w:rPr>
+        <w:t>）、「解開」或「使之無效」。基督並沒有消滅撒但；祂來是要消除魔鬼的作為，將人從罪及罪可怕的後果中釋放出來。</w:t>
+      </w:r>
+      <w:r>
+        <w:rPr>
+          <w:lang w:val="zh_TW" w:bidi="zh_TW"/>
+        </w:rPr>
+      </w:r>
+      <w:r>
+        <w:rPr>
+          <w:lang w:val="zh_TW" w:bidi="zh_TW"/>
+        </w:rPr>
+      </w:r>
+    </w:p>
+    <w:p>
+      <w:pPr/>
+      <w:r>
+        <w:rPr>
+          <w:lang w:val="zh_TW" w:bidi="zh_TW"/>
+        </w:rPr>
+      </w:r>
+    </w:p>
+    <w:p>
+      <w:pPr>
+        <w:pStyle w:val="Heading2"/>
+      </w:pPr>
+      <w:r>
+        <w:rPr>
+          <w:lang w:val="zh_TW" w:bidi="zh_TW"/>
+        </w:rPr>
+        <w:t>約翰一書 3:9–10</w:t>
+      </w:r>
+      <w:r>
+        <w:rPr>
+          <w:lang w:val="zh_TW" w:bidi="zh_TW"/>
+        </w:rPr>
+      </w:r>
+    </w:p>
+    <w:p>
+      <w:pPr/>
+      <w:r>
+        <w:rPr>
+          <w:lang w:val="zh_TW" w:bidi="zh_TW"/>
+        </w:rPr>
+      </w:r>
+      <w:r>
+        <w:rPr>
+          <w:lang w:val="zh_TW" w:bidi="zh_TW"/>
+        </w:rPr>
+        <w:t>正直地生活意味著與神保持正確的關係（這行為與假教師形成對比，他們認為屬靈的生命不會被任何肉體的行為污染）。這並不表示我們過的是完美無瑕的生活（</w:t>
+      </w:r>
+      <w:hyperlink r:id="rId74">
+        <w:r>
+          <w:rPr>
+            <w:lang w:val="zh_TW" w:bidi="zh_TW"/>
+          </w:rPr>
+          <w:rPr>
+            <w:color w:val="0000EE"/>
+            <w:u w:val="single"/>
+          </w:rPr>
+          <w:t>1:8</w:t>
+        </w:r>
+      </w:hyperlink>
+      <w:r>
+        <w:rPr>
+          <w:lang w:val="zh_TW" w:bidi="zh_TW"/>
+        </w:rPr>
+        <w:t>），而是我們與神保持了良好的關係（</w:t>
+      </w:r>
+      <w:hyperlink r:id="rId31">
+        <w:r>
+          <w:rPr>
+            <w:lang w:val="zh_TW" w:bidi="zh_TW"/>
+          </w:rPr>
+          <w:rPr>
+            <w:color w:val="0000EE"/>
+            <w:u w:val="single"/>
+          </w:rPr>
+          <w:t>1:9</w:t>
+        </w:r>
+      </w:hyperlink>
+      <w:r>
+        <w:rPr>
+          <w:lang w:val="zh_TW" w:bidi="zh_TW"/>
+        </w:rPr>
+        <w:t>）。</w:t>
+      </w:r>
+      <w:r>
+        <w:rPr>
+          <w:lang w:val="zh_TW" w:bidi="zh_TW"/>
+        </w:rPr>
+      </w:r>
+      <w:r>
+        <w:rPr>
+          <w:lang w:val="zh_TW" w:bidi="zh_TW"/>
+        </w:rPr>
+      </w:r>
+    </w:p>
+    <w:p>
+      <w:pPr/>
+      <w:r>
+        <w:rPr>
+          <w:lang w:val="zh_TW" w:bidi="zh_TW"/>
+        </w:rPr>
+      </w:r>
+    </w:p>
+    <w:p>
+      <w:pPr>
+        <w:pStyle w:val="Heading2"/>
+      </w:pPr>
+      <w:r>
+        <w:rPr>
+          <w:lang w:val="zh_TW" w:bidi="zh_TW"/>
+        </w:rPr>
+        <w:t>約翰一書 3:11–22</w:t>
+      </w:r>
+      <w:r>
+        <w:rPr>
+          <w:lang w:val="zh_TW" w:bidi="zh_TW"/>
+        </w:rPr>
+      </w:r>
+    </w:p>
+    <w:p>
+      <w:pPr/>
+      <w:r>
+        <w:rPr>
+          <w:lang w:val="zh_TW" w:bidi="zh_TW"/>
+        </w:rPr>
+      </w:r>
+      <w:r>
+        <w:rPr>
+          <w:lang w:val="zh_TW" w:bidi="zh_TW"/>
+        </w:rPr>
+        <w:t>約翰這時候著重於信徒彼此相愛的需要（見</w:t>
+      </w:r>
       <w:hyperlink r:id="rId75">
         <w:r>
           <w:rPr>
@@ -3491,14 +3598,14 @@
             <w:color w:val="0000EE"/>
             <w:u w:val="single"/>
           </w:rPr>
-          <w:t>弗2:14</w:t>
-        </w:r>
-      </w:hyperlink>
-      <w:r>
-        <w:rPr>
-          <w:lang w:val="zh_TW" w:bidi="zh_TW"/>
-        </w:rPr>
-        <w:t>）、「解開」或「使之無效」。基督並沒有消滅撒但；祂來是要消除魔鬼的作為，將人從罪及罪可怕的後果中釋放出來。</w:t>
+          <w:t>約13:34</w:t>
+        </w:r>
+      </w:hyperlink>
+      <w:r>
+        <w:rPr>
+          <w:lang w:val="zh_TW" w:bidi="zh_TW"/>
+        </w:rPr>
+        <w:t>）。</w:t>
       </w:r>
       <w:r>
         <w:rPr>
@@ -3527,26 +3634,26 @@
         <w:rPr>
           <w:lang w:val="zh_TW" w:bidi="zh_TW"/>
         </w:rPr>
-        <w:t>約翰一書 3:9–10</w:t>
-      </w:r>
-      <w:r>
-        <w:rPr>
-          <w:lang w:val="zh_TW" w:bidi="zh_TW"/>
-        </w:rPr>
-      </w:r>
-    </w:p>
-    <w:p>
-      <w:pPr/>
-      <w:r>
-        <w:rPr>
-          <w:lang w:val="zh_TW" w:bidi="zh_TW"/>
-        </w:rPr>
-      </w:r>
-      <w:r>
-        <w:rPr>
-          <w:lang w:val="zh_TW" w:bidi="zh_TW"/>
-        </w:rPr>
-        <w:t>正直地生活意味著與神保持正確的關係（這行為與假教師形成對比，他們認為屬靈的生命不會被任何肉體的行為污染）。這並不表示我們過的是完美無瑕的生活（</w:t>
+        <w:t>約翰一書 3:12–13</w:t>
+      </w:r>
+      <w:r>
+        <w:rPr>
+          <w:lang w:val="zh_TW" w:bidi="zh_TW"/>
+        </w:rPr>
+      </w:r>
+    </w:p>
+    <w:p>
+      <w:pPr/>
+      <w:r>
+        <w:rPr>
+          <w:lang w:val="zh_TW" w:bidi="zh_TW"/>
+        </w:rPr>
+      </w:r>
+      <w:r>
+        <w:rPr>
+          <w:lang w:val="zh_TW" w:bidi="zh_TW"/>
+        </w:rPr>
+        <w:t>自己的行為是惡的：該隱因為亞伯得到神的悅納而嫉妒；這種嫉妒導致了謀殺（</w:t>
       </w:r>
       <w:hyperlink r:id="rId76">
         <w:r>
@@ -3557,25 +3664,25 @@
             <w:color w:val="0000EE"/>
             <w:u w:val="single"/>
           </w:rPr>
-          <w:t>1:8</w:t>
-        </w:r>
-      </w:hyperlink>
-      <w:r>
-        <w:rPr>
-          <w:lang w:val="zh_TW" w:bidi="zh_TW"/>
-        </w:rPr>
-        <w:t>），而是我們與神保持了良好的關係（</w:t>
-      </w:r>
-      <w:hyperlink r:id="rId33">
-        <w:r>
-          <w:rPr>
-            <w:lang w:val="zh_TW" w:bidi="zh_TW"/>
-          </w:rPr>
-          <w:rPr>
-            <w:color w:val="0000EE"/>
-            <w:u w:val="single"/>
-          </w:rPr>
-          <w:t>1:9</w:t>
+          <w:t>創4:8</w:t>
+        </w:r>
+      </w:hyperlink>
+      <w:r>
+        <w:rPr>
+          <w:lang w:val="zh_TW" w:bidi="zh_TW"/>
+        </w:rPr>
+        <w:t>）。憎恨會受到審判，由此產生的外在行為也是一樣（見</w:t>
+      </w:r>
+      <w:hyperlink r:id="rId77">
+        <w:r>
+          <w:rPr>
+            <w:lang w:val="zh_TW" w:bidi="zh_TW"/>
+          </w:rPr>
+          <w:rPr>
+            <w:color w:val="0000EE"/>
+            <w:u w:val="single"/>
+          </w:rPr>
+          <w:t>太5:21–22</w:t>
         </w:r>
       </w:hyperlink>
       <w:r>
@@ -3611,37 +3718,211 @@
         <w:rPr>
           <w:lang w:val="zh_TW" w:bidi="zh_TW"/>
         </w:rPr>
-        <w:t>約翰一書 3:11–22</w:t>
-      </w:r>
-      <w:r>
-        <w:rPr>
-          <w:lang w:val="zh_TW" w:bidi="zh_TW"/>
-        </w:rPr>
-      </w:r>
-    </w:p>
-    <w:p>
-      <w:pPr/>
-      <w:r>
-        <w:rPr>
-          <w:lang w:val="zh_TW" w:bidi="zh_TW"/>
-        </w:rPr>
-      </w:r>
-      <w:r>
-        <w:rPr>
-          <w:lang w:val="zh_TW" w:bidi="zh_TW"/>
-        </w:rPr>
-        <w:t>約翰這時候著重於信徒彼此相愛的需要（見</w:t>
-      </w:r>
-      <w:hyperlink r:id="rId77">
-        <w:r>
-          <w:rPr>
-            <w:lang w:val="zh_TW" w:bidi="zh_TW"/>
-          </w:rPr>
-          <w:rPr>
-            <w:color w:val="0000EE"/>
-            <w:u w:val="single"/>
-          </w:rPr>
-          <w:t>約13:34</w:t>
+        <w:t>約翰一書 3:14</w:t>
+      </w:r>
+      <w:r>
+        <w:rPr>
+          <w:lang w:val="zh_TW" w:bidi="zh_TW"/>
+        </w:rPr>
+      </w:r>
+    </w:p>
+    <w:p>
+      <w:pPr/>
+      <w:r>
+        <w:rPr>
+          <w:lang w:val="zh_TW" w:bidi="zh_TW"/>
+        </w:rPr>
+      </w:r>
+      <w:r>
+        <w:rPr>
+          <w:lang w:val="zh_TW" w:bidi="zh_TW"/>
+        </w:rPr>
+        <w:t>愛我們在基督裡的弟兄姊妹，</w:t>
+      </w:r>
+      <w:r>
+        <w:rPr>
+          <w:lang w:val="zh_TW" w:bidi="zh_TW"/>
+        </w:rPr>
+        <w:t>是我們在基督裡經歷重生並擁有永生而非死亡（即，定罪；見</w:t>
+      </w:r>
+      <w:hyperlink r:id="rId78">
+        <w:r>
+          <w:rPr>
+            <w:lang w:val="zh_TW" w:bidi="zh_TW"/>
+          </w:rPr>
+          <w:rPr>
+            <w:color w:val="0000EE"/>
+            <w:u w:val="single"/>
+          </w:rPr>
+          <w:t>羅6:23</w:t>
+        </w:r>
+      </w:hyperlink>
+      <w:r>
+        <w:rPr>
+          <w:lang w:val="zh_TW" w:bidi="zh_TW"/>
+        </w:rPr>
+        <w:t>；</w:t>
+      </w:r>
+      <w:hyperlink r:id="rId79">
+        <w:r>
+          <w:rPr>
+            <w:lang w:val="zh_TW" w:bidi="zh_TW"/>
+          </w:rPr>
+          <w:rPr>
+            <w:color w:val="0000EE"/>
+            <w:u w:val="single"/>
+          </w:rPr>
+          <w:t>雅5:20</w:t>
+        </w:r>
+      </w:hyperlink>
+      <w:r>
+        <w:rPr>
+          <w:lang w:val="zh_TW" w:bidi="zh_TW"/>
+        </w:rPr>
+        <w:t>；</w:t>
+      </w:r>
+      <w:hyperlink r:id="rId80">
+        <w:r>
+          <w:rPr>
+            <w:lang w:val="zh_TW" w:bidi="zh_TW"/>
+          </w:rPr>
+          <w:rPr>
+            <w:color w:val="0000EE"/>
+            <w:u w:val="single"/>
+          </w:rPr>
+          <w:t>啟21:8</w:t>
+        </w:r>
+      </w:hyperlink>
+      <w:r>
+        <w:rPr>
+          <w:lang w:val="zh_TW" w:bidi="zh_TW"/>
+        </w:rPr>
+        <w:t>）的明確證據。</w:t>
+      </w:r>
+      <w:r>
+        <w:rPr>
+          <w:lang w:val="zh_TW" w:bidi="zh_TW"/>
+        </w:rPr>
+      </w:r>
+      <w:r>
+        <w:rPr>
+          <w:lang w:val="zh_TW" w:bidi="zh_TW"/>
+        </w:rPr>
+      </w:r>
+    </w:p>
+    <w:p>
+      <w:pPr/>
+      <w:r>
+        <w:rPr>
+          <w:lang w:val="zh_TW" w:bidi="zh_TW"/>
+        </w:rPr>
+      </w:r>
+    </w:p>
+    <w:p>
+      <w:pPr>
+        <w:pStyle w:val="Heading2"/>
+      </w:pPr>
+      <w:r>
+        <w:rPr>
+          <w:lang w:val="zh_TW" w:bidi="zh_TW"/>
+        </w:rPr>
+        <w:t>約翰一書 3:16–18</w:t>
+      </w:r>
+      <w:r>
+        <w:rPr>
+          <w:lang w:val="zh_TW" w:bidi="zh_TW"/>
+        </w:rPr>
+      </w:r>
+    </w:p>
+    <w:p>
+      <w:pPr/>
+      <w:r>
+        <w:rPr>
+          <w:lang w:val="zh_TW" w:bidi="zh_TW"/>
+        </w:rPr>
+      </w:r>
+      <w:r>
+        <w:rPr>
+          <w:lang w:val="zh_TW" w:bidi="zh_TW"/>
+        </w:rPr>
+        <w:t>基督的榜樣表明，真正的愛包括自我犧牲。我們透過真正關心他人的需要，並無私地付出時間、精力、禱告、財物，甚至生命來滿足這些需要。</w:t>
+      </w:r>
+      <w:r>
+        <w:rPr>
+          <w:lang w:val="zh_TW" w:bidi="zh_TW"/>
+        </w:rPr>
+      </w:r>
+      <w:r>
+        <w:rPr>
+          <w:lang w:val="zh_TW" w:bidi="zh_TW"/>
+        </w:rPr>
+      </w:r>
+    </w:p>
+    <w:p>
+      <w:pPr/>
+      <w:r>
+        <w:rPr>
+          <w:lang w:val="zh_TW" w:bidi="zh_TW"/>
+        </w:rPr>
+      </w:r>
+    </w:p>
+    <w:p>
+      <w:pPr>
+        <w:pStyle w:val="Heading2"/>
+      </w:pPr>
+      <w:r>
+        <w:rPr>
+          <w:lang w:val="zh_TW" w:bidi="zh_TW"/>
+        </w:rPr>
+        <w:t>約翰一書 3:19–22</w:t>
+      </w:r>
+      <w:r>
+        <w:rPr>
+          <w:lang w:val="zh_TW" w:bidi="zh_TW"/>
+        </w:rPr>
+      </w:r>
+    </w:p>
+    <w:p>
+      <w:pPr/>
+      <w:r>
+        <w:rPr>
+          <w:lang w:val="zh_TW" w:bidi="zh_TW"/>
+        </w:rPr>
+      </w:r>
+      <w:r>
+        <w:rPr>
+          <w:lang w:val="zh_TW" w:bidi="zh_TW"/>
+        </w:rPr>
+        <w:t>那些真正有愛的人（</w:t>
+      </w:r>
+      <w:hyperlink r:id="rId81">
+        <w:r>
+          <w:rPr>
+            <w:lang w:val="zh_TW" w:bidi="zh_TW"/>
+          </w:rPr>
+          <w:rPr>
+            <w:color w:val="0000EE"/>
+            <w:u w:val="single"/>
+          </w:rPr>
+          <w:t>3:16–18</w:t>
+        </w:r>
+      </w:hyperlink>
+      <w:r>
+        <w:rPr>
+          <w:lang w:val="zh_TW" w:bidi="zh_TW"/>
+        </w:rPr>
+        <w:t>）相信神會接納他們，因為真正的愛是真實的信心和在基督裡的新生命的主要憑據（見</w:t>
+      </w:r>
+      <w:hyperlink r:id="rId82">
+        <w:r>
+          <w:rPr>
+            <w:lang w:val="zh_TW" w:bidi="zh_TW"/>
+          </w:rPr>
+          <w:rPr>
+            <w:color w:val="0000EE"/>
+            <w:u w:val="single"/>
+          </w:rPr>
+          <w:t>4:7–8</w:t>
         </w:r>
       </w:hyperlink>
       <w:r>
@@ -3677,55 +3958,37 @@
         <w:rPr>
           <w:lang w:val="zh_TW" w:bidi="zh_TW"/>
         </w:rPr>
-        <w:t>約翰一書 3:12–13</w:t>
-      </w:r>
-      <w:r>
-        <w:rPr>
-          <w:lang w:val="zh_TW" w:bidi="zh_TW"/>
-        </w:rPr>
-      </w:r>
-    </w:p>
-    <w:p>
-      <w:pPr/>
-      <w:r>
-        <w:rPr>
-          <w:lang w:val="zh_TW" w:bidi="zh_TW"/>
-        </w:rPr>
-      </w:r>
-      <w:r>
-        <w:rPr>
-          <w:lang w:val="zh_TW" w:bidi="zh_TW"/>
-        </w:rPr>
-        <w:t>自己的行為是惡的：該隱因為亞伯得到神的悅納而嫉妒；這種嫉妒導致了謀殺（</w:t>
-      </w:r>
-      <w:hyperlink r:id="rId78">
-        <w:r>
-          <w:rPr>
-            <w:lang w:val="zh_TW" w:bidi="zh_TW"/>
-          </w:rPr>
-          <w:rPr>
-            <w:color w:val="0000EE"/>
-            <w:u w:val="single"/>
-          </w:rPr>
-          <w:t>創4:8</w:t>
-        </w:r>
-      </w:hyperlink>
-      <w:r>
-        <w:rPr>
-          <w:lang w:val="zh_TW" w:bidi="zh_TW"/>
-        </w:rPr>
-        <w:t>）。憎恨會受到審判，由此產生的外在行為也是一樣（見</w:t>
-      </w:r>
-      <w:hyperlink r:id="rId79">
-        <w:r>
-          <w:rPr>
-            <w:lang w:val="zh_TW" w:bidi="zh_TW"/>
-          </w:rPr>
-          <w:rPr>
-            <w:color w:val="0000EE"/>
-            <w:u w:val="single"/>
-          </w:rPr>
-          <w:t>太5:21–22</w:t>
+        <w:t>約翰一書 3:23–24</w:t>
+      </w:r>
+      <w:r>
+        <w:rPr>
+          <w:lang w:val="zh_TW" w:bidi="zh_TW"/>
+        </w:rPr>
+      </w:r>
+    </w:p>
+    <w:p>
+      <w:pPr/>
+      <w:r>
+        <w:rPr>
+          <w:lang w:val="zh_TW" w:bidi="zh_TW"/>
+        </w:rPr>
+      </w:r>
+      <w:r>
+        <w:rPr>
+          <w:lang w:val="zh_TW" w:bidi="zh_TW"/>
+        </w:rPr>
+        <w:t>約翰在此提供了一個新的標準來辨別誰擁有聖靈。聖靈不是屬於一群生命沒有改變、卻自認為得了啟示的精英。相反的，聖靈降臨在所有信徒身上，並激勵他們成為順服的門徒（</w:t>
+      </w:r>
+      <w:hyperlink r:id="rId83">
+        <w:r>
+          <w:rPr>
+            <w:lang w:val="zh_TW" w:bidi="zh_TW"/>
+          </w:rPr>
+          <w:rPr>
+            <w:color w:val="0000EE"/>
+            <w:u w:val="single"/>
+          </w:rPr>
+          <w:t>加5:22–23</w:t>
         </w:r>
       </w:hyperlink>
       <w:r>
@@ -3761,43 +4024,63 @@
         <w:rPr>
           <w:lang w:val="zh_TW" w:bidi="zh_TW"/>
         </w:rPr>
-        <w:t>約翰一書 3:14</w:t>
-      </w:r>
-      <w:r>
-        <w:rPr>
-          <w:lang w:val="zh_TW" w:bidi="zh_TW"/>
-        </w:rPr>
-      </w:r>
-    </w:p>
-    <w:p>
-      <w:pPr/>
-      <w:r>
-        <w:rPr>
-          <w:lang w:val="zh_TW" w:bidi="zh_TW"/>
-        </w:rPr>
-      </w:r>
-      <w:r>
-        <w:rPr>
-          <w:lang w:val="zh_TW" w:bidi="zh_TW"/>
-        </w:rPr>
-        <w:t>愛我們在基督裡的弟兄姊妹，</w:t>
-      </w:r>
-      <w:r>
-        <w:rPr>
-          <w:lang w:val="zh_TW" w:bidi="zh_TW"/>
-        </w:rPr>
-        <w:t>是我們在基督裡經歷重生並擁有永生而非死亡（即，定罪；見</w:t>
-      </w:r>
-      <w:hyperlink r:id="rId80">
-        <w:r>
-          <w:rPr>
-            <w:lang w:val="zh_TW" w:bidi="zh_TW"/>
-          </w:rPr>
-          <w:rPr>
-            <w:color w:val="0000EE"/>
-            <w:u w:val="single"/>
-          </w:rPr>
-          <w:t>羅6:23</w:t>
+        <w:t>約翰一書 4:1</w:t>
+      </w:r>
+      <w:r>
+        <w:rPr>
+          <w:lang w:val="zh_TW" w:bidi="zh_TW"/>
+        </w:rPr>
+      </w:r>
+    </w:p>
+    <w:p>
+      <w:pPr/>
+      <w:r>
+        <w:rPr>
+          <w:lang w:val="zh_TW" w:bidi="zh_TW"/>
+        </w:rPr>
+      </w:r>
+      <w:r>
+        <w:rPr>
+          <w:lang w:val="zh_TW" w:bidi="zh_TW"/>
+        </w:rPr>
+        <w:t>一切的靈（字面意思是</w:t>
+      </w:r>
+      <w:r>
+        <w:rPr>
+          <w:i/>
+          <w:lang w:val="zh_TW" w:bidi="zh_TW"/>
+        </w:rPr>
+        <w:t>每一個靈</w:t>
+      </w:r>
+      <w:r>
+        <w:rPr>
+          <w:lang w:val="zh_TW" w:bidi="zh_TW"/>
+        </w:rPr>
+        <w:t>）：那些離開約翰的教會的教師聲稱自己是先知</w:t>
+      </w:r>
+      <w:r>
+        <w:rPr>
+          <w:i/>
+          <w:lang w:val="zh_TW" w:bidi="zh_TW"/>
+        </w:rPr>
+        <w:t>，</w:t>
+      </w:r>
+      <w:r>
+        <w:rPr>
+          <w:lang w:val="zh_TW" w:bidi="zh_TW"/>
+        </w:rPr>
+        <w:t>但真正的先知是傳講聖靈的信息的器皿（</w:t>
+      </w:r>
+      <w:hyperlink r:id="rId84">
+        <w:r>
+          <w:rPr>
+            <w:lang w:val="zh_TW" w:bidi="zh_TW"/>
+          </w:rPr>
+          <w:rPr>
+            <w:color w:val="0000EE"/>
+            <w:u w:val="single"/>
+          </w:rPr>
+          <w:t>徒4:25</w:t>
         </w:r>
       </w:hyperlink>
       <w:r>
@@ -3806,16 +4089,16 @@
         </w:rPr>
         <w:t>；</w:t>
       </w:r>
-      <w:hyperlink r:id="rId81">
-        <w:r>
-          <w:rPr>
-            <w:lang w:val="zh_TW" w:bidi="zh_TW"/>
-          </w:rPr>
-          <w:rPr>
-            <w:color w:val="0000EE"/>
-            <w:u w:val="single"/>
-          </w:rPr>
-          <w:t>雅5:20</w:t>
+      <w:hyperlink r:id="rId85">
+        <w:r>
+          <w:rPr>
+            <w:lang w:val="zh_TW" w:bidi="zh_TW"/>
+          </w:rPr>
+          <w:rPr>
+            <w:color w:val="0000EE"/>
+            <w:u w:val="single"/>
+          </w:rPr>
+          <w:t>提前4:1</w:t>
         </w:r>
       </w:hyperlink>
       <w:r>
@@ -3824,23 +4107,59 @@
         </w:rPr>
         <w:t>；</w:t>
       </w:r>
-      <w:hyperlink r:id="rId82">
-        <w:r>
-          <w:rPr>
-            <w:lang w:val="zh_TW" w:bidi="zh_TW"/>
-          </w:rPr>
-          <w:rPr>
-            <w:color w:val="0000EE"/>
-            <w:u w:val="single"/>
-          </w:rPr>
-          <w:t>啟21:8</w:t>
-        </w:r>
-      </w:hyperlink>
-      <w:r>
-        <w:rPr>
-          <w:lang w:val="zh_TW" w:bidi="zh_TW"/>
-        </w:rPr>
-        <w:t>）的明確證據。</w:t>
+      <w:hyperlink r:id="rId86">
+        <w:r>
+          <w:rPr>
+            <w:lang w:val="zh_TW" w:bidi="zh_TW"/>
+          </w:rPr>
+          <w:rPr>
+            <w:color w:val="0000EE"/>
+            <w:u w:val="single"/>
+          </w:rPr>
+          <w:t>啟19:10</w:t>
+        </w:r>
+      </w:hyperlink>
+      <w:r>
+        <w:rPr>
+          <w:lang w:val="zh_TW" w:bidi="zh_TW"/>
+        </w:rPr>
+        <w:t>）。每一位傳講者都應該按照聖靈透過使徒所說的話來被察驗（</w:t>
+      </w:r>
+      <w:hyperlink r:id="rId15">
+        <w:r>
+          <w:rPr>
+            <w:lang w:val="zh_TW" w:bidi="zh_TW"/>
+          </w:rPr>
+          <w:rPr>
+            <w:color w:val="0000EE"/>
+            <w:u w:val="single"/>
+          </w:rPr>
+          <w:t>約一4:2–3</w:t>
+        </w:r>
+      </w:hyperlink>
+      <w:r>
+        <w:rPr>
+          <w:lang w:val="zh_TW" w:bidi="zh_TW"/>
+        </w:rPr>
+        <w:t>、</w:t>
+      </w:r>
+      <w:hyperlink r:id="rId87">
+        <w:r>
+          <w:rPr>
+            <w:lang w:val="zh_TW" w:bidi="zh_TW"/>
+          </w:rPr>
+          <w:rPr>
+            <w:color w:val="0000EE"/>
+            <w:u w:val="single"/>
+          </w:rPr>
+          <w:t>6</w:t>
+        </w:r>
+      </w:hyperlink>
+      <w:r>
+        <w:rPr>
+          <w:lang w:val="zh_TW" w:bidi="zh_TW"/>
+        </w:rPr>
+        <w:t>）。</w:t>
       </w:r>
       <w:r>
         <w:rPr>
@@ -3869,26 +4188,170 @@
         <w:rPr>
           <w:lang w:val="zh_TW" w:bidi="zh_TW"/>
         </w:rPr>
-        <w:t>約翰一書 3:16–18</w:t>
-      </w:r>
-      <w:r>
-        <w:rPr>
-          <w:lang w:val="zh_TW" w:bidi="zh_TW"/>
-        </w:rPr>
-      </w:r>
-    </w:p>
-    <w:p>
-      <w:pPr/>
-      <w:r>
-        <w:rPr>
-          <w:lang w:val="zh_TW" w:bidi="zh_TW"/>
-        </w:rPr>
-      </w:r>
-      <w:r>
-        <w:rPr>
-          <w:lang w:val="zh_TW" w:bidi="zh_TW"/>
-        </w:rPr>
-        <w:t>基督的榜樣表明，真正的愛包括自我犧牲。我們透過真正關心他人的需要，並無私地付出時間、精力、禱告、財物，甚至生命來滿足這些需要。</w:t>
+        <w:t>約翰一書 4:1–6</w:t>
+      </w:r>
+      <w:r>
+        <w:rPr>
+          <w:lang w:val="zh_TW" w:bidi="zh_TW"/>
+        </w:rPr>
+      </w:r>
+    </w:p>
+    <w:p>
+      <w:pPr/>
+      <w:r>
+        <w:rPr>
+          <w:lang w:val="zh_TW" w:bidi="zh_TW"/>
+        </w:rPr>
+      </w:r>
+      <w:r>
+        <w:rPr>
+          <w:lang w:val="zh_TW" w:bidi="zh_TW"/>
+        </w:rPr>
+        <w:t>那些屬於神的人（</w:t>
+      </w:r>
+      <w:hyperlink r:id="rId46">
+        <w:r>
+          <w:rPr>
+            <w:lang w:val="zh_TW" w:bidi="zh_TW"/>
+          </w:rPr>
+          <w:rPr>
+            <w:color w:val="0000EE"/>
+            <w:u w:val="single"/>
+          </w:rPr>
+          <w:t>4:4</w:t>
+        </w:r>
+      </w:hyperlink>
+      <w:r>
+        <w:rPr>
+          <w:lang w:val="zh_TW" w:bidi="zh_TW"/>
+        </w:rPr>
+        <w:t>）能夠分辨屬靈的真理和錯謬，因為聖靈的同在（</w:t>
+      </w:r>
+      <w:hyperlink r:id="rId88">
+        <w:r>
+          <w:rPr>
+            <w:lang w:val="zh_TW" w:bidi="zh_TW"/>
+          </w:rPr>
+          <w:rPr>
+            <w:color w:val="0000EE"/>
+            <w:u w:val="single"/>
+          </w:rPr>
+          <w:t>3:23–24</w:t>
+        </w:r>
+      </w:hyperlink>
+      <w:r>
+        <w:rPr>
+          <w:lang w:val="zh_TW" w:bidi="zh_TW"/>
+        </w:rPr>
+        <w:t>）教導他們（見</w:t>
+      </w:r>
+      <w:hyperlink r:id="rId89">
+        <w:r>
+          <w:rPr>
+            <w:lang w:val="zh_TW" w:bidi="zh_TW"/>
+          </w:rPr>
+          <w:rPr>
+            <w:color w:val="0000EE"/>
+            <w:u w:val="single"/>
+          </w:rPr>
+          <w:t>2:20</w:t>
+        </w:r>
+      </w:hyperlink>
+      <w:r>
+        <w:rPr>
+          <w:lang w:val="zh_TW" w:bidi="zh_TW"/>
+        </w:rPr>
+        <w:t>、</w:t>
+      </w:r>
+      <w:hyperlink r:id="rId90">
+        <w:r>
+          <w:rPr>
+            <w:lang w:val="zh_TW" w:bidi="zh_TW"/>
+          </w:rPr>
+          <w:rPr>
+            <w:color w:val="0000EE"/>
+            <w:u w:val="single"/>
+          </w:rPr>
+          <w:t>27</w:t>
+        </w:r>
+      </w:hyperlink>
+      <w:r>
+        <w:rPr>
+          <w:lang w:val="zh_TW" w:bidi="zh_TW"/>
+        </w:rPr>
+        <w:t>；</w:t>
+      </w:r>
+      <w:hyperlink r:id="rId91">
+        <w:r>
+          <w:rPr>
+            <w:lang w:val="zh_TW" w:bidi="zh_TW"/>
+          </w:rPr>
+          <w:rPr>
+            <w:color w:val="0000EE"/>
+            <w:u w:val="single"/>
+          </w:rPr>
+          <w:t>約14:15–26</w:t>
+        </w:r>
+      </w:hyperlink>
+      <w:r>
+        <w:rPr>
+          <w:lang w:val="zh_TW" w:bidi="zh_TW"/>
+        </w:rPr>
+        <w:t>，</w:t>
+      </w:r>
+      <w:hyperlink r:id="rId92">
+        <w:r>
+          <w:rPr>
+            <w:lang w:val="zh_TW" w:bidi="zh_TW"/>
+          </w:rPr>
+          <w:rPr>
+            <w:color w:val="0000EE"/>
+            <w:u w:val="single"/>
+          </w:rPr>
+          <w:t>16:5–15</w:t>
+        </w:r>
+      </w:hyperlink>
+      <w:r>
+        <w:rPr>
+          <w:lang w:val="zh_TW" w:bidi="zh_TW"/>
+        </w:rPr>
+        <w:t>）。而約翰為信徒提供了具體的試驗方法，</w:t>
+      </w:r>
+      <w:r>
+        <w:rPr>
+          <w:lang w:val="zh_TW" w:bidi="zh_TW"/>
+        </w:rPr>
+        <w:t>好讓他們不致困惑</w:t>
+      </w:r>
+      <w:r>
+        <w:rPr>
+          <w:lang w:val="zh_TW" w:bidi="zh_TW"/>
+        </w:rPr>
+        <w:t>。</w:t>
+      </w:r>
+      <w:r>
+        <w:rPr>
+          <w:lang w:val="zh_TW" w:bidi="zh_TW"/>
+        </w:rPr>
+        <w:t>這些試驗是判斷真教師的起點，而不是一套詳盡的標準</w:t>
+      </w:r>
+      <w:r>
+        <w:rPr>
+          <w:lang w:val="zh_TW" w:bidi="zh_TW"/>
+        </w:rPr>
+        <w:t>；</w:t>
+      </w:r>
+      <w:r>
+        <w:rPr>
+          <w:lang w:val="zh_TW" w:bidi="zh_TW"/>
+        </w:rPr>
+        <w:t>它們是為了針對那些在約翰的讀者所在教會中所傳播的錯誤教導而設計的</w:t>
+      </w:r>
+      <w:r>
+        <w:rPr>
+          <w:lang w:val="zh_TW" w:bidi="zh_TW"/>
+        </w:rPr>
+        <w:t>。</w:t>
       </w:r>
       <w:r>
         <w:rPr>
@@ -3917,55 +4380,85 @@
         <w:rPr>
           <w:lang w:val="zh_TW" w:bidi="zh_TW"/>
         </w:rPr>
-        <w:t>約翰一書 3:19–22</w:t>
-      </w:r>
-      <w:r>
-        <w:rPr>
-          <w:lang w:val="zh_TW" w:bidi="zh_TW"/>
-        </w:rPr>
-      </w:r>
-    </w:p>
-    <w:p>
-      <w:pPr/>
-      <w:r>
-        <w:rPr>
-          <w:lang w:val="zh_TW" w:bidi="zh_TW"/>
-        </w:rPr>
-      </w:r>
-      <w:r>
-        <w:rPr>
-          <w:lang w:val="zh_TW" w:bidi="zh_TW"/>
-        </w:rPr>
-        <w:t>那些真正有愛的人（</w:t>
-      </w:r>
-      <w:hyperlink r:id="rId83">
-        <w:r>
-          <w:rPr>
-            <w:lang w:val="zh_TW" w:bidi="zh_TW"/>
-          </w:rPr>
-          <w:rPr>
-            <w:color w:val="0000EE"/>
-            <w:u w:val="single"/>
-          </w:rPr>
-          <w:t>3:16–18</w:t>
-        </w:r>
-      </w:hyperlink>
-      <w:r>
-        <w:rPr>
-          <w:lang w:val="zh_TW" w:bidi="zh_TW"/>
-        </w:rPr>
-        <w:t>）相信神會接納他們，因為真正的愛是真實的信心和在基督裡的新生命的主要憑據（見</w:t>
-      </w:r>
-      <w:hyperlink r:id="rId84">
-        <w:r>
-          <w:rPr>
-            <w:lang w:val="zh_TW" w:bidi="zh_TW"/>
-          </w:rPr>
-          <w:rPr>
-            <w:color w:val="0000EE"/>
-            <w:u w:val="single"/>
-          </w:rPr>
-          <w:t>4:7–8</w:t>
+        <w:t>約翰一書 4:2</w:t>
+      </w:r>
+      <w:r>
+        <w:rPr>
+          <w:lang w:val="zh_TW" w:bidi="zh_TW"/>
+        </w:rPr>
+      </w:r>
+    </w:p>
+    <w:p>
+      <w:pPr/>
+      <w:r>
+        <w:rPr>
+          <w:lang w:val="zh_TW" w:bidi="zh_TW"/>
+        </w:rPr>
+      </w:r>
+      <w:r>
+        <w:rPr>
+          <w:lang w:val="zh_TW" w:bidi="zh_TW"/>
+        </w:rPr>
+        <w:t>若有人自稱是先知（譯註：和合本譯為「凡靈」）：</w:t>
+      </w:r>
+      <w:r>
+        <w:rPr>
+          <w:lang w:val="zh_TW" w:bidi="zh_TW"/>
+        </w:rPr>
+        <w:t>約翰為先知和教師提出了一項教義上的試驗</w:t>
+      </w:r>
+      <w:r>
+        <w:rPr>
+          <w:lang w:val="zh_TW" w:bidi="zh_TW"/>
+        </w:rPr>
+        <w:t>。那些有神的靈的人會承認耶穌基督是以真正的肉身臨到。換句話說，他們必須肯定耶穌既是完全的人又是完全的神這一事實。否認這些基本教義的先知和教師就是敵基督者（</w:t>
+      </w:r>
+      <w:hyperlink r:id="rId93">
+        <w:r>
+          <w:rPr>
+            <w:lang w:val="zh_TW" w:bidi="zh_TW"/>
+          </w:rPr>
+          <w:rPr>
+            <w:color w:val="0000EE"/>
+            <w:u w:val="single"/>
+          </w:rPr>
+          <w:t>2:18</w:t>
+        </w:r>
+      </w:hyperlink>
+      <w:r>
+        <w:rPr>
+          <w:lang w:val="zh_TW" w:bidi="zh_TW"/>
+        </w:rPr>
+        <w:t>）。約翰那時代的某些假教師（幻影說者）教導說耶穌基督只是看起來有一個人的身體，但實際上並沒有。因此，他們否認神成為肉身的事實（見</w:t>
+      </w:r>
+      <w:hyperlink r:id="rId94">
+        <w:r>
+          <w:rPr>
+            <w:lang w:val="zh_TW" w:bidi="zh_TW"/>
+          </w:rPr>
+          <w:rPr>
+            <w:color w:val="0000EE"/>
+            <w:u w:val="single"/>
+          </w:rPr>
+          <w:t>1:1–3</w:t>
+        </w:r>
+      </w:hyperlink>
+      <w:r>
+        <w:rPr>
+          <w:lang w:val="zh_TW" w:bidi="zh_TW"/>
+        </w:rPr>
+        <w:t>；</w:t>
+      </w:r>
+      <w:hyperlink r:id="rId14">
+        <w:r>
+          <w:rPr>
+            <w:lang w:val="zh_TW" w:bidi="zh_TW"/>
+          </w:rPr>
+          <w:rPr>
+            <w:color w:val="0000EE"/>
+            <w:u w:val="single"/>
+          </w:rPr>
+          <w:t>約1:14</w:t>
         </w:r>
       </w:hyperlink>
       <w:r>
@@ -4001,564 +4494,28 @@
         <w:rPr>
           <w:lang w:val="zh_TW" w:bidi="zh_TW"/>
         </w:rPr>
-        <w:t>約翰一書 3:23–24</w:t>
-      </w:r>
-      <w:r>
-        <w:rPr>
-          <w:lang w:val="zh_TW" w:bidi="zh_TW"/>
-        </w:rPr>
-      </w:r>
-    </w:p>
-    <w:p>
-      <w:pPr/>
-      <w:r>
-        <w:rPr>
-          <w:lang w:val="zh_TW" w:bidi="zh_TW"/>
-        </w:rPr>
-      </w:r>
-      <w:r>
-        <w:rPr>
-          <w:lang w:val="zh_TW" w:bidi="zh_TW"/>
-        </w:rPr>
-        <w:t>約翰在此提供了一個新的標準來辨別誰擁有聖靈。聖靈不是屬於一群生命沒有改變、卻自認為得了啟示的精英。相反的，聖靈降臨在所有信徒身上，並激勵他們成為順服的門徒（</w:t>
-      </w:r>
-      <w:hyperlink r:id="rId85">
-        <w:r>
-          <w:rPr>
-            <w:lang w:val="zh_TW" w:bidi="zh_TW"/>
-          </w:rPr>
-          <w:rPr>
-            <w:color w:val="0000EE"/>
-            <w:u w:val="single"/>
-          </w:rPr>
-          <w:t>加5:22–23</w:t>
-        </w:r>
-      </w:hyperlink>
-      <w:r>
-        <w:rPr>
-          <w:lang w:val="zh_TW" w:bidi="zh_TW"/>
-        </w:rPr>
-        <w:t>）。</w:t>
-      </w:r>
-      <w:r>
-        <w:rPr>
-          <w:lang w:val="zh_TW" w:bidi="zh_TW"/>
-        </w:rPr>
-      </w:r>
-      <w:r>
-        <w:rPr>
-          <w:lang w:val="zh_TW" w:bidi="zh_TW"/>
-        </w:rPr>
-      </w:r>
-    </w:p>
-    <w:p>
-      <w:pPr/>
-      <w:r>
-        <w:rPr>
-          <w:lang w:val="zh_TW" w:bidi="zh_TW"/>
-        </w:rPr>
-      </w:r>
-    </w:p>
-    <w:p>
-      <w:pPr>
-        <w:pStyle w:val="Heading2"/>
-      </w:pPr>
-      <w:r>
-        <w:rPr>
-          <w:lang w:val="zh_TW" w:bidi="zh_TW"/>
-        </w:rPr>
-        <w:t>約翰一書 4:1</w:t>
-      </w:r>
-      <w:r>
-        <w:rPr>
-          <w:lang w:val="zh_TW" w:bidi="zh_TW"/>
-        </w:rPr>
-      </w:r>
-    </w:p>
-    <w:p>
-      <w:pPr/>
-      <w:r>
-        <w:rPr>
-          <w:lang w:val="zh_TW" w:bidi="zh_TW"/>
-        </w:rPr>
-      </w:r>
-      <w:r>
-        <w:rPr>
-          <w:lang w:val="zh_TW" w:bidi="zh_TW"/>
-        </w:rPr>
-        <w:t>一切的靈（字面意思是</w:t>
-      </w:r>
-      <w:r>
-        <w:rPr>
-          <w:i/>
-          <w:lang w:val="zh_TW" w:bidi="zh_TW"/>
-        </w:rPr>
-        <w:t>每一個靈</w:t>
-      </w:r>
-      <w:r>
-        <w:rPr>
-          <w:lang w:val="zh_TW" w:bidi="zh_TW"/>
-        </w:rPr>
-        <w:t>）：那些離開約翰的教會的教師聲稱自己是先知</w:t>
-      </w:r>
-      <w:r>
-        <w:rPr>
-          <w:i/>
-          <w:lang w:val="zh_TW" w:bidi="zh_TW"/>
-        </w:rPr>
-        <w:t>，</w:t>
-      </w:r>
-      <w:r>
-        <w:rPr>
-          <w:lang w:val="zh_TW" w:bidi="zh_TW"/>
-        </w:rPr>
-        <w:t>但真正的先知是傳講聖靈的信息的器皿（</w:t>
-      </w:r>
-      <w:hyperlink r:id="rId86">
-        <w:r>
-          <w:rPr>
-            <w:lang w:val="zh_TW" w:bidi="zh_TW"/>
-          </w:rPr>
-          <w:rPr>
-            <w:color w:val="0000EE"/>
-            <w:u w:val="single"/>
-          </w:rPr>
-          <w:t>徒4:25</w:t>
-        </w:r>
-      </w:hyperlink>
-      <w:r>
-        <w:rPr>
-          <w:lang w:val="zh_TW" w:bidi="zh_TW"/>
-        </w:rPr>
-        <w:t>；</w:t>
-      </w:r>
-      <w:hyperlink r:id="rId87">
-        <w:r>
-          <w:rPr>
-            <w:lang w:val="zh_TW" w:bidi="zh_TW"/>
-          </w:rPr>
-          <w:rPr>
-            <w:color w:val="0000EE"/>
-            <w:u w:val="single"/>
-          </w:rPr>
-          <w:t>提前4:1</w:t>
-        </w:r>
-      </w:hyperlink>
-      <w:r>
-        <w:rPr>
-          <w:lang w:val="zh_TW" w:bidi="zh_TW"/>
-        </w:rPr>
-        <w:t>；</w:t>
-      </w:r>
-      <w:hyperlink r:id="rId88">
-        <w:r>
-          <w:rPr>
-            <w:lang w:val="zh_TW" w:bidi="zh_TW"/>
-          </w:rPr>
-          <w:rPr>
-            <w:color w:val="0000EE"/>
-            <w:u w:val="single"/>
-          </w:rPr>
-          <w:t>啟19:10</w:t>
-        </w:r>
-      </w:hyperlink>
-      <w:r>
-        <w:rPr>
-          <w:lang w:val="zh_TW" w:bidi="zh_TW"/>
-        </w:rPr>
-        <w:t>）。每一位傳講者都應該按照聖靈透過使徒所說的話來被察驗（</w:t>
-      </w:r>
-      <w:hyperlink r:id="rId17">
-        <w:r>
-          <w:rPr>
-            <w:lang w:val="zh_TW" w:bidi="zh_TW"/>
-          </w:rPr>
-          <w:rPr>
-            <w:color w:val="0000EE"/>
-            <w:u w:val="single"/>
-          </w:rPr>
-          <w:t>約一4:2–3</w:t>
-        </w:r>
-      </w:hyperlink>
-      <w:r>
-        <w:rPr>
-          <w:lang w:val="zh_TW" w:bidi="zh_TW"/>
-        </w:rPr>
-        <w:t>、</w:t>
-      </w:r>
-      <w:hyperlink r:id="rId89">
-        <w:r>
-          <w:rPr>
-            <w:lang w:val="zh_TW" w:bidi="zh_TW"/>
-          </w:rPr>
-          <w:rPr>
-            <w:color w:val="0000EE"/>
-            <w:u w:val="single"/>
-          </w:rPr>
-          <w:t>6</w:t>
-        </w:r>
-      </w:hyperlink>
-      <w:r>
-        <w:rPr>
-          <w:lang w:val="zh_TW" w:bidi="zh_TW"/>
-        </w:rPr>
-        <w:t>）。</w:t>
-      </w:r>
-      <w:r>
-        <w:rPr>
-          <w:lang w:val="zh_TW" w:bidi="zh_TW"/>
-        </w:rPr>
-      </w:r>
-      <w:r>
-        <w:rPr>
-          <w:lang w:val="zh_TW" w:bidi="zh_TW"/>
-        </w:rPr>
-      </w:r>
-    </w:p>
-    <w:p>
-      <w:pPr/>
-      <w:r>
-        <w:rPr>
-          <w:lang w:val="zh_TW" w:bidi="zh_TW"/>
-        </w:rPr>
-      </w:r>
-    </w:p>
-    <w:p>
-      <w:pPr>
-        <w:pStyle w:val="Heading2"/>
-      </w:pPr>
-      <w:r>
-        <w:rPr>
-          <w:lang w:val="zh_TW" w:bidi="zh_TW"/>
-        </w:rPr>
-        <w:t>約翰一書 4:1–6</w:t>
-      </w:r>
-      <w:r>
-        <w:rPr>
-          <w:lang w:val="zh_TW" w:bidi="zh_TW"/>
-        </w:rPr>
-      </w:r>
-    </w:p>
-    <w:p>
-      <w:pPr/>
-      <w:r>
-        <w:rPr>
-          <w:lang w:val="zh_TW" w:bidi="zh_TW"/>
-        </w:rPr>
-      </w:r>
-      <w:r>
-        <w:rPr>
-          <w:lang w:val="zh_TW" w:bidi="zh_TW"/>
-        </w:rPr>
-        <w:t>那些屬於神的人（</w:t>
-      </w:r>
-      <w:hyperlink r:id="rId48">
-        <w:r>
-          <w:rPr>
-            <w:lang w:val="zh_TW" w:bidi="zh_TW"/>
-          </w:rPr>
-          <w:rPr>
-            <w:color w:val="0000EE"/>
-            <w:u w:val="single"/>
-          </w:rPr>
-          <w:t>4:4</w:t>
-        </w:r>
-      </w:hyperlink>
-      <w:r>
-        <w:rPr>
-          <w:lang w:val="zh_TW" w:bidi="zh_TW"/>
-        </w:rPr>
-        <w:t>）能夠分辨屬靈的真理和錯謬，因為聖靈的同在（</w:t>
-      </w:r>
-      <w:hyperlink r:id="rId90">
-        <w:r>
-          <w:rPr>
-            <w:lang w:val="zh_TW" w:bidi="zh_TW"/>
-          </w:rPr>
-          <w:rPr>
-            <w:color w:val="0000EE"/>
-            <w:u w:val="single"/>
-          </w:rPr>
-          <w:t>3:23–24</w:t>
-        </w:r>
-      </w:hyperlink>
-      <w:r>
-        <w:rPr>
-          <w:lang w:val="zh_TW" w:bidi="zh_TW"/>
-        </w:rPr>
-        <w:t>）教導他們（見</w:t>
-      </w:r>
-      <w:hyperlink r:id="rId91">
-        <w:r>
-          <w:rPr>
-            <w:lang w:val="zh_TW" w:bidi="zh_TW"/>
-          </w:rPr>
-          <w:rPr>
-            <w:color w:val="0000EE"/>
-            <w:u w:val="single"/>
-          </w:rPr>
-          <w:t>2:20</w:t>
-        </w:r>
-      </w:hyperlink>
-      <w:r>
-        <w:rPr>
-          <w:lang w:val="zh_TW" w:bidi="zh_TW"/>
-        </w:rPr>
-        <w:t>、</w:t>
-      </w:r>
-      <w:hyperlink r:id="rId92">
-        <w:r>
-          <w:rPr>
-            <w:lang w:val="zh_TW" w:bidi="zh_TW"/>
-          </w:rPr>
-          <w:rPr>
-            <w:color w:val="0000EE"/>
-            <w:u w:val="single"/>
-          </w:rPr>
-          <w:t>27</w:t>
-        </w:r>
-      </w:hyperlink>
-      <w:r>
-        <w:rPr>
-          <w:lang w:val="zh_TW" w:bidi="zh_TW"/>
-        </w:rPr>
-        <w:t>；</w:t>
-      </w:r>
-      <w:hyperlink r:id="rId93">
-        <w:r>
-          <w:rPr>
-            <w:lang w:val="zh_TW" w:bidi="zh_TW"/>
-          </w:rPr>
-          <w:rPr>
-            <w:color w:val="0000EE"/>
-            <w:u w:val="single"/>
-          </w:rPr>
-          <w:t>約14:15–26</w:t>
-        </w:r>
-      </w:hyperlink>
-      <w:r>
-        <w:rPr>
-          <w:lang w:val="zh_TW" w:bidi="zh_TW"/>
-        </w:rPr>
-        <w:t>，</w:t>
-      </w:r>
-      <w:hyperlink r:id="rId94">
-        <w:r>
-          <w:rPr>
-            <w:lang w:val="zh_TW" w:bidi="zh_TW"/>
-          </w:rPr>
-          <w:rPr>
-            <w:color w:val="0000EE"/>
-            <w:u w:val="single"/>
-          </w:rPr>
-          <w:t>16:5–15</w:t>
-        </w:r>
-      </w:hyperlink>
-      <w:r>
-        <w:rPr>
-          <w:lang w:val="zh_TW" w:bidi="zh_TW"/>
-        </w:rPr>
-        <w:t>）。而約翰為信徒提供了具體的試驗方法，</w:t>
-      </w:r>
-      <w:r>
-        <w:rPr>
-          <w:lang w:val="zh_TW" w:bidi="zh_TW"/>
-        </w:rPr>
-        <w:t>好讓他們不致困惑</w:t>
-      </w:r>
-      <w:r>
-        <w:rPr>
-          <w:lang w:val="zh_TW" w:bidi="zh_TW"/>
-        </w:rPr>
-        <w:t>。</w:t>
-      </w:r>
-      <w:r>
-        <w:rPr>
-          <w:lang w:val="zh_TW" w:bidi="zh_TW"/>
-        </w:rPr>
-        <w:t>這些試驗是判斷真教師的起點，而不是一套詳盡的標準</w:t>
-      </w:r>
-      <w:r>
-        <w:rPr>
-          <w:lang w:val="zh_TW" w:bidi="zh_TW"/>
-        </w:rPr>
-        <w:t>；</w:t>
-      </w:r>
-      <w:r>
-        <w:rPr>
-          <w:lang w:val="zh_TW" w:bidi="zh_TW"/>
-        </w:rPr>
-        <w:t>它們是為了針對那些在約翰的讀者所在教會中所傳播的錯誤教導而設計的</w:t>
-      </w:r>
-      <w:r>
-        <w:rPr>
-          <w:lang w:val="zh_TW" w:bidi="zh_TW"/>
-        </w:rPr>
-        <w:t>。</w:t>
-      </w:r>
-      <w:r>
-        <w:rPr>
-          <w:lang w:val="zh_TW" w:bidi="zh_TW"/>
-        </w:rPr>
-      </w:r>
-      <w:r>
-        <w:rPr>
-          <w:lang w:val="zh_TW" w:bidi="zh_TW"/>
-        </w:rPr>
-      </w:r>
-    </w:p>
-    <w:p>
-      <w:pPr/>
-      <w:r>
-        <w:rPr>
-          <w:lang w:val="zh_TW" w:bidi="zh_TW"/>
-        </w:rPr>
-      </w:r>
-    </w:p>
-    <w:p>
-      <w:pPr>
-        <w:pStyle w:val="Heading2"/>
-      </w:pPr>
-      <w:r>
-        <w:rPr>
-          <w:lang w:val="zh_TW" w:bidi="zh_TW"/>
-        </w:rPr>
-        <w:t>約翰一書 4:2</w:t>
-      </w:r>
-      <w:r>
-        <w:rPr>
-          <w:lang w:val="zh_TW" w:bidi="zh_TW"/>
-        </w:rPr>
-      </w:r>
-    </w:p>
-    <w:p>
-      <w:pPr/>
-      <w:r>
-        <w:rPr>
-          <w:lang w:val="zh_TW" w:bidi="zh_TW"/>
-        </w:rPr>
-      </w:r>
-      <w:r>
-        <w:rPr>
-          <w:lang w:val="zh_TW" w:bidi="zh_TW"/>
-        </w:rPr>
-        <w:t>若有人自稱是先知（譯註：和合本譯為「凡靈」）：</w:t>
-      </w:r>
-      <w:r>
-        <w:rPr>
-          <w:lang w:val="zh_TW" w:bidi="zh_TW"/>
-        </w:rPr>
-        <w:t>約翰為先知和教師提出了一項教義上的試驗</w:t>
-      </w:r>
-      <w:r>
-        <w:rPr>
-          <w:lang w:val="zh_TW" w:bidi="zh_TW"/>
-        </w:rPr>
-        <w:t>。那些有神的靈的人會承認耶穌基督是以真正的肉身臨到。換句話說，他們必須肯定耶穌既是完全的人又是完全的神這一事實。否認這些基本教義的先知和教師就是敵基督者（</w:t>
+        <w:t>約翰一書 4:5</w:t>
+      </w:r>
+      <w:r>
+        <w:rPr>
+          <w:lang w:val="zh_TW" w:bidi="zh_TW"/>
+        </w:rPr>
+      </w:r>
+    </w:p>
+    <w:p>
+      <w:pPr/>
+      <w:r>
+        <w:rPr>
+          <w:lang w:val="zh_TW" w:bidi="zh_TW"/>
+        </w:rPr>
+      </w:r>
+      <w:r>
+        <w:rPr>
+          <w:lang w:val="zh_TW" w:bidi="zh_TW"/>
+        </w:rPr>
+        <w:t>世界的事是一種系統性的邪惡，並與神對立（</w:t>
       </w:r>
       <w:hyperlink r:id="rId95">
-        <w:r>
-          <w:rPr>
-            <w:lang w:val="zh_TW" w:bidi="zh_TW"/>
-          </w:rPr>
-          <w:rPr>
-            <w:color w:val="0000EE"/>
-            <w:u w:val="single"/>
-          </w:rPr>
-          <w:t>2:18</w:t>
-        </w:r>
-      </w:hyperlink>
-      <w:r>
-        <w:rPr>
-          <w:lang w:val="zh_TW" w:bidi="zh_TW"/>
-        </w:rPr>
-        <w:t>）。約翰那時代的某些假教師（幻影說者）教導說耶穌基督只是看起來有一個人的身體，但實際上並沒有。因此，他們否認神成為肉身的事實（見</w:t>
-      </w:r>
-      <w:hyperlink r:id="rId96">
-        <w:r>
-          <w:rPr>
-            <w:lang w:val="zh_TW" w:bidi="zh_TW"/>
-          </w:rPr>
-          <w:rPr>
-            <w:color w:val="0000EE"/>
-            <w:u w:val="single"/>
-          </w:rPr>
-          <w:t>1:1–3</w:t>
-        </w:r>
-      </w:hyperlink>
-      <w:r>
-        <w:rPr>
-          <w:lang w:val="zh_TW" w:bidi="zh_TW"/>
-        </w:rPr>
-        <w:t>；</w:t>
-      </w:r>
-      <w:hyperlink r:id="rId16">
-        <w:r>
-          <w:rPr>
-            <w:lang w:val="zh_TW" w:bidi="zh_TW"/>
-          </w:rPr>
-          <w:rPr>
-            <w:color w:val="0000EE"/>
-            <w:u w:val="single"/>
-          </w:rPr>
-          <w:t>約1:14</w:t>
-        </w:r>
-      </w:hyperlink>
-      <w:r>
-        <w:rPr>
-          <w:lang w:val="zh_TW" w:bidi="zh_TW"/>
-        </w:rPr>
-        <w:t>）。</w:t>
-      </w:r>
-      <w:r>
-        <w:rPr>
-          <w:lang w:val="zh_TW" w:bidi="zh_TW"/>
-        </w:rPr>
-      </w:r>
-      <w:r>
-        <w:rPr>
-          <w:lang w:val="zh_TW" w:bidi="zh_TW"/>
-        </w:rPr>
-      </w:r>
-    </w:p>
-    <w:p>
-      <w:pPr/>
-      <w:r>
-        <w:rPr>
-          <w:lang w:val="zh_TW" w:bidi="zh_TW"/>
-        </w:rPr>
-      </w:r>
-    </w:p>
-    <w:p>
-      <w:pPr>
-        <w:pStyle w:val="Heading2"/>
-      </w:pPr>
-      <w:r>
-        <w:rPr>
-          <w:lang w:val="zh_TW" w:bidi="zh_TW"/>
-        </w:rPr>
-        <w:t>約翰一書 4:5</w:t>
-      </w:r>
-      <w:r>
-        <w:rPr>
-          <w:lang w:val="zh_TW" w:bidi="zh_TW"/>
-        </w:rPr>
-      </w:r>
-    </w:p>
-    <w:p>
-      <w:pPr/>
-      <w:r>
-        <w:rPr>
-          <w:lang w:val="zh_TW" w:bidi="zh_TW"/>
-        </w:rPr>
-      </w:r>
-      <w:r>
-        <w:rPr>
-          <w:lang w:val="zh_TW" w:bidi="zh_TW"/>
-        </w:rPr>
-        <w:t>世界的事是一種系統性的邪惡，並與神對立（</w:t>
-      </w:r>
-      <w:hyperlink r:id="rId97">
         <w:r>
           <w:rPr>
             <w:lang w:val="zh_TW" w:bidi="zh_TW"/>
@@ -4642,6 +4599,42 @@
         </w:rPr>
         <w:t>真理的靈是聖靈（</w:t>
       </w:r>
+      <w:hyperlink r:id="rId96">
+        <w:r>
+          <w:rPr>
+            <w:lang w:val="zh_TW" w:bidi="zh_TW"/>
+          </w:rPr>
+          <w:rPr>
+            <w:color w:val="0000EE"/>
+            <w:u w:val="single"/>
+          </w:rPr>
+          <w:t>約14:17</w:t>
+        </w:r>
+      </w:hyperlink>
+      <w:r>
+        <w:rPr>
+          <w:lang w:val="zh_TW" w:bidi="zh_TW"/>
+        </w:rPr>
+        <w:t>、</w:t>
+      </w:r>
+      <w:hyperlink r:id="rId97">
+        <w:r>
+          <w:rPr>
+            <w:lang w:val="zh_TW" w:bidi="zh_TW"/>
+          </w:rPr>
+          <w:rPr>
+            <w:color w:val="0000EE"/>
+            <w:u w:val="single"/>
+          </w:rPr>
+          <w:t>26</w:t>
+        </w:r>
+      </w:hyperlink>
+      <w:r>
+        <w:rPr>
+          <w:lang w:val="zh_TW" w:bidi="zh_TW"/>
+        </w:rPr>
+        <w:t>，</w:t>
+      </w:r>
       <w:hyperlink r:id="rId98">
         <w:r>
           <w:rPr>
@@ -4651,7 +4644,43 @@
             <w:color w:val="0000EE"/>
             <w:u w:val="single"/>
           </w:rPr>
-          <w:t>約14:17</w:t>
+          <w:t>15:26</w:t>
+        </w:r>
+      </w:hyperlink>
+      <w:r>
+        <w:rPr>
+          <w:lang w:val="zh_TW" w:bidi="zh_TW"/>
+        </w:rPr>
+        <w:t>，</w:t>
+      </w:r>
+      <w:hyperlink r:id="rId99">
+        <w:r>
+          <w:rPr>
+            <w:lang w:val="zh_TW" w:bidi="zh_TW"/>
+          </w:rPr>
+          <w:rPr>
+            <w:color w:val="0000EE"/>
+            <w:u w:val="single"/>
+          </w:rPr>
+          <w:t>16:13–15</w:t>
+        </w:r>
+      </w:hyperlink>
+      <w:r>
+        <w:rPr>
+          <w:lang w:val="zh_TW" w:bidi="zh_TW"/>
+        </w:rPr>
+        <w:t>），祂教導關於基督的真理（</w:t>
+      </w:r>
+      <w:hyperlink r:id="rId89">
+        <w:r>
+          <w:rPr>
+            <w:lang w:val="zh_TW" w:bidi="zh_TW"/>
+          </w:rPr>
+          <w:rPr>
+            <w:color w:val="0000EE"/>
+            <w:u w:val="single"/>
+          </w:rPr>
+          <w:t>約一2:20</w:t>
         </w:r>
       </w:hyperlink>
       <w:r>
@@ -4660,79 +4689,7 @@
         </w:rPr>
         <w:t>、</w:t>
       </w:r>
-      <w:hyperlink r:id="rId99">
-        <w:r>
-          <w:rPr>
-            <w:lang w:val="zh_TW" w:bidi="zh_TW"/>
-          </w:rPr>
-          <w:rPr>
-            <w:color w:val="0000EE"/>
-            <w:u w:val="single"/>
-          </w:rPr>
-          <w:t>26</w:t>
-        </w:r>
-      </w:hyperlink>
-      <w:r>
-        <w:rPr>
-          <w:lang w:val="zh_TW" w:bidi="zh_TW"/>
-        </w:rPr>
-        <w:t>，</w:t>
-      </w:r>
-      <w:hyperlink r:id="rId100">
-        <w:r>
-          <w:rPr>
-            <w:lang w:val="zh_TW" w:bidi="zh_TW"/>
-          </w:rPr>
-          <w:rPr>
-            <w:color w:val="0000EE"/>
-            <w:u w:val="single"/>
-          </w:rPr>
-          <w:t>15:26</w:t>
-        </w:r>
-      </w:hyperlink>
-      <w:r>
-        <w:rPr>
-          <w:lang w:val="zh_TW" w:bidi="zh_TW"/>
-        </w:rPr>
-        <w:t>，</w:t>
-      </w:r>
-      <w:hyperlink r:id="rId101">
-        <w:r>
-          <w:rPr>
-            <w:lang w:val="zh_TW" w:bidi="zh_TW"/>
-          </w:rPr>
-          <w:rPr>
-            <w:color w:val="0000EE"/>
-            <w:u w:val="single"/>
-          </w:rPr>
-          <w:t>16:13–15</w:t>
-        </w:r>
-      </w:hyperlink>
-      <w:r>
-        <w:rPr>
-          <w:lang w:val="zh_TW" w:bidi="zh_TW"/>
-        </w:rPr>
-        <w:t>），祂教導關於基督的真理（</w:t>
-      </w:r>
-      <w:hyperlink r:id="rId91">
-        <w:r>
-          <w:rPr>
-            <w:lang w:val="zh_TW" w:bidi="zh_TW"/>
-          </w:rPr>
-          <w:rPr>
-            <w:color w:val="0000EE"/>
-            <w:u w:val="single"/>
-          </w:rPr>
-          <w:t>約一2:20</w:t>
-        </w:r>
-      </w:hyperlink>
-      <w:r>
-        <w:rPr>
-          <w:lang w:val="zh_TW" w:bidi="zh_TW"/>
-        </w:rPr>
-        <w:t>、</w:t>
-      </w:r>
-      <w:hyperlink r:id="rId92">
+      <w:hyperlink r:id="rId90">
         <w:r>
           <w:rPr>
             <w:lang w:val="zh_TW" w:bidi="zh_TW"/>
@@ -4876,6 +4833,210 @@
         </w:rPr>
         <w:t>神是愛，是所有愛的源頭和體現。這個概念以及「神就是光」（</w:t>
       </w:r>
+      <w:hyperlink r:id="rId100">
+        <w:r>
+          <w:rPr>
+            <w:lang w:val="zh_TW" w:bidi="zh_TW"/>
+          </w:rPr>
+          <w:rPr>
+            <w:color w:val="0000EE"/>
+            <w:u w:val="single"/>
+          </w:rPr>
+          <w:t>1:5</w:t>
+        </w:r>
+      </w:hyperlink>
+      <w:r>
+        <w:rPr>
+          <w:lang w:val="zh_TW" w:bidi="zh_TW"/>
+        </w:rPr>
+        <w:t>）的概念構成了約翰寫這封信的基礎。</w:t>
+      </w:r>
+      <w:r>
+        <w:rPr>
+          <w:lang w:val="zh_TW" w:bidi="zh_TW"/>
+        </w:rPr>
+      </w:r>
+      <w:r>
+        <w:rPr>
+          <w:lang w:val="zh_TW" w:bidi="zh_TW"/>
+        </w:rPr>
+      </w:r>
+    </w:p>
+    <w:p>
+      <w:pPr/>
+      <w:r>
+        <w:rPr>
+          <w:lang w:val="zh_TW" w:bidi="zh_TW"/>
+        </w:rPr>
+      </w:r>
+    </w:p>
+    <w:p>
+      <w:pPr>
+        <w:pStyle w:val="Heading2"/>
+      </w:pPr>
+      <w:r>
+        <w:rPr>
+          <w:lang w:val="zh_TW" w:bidi="zh_TW"/>
+        </w:rPr>
+        <w:t>約翰一書 4:9–10</w:t>
+      </w:r>
+      <w:r>
+        <w:rPr>
+          <w:lang w:val="zh_TW" w:bidi="zh_TW"/>
+        </w:rPr>
+      </w:r>
+    </w:p>
+    <w:p>
+      <w:pPr/>
+      <w:r>
+        <w:rPr>
+          <w:lang w:val="zh_TW" w:bidi="zh_TW"/>
+        </w:rPr>
+      </w:r>
+      <w:r>
+        <w:rPr>
+          <w:lang w:val="zh_TW" w:bidi="zh_TW"/>
+        </w:rPr>
+        <w:t>耶穌基督被父神差遣，並透過祂在世上的生命以及祂在十字架上的犧牲作挽回祭，體現並展示了神的愛。</w:t>
+      </w:r>
+      <w:r>
+        <w:rPr>
+          <w:lang w:val="zh_TW" w:bidi="zh_TW"/>
+        </w:rPr>
+      </w:r>
+      <w:r>
+        <w:rPr>
+          <w:lang w:val="zh_TW" w:bidi="zh_TW"/>
+        </w:rPr>
+      </w:r>
+    </w:p>
+    <w:p>
+      <w:pPr/>
+      <w:r>
+        <w:rPr>
+          <w:lang w:val="zh_TW" w:bidi="zh_TW"/>
+        </w:rPr>
+      </w:r>
+    </w:p>
+    <w:p>
+      <w:pPr>
+        <w:pStyle w:val="Heading2"/>
+      </w:pPr>
+      <w:r>
+        <w:rPr>
+          <w:lang w:val="zh_TW" w:bidi="zh_TW"/>
+        </w:rPr>
+        <w:t>約翰一書 4:11–12</w:t>
+      </w:r>
+      <w:r>
+        <w:rPr>
+          <w:lang w:val="zh_TW" w:bidi="zh_TW"/>
+        </w:rPr>
+      </w:r>
+    </w:p>
+    <w:p>
+      <w:pPr/>
+      <w:r>
+        <w:rPr>
+          <w:lang w:val="zh_TW" w:bidi="zh_TW"/>
+        </w:rPr>
+      </w:r>
+      <w:r>
+        <w:rPr>
+          <w:lang w:val="zh_TW" w:bidi="zh_TW"/>
+        </w:rPr>
+        <w:t>那些接受了神的愛的人，會自然而然地愛那些與他們一樣接受了愛的人。當這愛在我們中間流動時，就成為我們愛神的證明。</w:t>
+      </w:r>
+      <w:r>
+        <w:rPr>
+          <w:lang w:val="zh_TW" w:bidi="zh_TW"/>
+        </w:rPr>
+      </w:r>
+      <w:r>
+        <w:rPr>
+          <w:lang w:val="zh_TW" w:bidi="zh_TW"/>
+        </w:rPr>
+      </w:r>
+    </w:p>
+    <w:p>
+      <w:pPr/>
+      <w:r>
+        <w:rPr>
+          <w:lang w:val="zh_TW" w:bidi="zh_TW"/>
+        </w:rPr>
+      </w:r>
+    </w:p>
+    <w:p>
+      <w:pPr>
+        <w:pStyle w:val="Heading2"/>
+      </w:pPr>
+      <w:r>
+        <w:rPr>
+          <w:lang w:val="zh_TW" w:bidi="zh_TW"/>
+        </w:rPr>
+        <w:t>約翰一書 4:15</w:t>
+      </w:r>
+      <w:r>
+        <w:rPr>
+          <w:lang w:val="zh_TW" w:bidi="zh_TW"/>
+        </w:rPr>
+      </w:r>
+    </w:p>
+    <w:p>
+      <w:pPr/>
+      <w:r>
+        <w:rPr>
+          <w:lang w:val="zh_TW" w:bidi="zh_TW"/>
+        </w:rPr>
+      </w:r>
+      <w:r>
+        <w:rPr>
+          <w:lang w:val="zh_TW" w:bidi="zh_TW"/>
+        </w:rPr>
+        <w:t>那些信基督的人有神住在他們</w:t>
+      </w:r>
+      <w:r>
+        <w:rPr>
+          <w:lang w:val="zh_TW" w:bidi="zh_TW"/>
+        </w:rPr>
+        <w:t>裏面</w:t>
+      </w:r>
+      <w:r>
+        <w:rPr>
+          <w:lang w:val="zh_TW" w:bidi="zh_TW"/>
+        </w:rPr>
+        <w:t>，他們也住在神</w:t>
+      </w:r>
+      <w:r>
+        <w:rPr>
+          <w:lang w:val="zh_TW" w:bidi="zh_TW"/>
+        </w:rPr>
+        <w:t>裏面</w:t>
+      </w:r>
+      <w:r>
+        <w:rPr>
+          <w:lang w:val="zh_TW" w:bidi="zh_TW"/>
+        </w:rPr>
+        <w:t>。父和子也是如此相交（</w:t>
+      </w:r>
+      <w:hyperlink r:id="rId101">
+        <w:r>
+          <w:rPr>
+            <w:lang w:val="zh_TW" w:bidi="zh_TW"/>
+          </w:rPr>
+          <w:rPr>
+            <w:color w:val="0000EE"/>
+            <w:u w:val="single"/>
+          </w:rPr>
+          <w:t>約10:38</w:t>
+        </w:r>
+      </w:hyperlink>
+      <w:r>
+        <w:rPr>
+          <w:lang w:val="zh_TW" w:bidi="zh_TW"/>
+        </w:rPr>
+        <w:t>，</w:t>
+      </w:r>
       <w:hyperlink r:id="rId102">
         <w:r>
           <w:rPr>
@@ -4885,182 +5046,14 @@
             <w:color w:val="0000EE"/>
             <w:u w:val="single"/>
           </w:rPr>
-          <w:t>1:5</w:t>
-        </w:r>
-      </w:hyperlink>
-      <w:r>
-        <w:rPr>
-          <w:lang w:val="zh_TW" w:bidi="zh_TW"/>
-        </w:rPr>
-        <w:t>）的概念構成了約翰寫這封信的基礎。</w:t>
-      </w:r>
-      <w:r>
-        <w:rPr>
-          <w:lang w:val="zh_TW" w:bidi="zh_TW"/>
-        </w:rPr>
-      </w:r>
-      <w:r>
-        <w:rPr>
-          <w:lang w:val="zh_TW" w:bidi="zh_TW"/>
-        </w:rPr>
-      </w:r>
-    </w:p>
-    <w:p>
-      <w:pPr/>
-      <w:r>
-        <w:rPr>
-          <w:lang w:val="zh_TW" w:bidi="zh_TW"/>
-        </w:rPr>
-      </w:r>
-    </w:p>
-    <w:p>
-      <w:pPr>
-        <w:pStyle w:val="Heading2"/>
-      </w:pPr>
-      <w:r>
-        <w:rPr>
-          <w:lang w:val="zh_TW" w:bidi="zh_TW"/>
-        </w:rPr>
-        <w:t>約翰一書 4:9–10</w:t>
-      </w:r>
-      <w:r>
-        <w:rPr>
-          <w:lang w:val="zh_TW" w:bidi="zh_TW"/>
-        </w:rPr>
-      </w:r>
-    </w:p>
-    <w:p>
-      <w:pPr/>
-      <w:r>
-        <w:rPr>
-          <w:lang w:val="zh_TW" w:bidi="zh_TW"/>
-        </w:rPr>
-      </w:r>
-      <w:r>
-        <w:rPr>
-          <w:lang w:val="zh_TW" w:bidi="zh_TW"/>
-        </w:rPr>
-        <w:t>耶穌基督被父神差遣，並透過祂在世上的生命以及祂在十字架上的犧牲作挽回祭，體現並展示了神的愛。</w:t>
-      </w:r>
-      <w:r>
-        <w:rPr>
-          <w:lang w:val="zh_TW" w:bidi="zh_TW"/>
-        </w:rPr>
-      </w:r>
-      <w:r>
-        <w:rPr>
-          <w:lang w:val="zh_TW" w:bidi="zh_TW"/>
-        </w:rPr>
-      </w:r>
-    </w:p>
-    <w:p>
-      <w:pPr/>
-      <w:r>
-        <w:rPr>
-          <w:lang w:val="zh_TW" w:bidi="zh_TW"/>
-        </w:rPr>
-      </w:r>
-    </w:p>
-    <w:p>
-      <w:pPr>
-        <w:pStyle w:val="Heading2"/>
-      </w:pPr>
-      <w:r>
-        <w:rPr>
-          <w:lang w:val="zh_TW" w:bidi="zh_TW"/>
-        </w:rPr>
-        <w:t>約翰一書 4:11–12</w:t>
-      </w:r>
-      <w:r>
-        <w:rPr>
-          <w:lang w:val="zh_TW" w:bidi="zh_TW"/>
-        </w:rPr>
-      </w:r>
-    </w:p>
-    <w:p>
-      <w:pPr/>
-      <w:r>
-        <w:rPr>
-          <w:lang w:val="zh_TW" w:bidi="zh_TW"/>
-        </w:rPr>
-      </w:r>
-      <w:r>
-        <w:rPr>
-          <w:lang w:val="zh_TW" w:bidi="zh_TW"/>
-        </w:rPr>
-        <w:t>那些接受了神的愛的人，會自然而然地愛那些與他們一樣接受了愛的人。當這愛在我們中間流動時，就成為我們愛神的證明。</w:t>
-      </w:r>
-      <w:r>
-        <w:rPr>
-          <w:lang w:val="zh_TW" w:bidi="zh_TW"/>
-        </w:rPr>
-      </w:r>
-      <w:r>
-        <w:rPr>
-          <w:lang w:val="zh_TW" w:bidi="zh_TW"/>
-        </w:rPr>
-      </w:r>
-    </w:p>
-    <w:p>
-      <w:pPr/>
-      <w:r>
-        <w:rPr>
-          <w:lang w:val="zh_TW" w:bidi="zh_TW"/>
-        </w:rPr>
-      </w:r>
-    </w:p>
-    <w:p>
-      <w:pPr>
-        <w:pStyle w:val="Heading2"/>
-      </w:pPr>
-      <w:r>
-        <w:rPr>
-          <w:lang w:val="zh_TW" w:bidi="zh_TW"/>
-        </w:rPr>
-        <w:t>約翰一書 4:15</w:t>
-      </w:r>
-      <w:r>
-        <w:rPr>
-          <w:lang w:val="zh_TW" w:bidi="zh_TW"/>
-        </w:rPr>
-      </w:r>
-    </w:p>
-    <w:p>
-      <w:pPr/>
-      <w:r>
-        <w:rPr>
-          <w:lang w:val="zh_TW" w:bidi="zh_TW"/>
-        </w:rPr>
-      </w:r>
-      <w:r>
-        <w:rPr>
-          <w:lang w:val="zh_TW" w:bidi="zh_TW"/>
-        </w:rPr>
-        <w:t>那些信基督的人有神住在他們</w:t>
-      </w:r>
-      <w:r>
-        <w:rPr>
-          <w:lang w:val="zh_TW" w:bidi="zh_TW"/>
-        </w:rPr>
-        <w:t>裏面</w:t>
-      </w:r>
-      <w:r>
-        <w:rPr>
-          <w:lang w:val="zh_TW" w:bidi="zh_TW"/>
-        </w:rPr>
-        <w:t>，他們也住在神</w:t>
-      </w:r>
-      <w:r>
-        <w:rPr>
-          <w:lang w:val="zh_TW" w:bidi="zh_TW"/>
-        </w:rPr>
-        <w:t>裏面</w:t>
-      </w:r>
-      <w:r>
-        <w:rPr>
-          <w:lang w:val="zh_TW" w:bidi="zh_TW"/>
-        </w:rPr>
-        <w:t>。父和子也是如此相交（</w:t>
+          <w:t>14:10</w:t>
+        </w:r>
+      </w:hyperlink>
+      <w:r>
+        <w:rPr>
+          <w:lang w:val="zh_TW" w:bidi="zh_TW"/>
+        </w:rPr>
+        <w:t>，</w:t>
       </w:r>
       <w:hyperlink r:id="rId103">
         <w:r>
@@ -5071,7 +5064,25 @@
             <w:color w:val="0000EE"/>
             <w:u w:val="single"/>
           </w:rPr>
-          <w:t>約10:38</w:t>
+          <w:t>17:21</w:t>
+        </w:r>
+      </w:hyperlink>
+      <w:r>
+        <w:rPr>
+          <w:lang w:val="zh_TW" w:bidi="zh_TW"/>
+        </w:rPr>
+        <w:t>）。以這種方式經歷神是信徒的一種特別的恩典（見</w:t>
+      </w:r>
+      <w:hyperlink r:id="rId104">
+        <w:r>
+          <w:rPr>
+            <w:lang w:val="zh_TW" w:bidi="zh_TW"/>
+          </w:rPr>
+          <w:rPr>
+            <w:color w:val="0000EE"/>
+            <w:u w:val="single"/>
+          </w:rPr>
+          <w:t>約14:20</w:t>
         </w:r>
       </w:hyperlink>
       <w:r>
@@ -5080,16 +5091,16 @@
         </w:rPr>
         <w:t>，</w:t>
       </w:r>
-      <w:hyperlink r:id="rId104">
-        <w:r>
-          <w:rPr>
-            <w:lang w:val="zh_TW" w:bidi="zh_TW"/>
-          </w:rPr>
-          <w:rPr>
-            <w:color w:val="0000EE"/>
-            <w:u w:val="single"/>
-          </w:rPr>
-          <w:t>14:10</w:t>
+      <w:hyperlink r:id="rId105">
+        <w:r>
+          <w:rPr>
+            <w:lang w:val="zh_TW" w:bidi="zh_TW"/>
+          </w:rPr>
+          <w:rPr>
+            <w:color w:val="0000EE"/>
+            <w:u w:val="single"/>
+          </w:rPr>
+          <w:t>15:5</w:t>
         </w:r>
       </w:hyperlink>
       <w:r>
@@ -5098,61 +5109,7 @@
         </w:rPr>
         <w:t>，</w:t>
       </w:r>
-      <w:hyperlink r:id="rId105">
-        <w:r>
-          <w:rPr>
-            <w:lang w:val="zh_TW" w:bidi="zh_TW"/>
-          </w:rPr>
-          <w:rPr>
-            <w:color w:val="0000EE"/>
-            <w:u w:val="single"/>
-          </w:rPr>
-          <w:t>17:21</w:t>
-        </w:r>
-      </w:hyperlink>
-      <w:r>
-        <w:rPr>
-          <w:lang w:val="zh_TW" w:bidi="zh_TW"/>
-        </w:rPr>
-        <w:t>）。以這種方式經歷神是信徒的一種特別的恩典（見</w:t>
-      </w:r>
       <w:hyperlink r:id="rId106">
-        <w:r>
-          <w:rPr>
-            <w:lang w:val="zh_TW" w:bidi="zh_TW"/>
-          </w:rPr>
-          <w:rPr>
-            <w:color w:val="0000EE"/>
-            <w:u w:val="single"/>
-          </w:rPr>
-          <w:t>約14:20</w:t>
-        </w:r>
-      </w:hyperlink>
-      <w:r>
-        <w:rPr>
-          <w:lang w:val="zh_TW" w:bidi="zh_TW"/>
-        </w:rPr>
-        <w:t>，</w:t>
-      </w:r>
-      <w:hyperlink r:id="rId107">
-        <w:r>
-          <w:rPr>
-            <w:lang w:val="zh_TW" w:bidi="zh_TW"/>
-          </w:rPr>
-          <w:rPr>
-            <w:color w:val="0000EE"/>
-            <w:u w:val="single"/>
-          </w:rPr>
-          <w:t>15:5</w:t>
-        </w:r>
-      </w:hyperlink>
-      <w:r>
-        <w:rPr>
-          <w:lang w:val="zh_TW" w:bidi="zh_TW"/>
-        </w:rPr>
-        <w:t>，</w:t>
-      </w:r>
-      <w:hyperlink r:id="rId108">
         <w:r>
           <w:rPr>
             <w:lang w:val="zh_TW" w:bidi="zh_TW"/>
@@ -5331,7 +5288,7 @@
         </w:rPr>
         <w:t>愛既完全，就把懼怕除去：當我們住在基督裏面，並在神的愛中更加成熟和完整時，我們就有信心面對審判的日子，這日子對那些不認識神的人來說是恐怖可畏的 （</w:t>
       </w:r>
-      <w:hyperlink r:id="rId109">
+      <w:hyperlink r:id="rId107">
         <w:r>
           <w:rPr>
             <w:lang w:val="zh_TW" w:bidi="zh_TW"/>
@@ -5349,7 +5306,7 @@
         </w:rPr>
         <w:t>；</w:t>
       </w:r>
-      <w:hyperlink r:id="rId110">
+      <w:hyperlink r:id="rId108">
         <w:r>
           <w:rPr>
             <w:lang w:val="zh_TW" w:bidi="zh_TW"/>
@@ -5385,139 +5342,139 @@
         </w:rPr>
         <w:t>由於意識到了罪疚，就懼怕預期會受到的刑罰，這帶來的恐懼本身就是那刑罰的預嚐。基督的死將我們從這種懼怕中釋放出來（</w:t>
       </w:r>
+      <w:hyperlink r:id="rId109">
+        <w:r>
+          <w:rPr>
+            <w:lang w:val="zh_TW" w:bidi="zh_TW"/>
+          </w:rPr>
+          <w:rPr>
+            <w:color w:val="0000EE"/>
+            <w:u w:val="single"/>
+          </w:rPr>
+          <w:t>來2:14–15</w:t>
+        </w:r>
+      </w:hyperlink>
+      <w:r>
+        <w:rPr>
+          <w:lang w:val="zh_TW" w:bidi="zh_TW"/>
+        </w:rPr>
+        <w:t>）。</w:t>
+      </w:r>
+      <w:r>
+        <w:rPr>
+          <w:lang w:val="zh_TW" w:bidi="zh_TW"/>
+        </w:rPr>
+      </w:r>
+      <w:r>
+        <w:rPr>
+          <w:lang w:val="zh_TW" w:bidi="zh_TW"/>
+        </w:rPr>
+      </w:r>
+    </w:p>
+    <w:p>
+      <w:pPr/>
+      <w:r>
+        <w:rPr>
+          <w:lang w:val="zh_TW" w:bidi="zh_TW"/>
+        </w:rPr>
+      </w:r>
+    </w:p>
+    <w:p>
+      <w:pPr>
+        <w:pStyle w:val="Heading2"/>
+      </w:pPr>
+      <w:r>
+        <w:rPr>
+          <w:lang w:val="zh_TW" w:bidi="zh_TW"/>
+        </w:rPr>
+        <w:t>約翰一書 4:19</w:t>
+      </w:r>
+      <w:r>
+        <w:rPr>
+          <w:lang w:val="zh_TW" w:bidi="zh_TW"/>
+        </w:rPr>
+      </w:r>
+    </w:p>
+    <w:p>
+      <w:pPr/>
+      <w:r>
+        <w:rPr>
+          <w:lang w:val="zh_TW" w:bidi="zh_TW"/>
+        </w:rPr>
+      </w:r>
+      <w:r>
+        <w:rPr>
+          <w:lang w:val="zh_TW" w:bidi="zh_TW"/>
+        </w:rPr>
+        <w:t>當我們還作罪人時，神就先愛我們，而不是在我們離棄罪惡之後（</w:t>
+      </w:r>
+      <w:hyperlink r:id="rId110">
+        <w:r>
+          <w:rPr>
+            <w:lang w:val="zh_TW" w:bidi="zh_TW"/>
+          </w:rPr>
+          <w:rPr>
+            <w:color w:val="0000EE"/>
+            <w:u w:val="single"/>
+          </w:rPr>
+          <w:t>羅8:5–11</w:t>
+        </w:r>
+      </w:hyperlink>
+      <w:r>
+        <w:rPr>
+          <w:lang w:val="zh_TW" w:bidi="zh_TW"/>
+        </w:rPr>
+        <w:t>）。神開始了這個過程；在祂愛我們之時，祂使我們能夠以愛回應祂，並將這份愛傳遞給他人。</w:t>
+      </w:r>
+      <w:r>
+        <w:rPr>
+          <w:lang w:val="zh_TW" w:bidi="zh_TW"/>
+        </w:rPr>
+      </w:r>
+      <w:r>
+        <w:rPr>
+          <w:lang w:val="zh_TW" w:bidi="zh_TW"/>
+        </w:rPr>
+      </w:r>
+    </w:p>
+    <w:p>
+      <w:pPr/>
+      <w:r>
+        <w:rPr>
+          <w:lang w:val="zh_TW" w:bidi="zh_TW"/>
+        </w:rPr>
+      </w:r>
+    </w:p>
+    <w:p>
+      <w:pPr>
+        <w:pStyle w:val="Heading2"/>
+      </w:pPr>
+      <w:r>
+        <w:rPr>
+          <w:lang w:val="zh_TW" w:bidi="zh_TW"/>
+        </w:rPr>
+        <w:t>約翰一書 5:1–5</w:t>
+      </w:r>
+      <w:r>
+        <w:rPr>
+          <w:lang w:val="zh_TW" w:bidi="zh_TW"/>
+        </w:rPr>
+      </w:r>
+    </w:p>
+    <w:p>
+      <w:pPr/>
+      <w:r>
+        <w:rPr>
+          <w:lang w:val="zh_TW" w:bidi="zh_TW"/>
+        </w:rPr>
+      </w:r>
+      <w:r>
+        <w:rPr>
+          <w:lang w:val="zh_TW" w:bidi="zh_TW"/>
+        </w:rPr>
+        <w:t>那些相信耶穌是基督和神兒子的人，已經在屬靈上重生為神的兒女（見</w:t>
+      </w:r>
       <w:hyperlink r:id="rId111">
-        <w:r>
-          <w:rPr>
-            <w:lang w:val="zh_TW" w:bidi="zh_TW"/>
-          </w:rPr>
-          <w:rPr>
-            <w:color w:val="0000EE"/>
-            <w:u w:val="single"/>
-          </w:rPr>
-          <w:t>來2:14–15</w:t>
-        </w:r>
-      </w:hyperlink>
-      <w:r>
-        <w:rPr>
-          <w:lang w:val="zh_TW" w:bidi="zh_TW"/>
-        </w:rPr>
-        <w:t>）。</w:t>
-      </w:r>
-      <w:r>
-        <w:rPr>
-          <w:lang w:val="zh_TW" w:bidi="zh_TW"/>
-        </w:rPr>
-      </w:r>
-      <w:r>
-        <w:rPr>
-          <w:lang w:val="zh_TW" w:bidi="zh_TW"/>
-        </w:rPr>
-      </w:r>
-    </w:p>
-    <w:p>
-      <w:pPr/>
-      <w:r>
-        <w:rPr>
-          <w:lang w:val="zh_TW" w:bidi="zh_TW"/>
-        </w:rPr>
-      </w:r>
-    </w:p>
-    <w:p>
-      <w:pPr>
-        <w:pStyle w:val="Heading2"/>
-      </w:pPr>
-      <w:r>
-        <w:rPr>
-          <w:lang w:val="zh_TW" w:bidi="zh_TW"/>
-        </w:rPr>
-        <w:t>約翰一書 4:19</w:t>
-      </w:r>
-      <w:r>
-        <w:rPr>
-          <w:lang w:val="zh_TW" w:bidi="zh_TW"/>
-        </w:rPr>
-      </w:r>
-    </w:p>
-    <w:p>
-      <w:pPr/>
-      <w:r>
-        <w:rPr>
-          <w:lang w:val="zh_TW" w:bidi="zh_TW"/>
-        </w:rPr>
-      </w:r>
-      <w:r>
-        <w:rPr>
-          <w:lang w:val="zh_TW" w:bidi="zh_TW"/>
-        </w:rPr>
-        <w:t>當我們還作罪人時，神就先愛我們，而不是在我們離棄罪惡之後（</w:t>
-      </w:r>
-      <w:hyperlink r:id="rId112">
-        <w:r>
-          <w:rPr>
-            <w:lang w:val="zh_TW" w:bidi="zh_TW"/>
-          </w:rPr>
-          <w:rPr>
-            <w:color w:val="0000EE"/>
-            <w:u w:val="single"/>
-          </w:rPr>
-          <w:t>羅8:5–11</w:t>
-        </w:r>
-      </w:hyperlink>
-      <w:r>
-        <w:rPr>
-          <w:lang w:val="zh_TW" w:bidi="zh_TW"/>
-        </w:rPr>
-        <w:t>）。神開始了這個過程；在祂愛我們之時，祂使我們能夠以愛回應祂，並將這份愛傳遞給他人。</w:t>
-      </w:r>
-      <w:r>
-        <w:rPr>
-          <w:lang w:val="zh_TW" w:bidi="zh_TW"/>
-        </w:rPr>
-      </w:r>
-      <w:r>
-        <w:rPr>
-          <w:lang w:val="zh_TW" w:bidi="zh_TW"/>
-        </w:rPr>
-      </w:r>
-    </w:p>
-    <w:p>
-      <w:pPr/>
-      <w:r>
-        <w:rPr>
-          <w:lang w:val="zh_TW" w:bidi="zh_TW"/>
-        </w:rPr>
-      </w:r>
-    </w:p>
-    <w:p>
-      <w:pPr>
-        <w:pStyle w:val="Heading2"/>
-      </w:pPr>
-      <w:r>
-        <w:rPr>
-          <w:lang w:val="zh_TW" w:bidi="zh_TW"/>
-        </w:rPr>
-        <w:t>約翰一書 5:1–5</w:t>
-      </w:r>
-      <w:r>
-        <w:rPr>
-          <w:lang w:val="zh_TW" w:bidi="zh_TW"/>
-        </w:rPr>
-      </w:r>
-    </w:p>
-    <w:p>
-      <w:pPr/>
-      <w:r>
-        <w:rPr>
-          <w:lang w:val="zh_TW" w:bidi="zh_TW"/>
-        </w:rPr>
-      </w:r>
-      <w:r>
-        <w:rPr>
-          <w:lang w:val="zh_TW" w:bidi="zh_TW"/>
-        </w:rPr>
-        <w:t>那些相信耶穌是基督和神兒子的人，已經在屬靈上重生為神的兒女（見</w:t>
-      </w:r>
-      <w:hyperlink r:id="rId113">
         <w:r>
           <w:rPr>
             <w:lang w:val="zh_TW" w:bidi="zh_TW"/>
@@ -5661,6 +5618,42 @@
         </w:rPr>
         <w:t>作見證的原來有三：基督受洗時聖靈降臨在祂身上（見</w:t>
       </w:r>
+      <w:hyperlink r:id="rId112">
+        <w:r>
+          <w:rPr>
+            <w:lang w:val="zh_TW" w:bidi="zh_TW"/>
+          </w:rPr>
+          <w:rPr>
+            <w:color w:val="0000EE"/>
+            <w:u w:val="single"/>
+          </w:rPr>
+          <w:t>約1:32–34</w:t>
+        </w:r>
+      </w:hyperlink>
+      <w:r>
+        <w:rPr>
+          <w:lang w:val="zh_TW" w:bidi="zh_TW"/>
+        </w:rPr>
+        <w:t>）。水就是基督受洗的水（見</w:t>
+      </w:r>
+      <w:hyperlink r:id="rId113">
+        <w:r>
+          <w:rPr>
+            <w:lang w:val="zh_TW" w:bidi="zh_TW"/>
+          </w:rPr>
+          <w:rPr>
+            <w:color w:val="0000EE"/>
+            <w:u w:val="single"/>
+          </w:rPr>
+          <w:t>太3:13–15</w:t>
+        </w:r>
+      </w:hyperlink>
+      <w:r>
+        <w:rPr>
+          <w:lang w:val="zh_TW" w:bidi="zh_TW"/>
+        </w:rPr>
+        <w:t>；</w:t>
+      </w:r>
       <w:hyperlink r:id="rId114">
         <w:r>
           <w:rPr>
@@ -5670,14 +5663,14 @@
             <w:color w:val="0000EE"/>
             <w:u w:val="single"/>
           </w:rPr>
-          <w:t>約1:32–34</w:t>
-        </w:r>
-      </w:hyperlink>
-      <w:r>
-        <w:rPr>
-          <w:lang w:val="zh_TW" w:bidi="zh_TW"/>
-        </w:rPr>
-        <w:t>）。水就是基督受洗的水（見</w:t>
+          <w:t>可1:9–11</w:t>
+        </w:r>
+      </w:hyperlink>
+      <w:r>
+        <w:rPr>
+          <w:lang w:val="zh_TW" w:bidi="zh_TW"/>
+        </w:rPr>
+        <w:t>）。血是基督在釘十字架時所流的血（見</w:t>
       </w:r>
       <w:hyperlink r:id="rId115">
         <w:r>
@@ -5688,52 +5681,16 @@
             <w:color w:val="0000EE"/>
             <w:u w:val="single"/>
           </w:rPr>
-          <w:t>太3:13–15</w:t>
-        </w:r>
-      </w:hyperlink>
-      <w:r>
-        <w:rPr>
-          <w:lang w:val="zh_TW" w:bidi="zh_TW"/>
-        </w:rPr>
-        <w:t>；</w:t>
+          <w:t>可15:37–39</w:t>
+        </w:r>
+      </w:hyperlink>
+      <w:r>
+        <w:rPr>
+          <w:lang w:val="zh_TW" w:bidi="zh_TW"/>
+        </w:rPr>
+        <w:t>）。這三者都宣告耶穌是神的兒子（</w:t>
       </w:r>
       <w:hyperlink r:id="rId116">
-        <w:r>
-          <w:rPr>
-            <w:lang w:val="zh_TW" w:bidi="zh_TW"/>
-          </w:rPr>
-          <w:rPr>
-            <w:color w:val="0000EE"/>
-            <w:u w:val="single"/>
-          </w:rPr>
-          <w:t>可1:9–11</w:t>
-        </w:r>
-      </w:hyperlink>
-      <w:r>
-        <w:rPr>
-          <w:lang w:val="zh_TW" w:bidi="zh_TW"/>
-        </w:rPr>
-        <w:t>）。血是基督在釘十字架時所流的血（見</w:t>
-      </w:r>
-      <w:hyperlink r:id="rId117">
-        <w:r>
-          <w:rPr>
-            <w:lang w:val="zh_TW" w:bidi="zh_TW"/>
-          </w:rPr>
-          <w:rPr>
-            <w:color w:val="0000EE"/>
-            <w:u w:val="single"/>
-          </w:rPr>
-          <w:t>可15:37–39</w:t>
-        </w:r>
-      </w:hyperlink>
-      <w:r>
-        <w:rPr>
-          <w:lang w:val="zh_TW" w:bidi="zh_TW"/>
-        </w:rPr>
-        <w:t>）。這三者都宣告耶穌是神的兒子（</w:t>
-      </w:r>
-      <w:hyperlink r:id="rId118">
         <w:r>
           <w:rPr>
             <w:lang w:val="zh_TW" w:bidi="zh_TW"/>
@@ -5869,7 +5826,7 @@
         </w:rPr>
         <w:t>有了神的兒子就有生命：那些有神的兒子住在他們裏面的人現在有神所賜的永生——他們享受神的靈的同在（</w:t>
       </w:r>
-      <w:hyperlink r:id="rId91">
+      <w:hyperlink r:id="rId89">
         <w:r>
           <w:rPr>
             <w:lang w:val="zh_TW" w:bidi="zh_TW"/>
@@ -5887,6 +5844,108 @@
         </w:rPr>
         <w:t>、</w:t>
       </w:r>
+      <w:hyperlink r:id="rId117">
+        <w:r>
+          <w:rPr>
+            <w:lang w:val="zh_TW" w:bidi="zh_TW"/>
+          </w:rPr>
+          <w:rPr>
+            <w:color w:val="0000EE"/>
+            <w:u w:val="single"/>
+          </w:rPr>
+          <w:t>25</w:t>
+        </w:r>
+      </w:hyperlink>
+      <w:r>
+        <w:rPr>
+          <w:lang w:val="zh_TW" w:bidi="zh_TW"/>
+        </w:rPr>
+        <w:t>、</w:t>
+      </w:r>
+      <w:hyperlink r:id="rId90">
+        <w:r>
+          <w:rPr>
+            <w:lang w:val="zh_TW" w:bidi="zh_TW"/>
+          </w:rPr>
+          <w:rPr>
+            <w:color w:val="0000EE"/>
+            <w:u w:val="single"/>
+          </w:rPr>
+          <w:t>27</w:t>
+        </w:r>
+      </w:hyperlink>
+      <w:r>
+        <w:rPr>
+          <w:lang w:val="zh_TW" w:bidi="zh_TW"/>
+        </w:rPr>
+        <w:t>），並且他們擁有與神永遠同在的保證（見</w:t>
+      </w:r>
+      <w:hyperlink r:id="rId118">
+        <w:r>
+          <w:rPr>
+            <w:lang w:val="zh_TW" w:bidi="zh_TW"/>
+          </w:rPr>
+          <w:rPr>
+            <w:color w:val="0000EE"/>
+            <w:u w:val="single"/>
+          </w:rPr>
+          <w:t>弗1:13–14</w:t>
+        </w:r>
+      </w:hyperlink>
+      <w:r>
+        <w:rPr>
+          <w:lang w:val="zh_TW" w:bidi="zh_TW"/>
+        </w:rPr>
+        <w:t>）。</w:t>
+      </w:r>
+      <w:r>
+        <w:rPr>
+          <w:lang w:val="zh_TW" w:bidi="zh_TW"/>
+        </w:rPr>
+      </w:r>
+      <w:r>
+        <w:rPr>
+          <w:lang w:val="zh_TW" w:bidi="zh_TW"/>
+        </w:rPr>
+      </w:r>
+    </w:p>
+    <w:p>
+      <w:pPr/>
+      <w:r>
+        <w:rPr>
+          <w:lang w:val="zh_TW" w:bidi="zh_TW"/>
+        </w:rPr>
+      </w:r>
+    </w:p>
+    <w:p>
+      <w:pPr>
+        <w:pStyle w:val="Heading2"/>
+      </w:pPr>
+      <w:r>
+        <w:rPr>
+          <w:lang w:val="zh_TW" w:bidi="zh_TW"/>
+        </w:rPr>
+        <w:t>約翰一書 5:16</w:t>
+      </w:r>
+      <w:r>
+        <w:rPr>
+          <w:lang w:val="zh_TW" w:bidi="zh_TW"/>
+        </w:rPr>
+      </w:r>
+    </w:p>
+    <w:p>
+      <w:pPr/>
+      <w:r>
+        <w:rPr>
+          <w:lang w:val="zh_TW" w:bidi="zh_TW"/>
+        </w:rPr>
+      </w:r>
+      <w:r>
+        <w:rPr>
+          <w:lang w:val="zh_TW" w:bidi="zh_TW"/>
+        </w:rPr>
+        <w:t>至於死的罪是那些涉及背道的罪（見</w:t>
+      </w:r>
       <w:hyperlink r:id="rId119">
         <w:r>
           <w:rPr>
@@ -5896,32 +5955,14 @@
             <w:color w:val="0000EE"/>
             <w:u w:val="single"/>
           </w:rPr>
-          <w:t>25</w:t>
-        </w:r>
-      </w:hyperlink>
-      <w:r>
-        <w:rPr>
-          <w:lang w:val="zh_TW" w:bidi="zh_TW"/>
-        </w:rPr>
-        <w:t>、</w:t>
-      </w:r>
-      <w:hyperlink r:id="rId92">
-        <w:r>
-          <w:rPr>
-            <w:lang w:val="zh_TW" w:bidi="zh_TW"/>
-          </w:rPr>
-          <w:rPr>
-            <w:color w:val="0000EE"/>
-            <w:u w:val="single"/>
-          </w:rPr>
-          <w:t>27</w:t>
-        </w:r>
-      </w:hyperlink>
-      <w:r>
-        <w:rPr>
-          <w:lang w:val="zh_TW" w:bidi="zh_TW"/>
-        </w:rPr>
-        <w:t>），並且他們擁有與神永遠同在的保證（見</w:t>
+          <w:t>太12:31–32</w:t>
+        </w:r>
+      </w:hyperlink>
+      <w:r>
+        <w:rPr>
+          <w:lang w:val="zh_TW" w:bidi="zh_TW"/>
+        </w:rPr>
+        <w:t>；</w:t>
       </w:r>
       <w:hyperlink r:id="rId120">
         <w:r>
@@ -5932,14 +5973,14 @@
             <w:color w:val="0000EE"/>
             <w:u w:val="single"/>
           </w:rPr>
-          <w:t>弗1:13–14</w:t>
-        </w:r>
-      </w:hyperlink>
-      <w:r>
-        <w:rPr>
-          <w:lang w:val="zh_TW" w:bidi="zh_TW"/>
-        </w:rPr>
-        <w:t>）。</w:t>
+          <w:t>來6:4–6</w:t>
+        </w:r>
+      </w:hyperlink>
+      <w:r>
+        <w:rPr>
+          <w:lang w:val="zh_TW" w:bidi="zh_TW"/>
+        </w:rPr>
+        <w:t>）。在這封信的語境中，背道包含了離開使徒的信仰並加入異端、敵基督的運動，就像約翰的書信中所責備的那些人一樣。</w:t>
       </w:r>
       <w:r>
         <w:rPr>
@@ -5968,90 +6009,6 @@
         <w:rPr>
           <w:lang w:val="zh_TW" w:bidi="zh_TW"/>
         </w:rPr>
-        <w:t>約翰一書 5:16</w:t>
-      </w:r>
-      <w:r>
-        <w:rPr>
-          <w:lang w:val="zh_TW" w:bidi="zh_TW"/>
-        </w:rPr>
-      </w:r>
-    </w:p>
-    <w:p>
-      <w:pPr/>
-      <w:r>
-        <w:rPr>
-          <w:lang w:val="zh_TW" w:bidi="zh_TW"/>
-        </w:rPr>
-      </w:r>
-      <w:r>
-        <w:rPr>
-          <w:lang w:val="zh_TW" w:bidi="zh_TW"/>
-        </w:rPr>
-        <w:t>至於死的罪是那些涉及背道的罪（見</w:t>
-      </w:r>
-      <w:hyperlink r:id="rId121">
-        <w:r>
-          <w:rPr>
-            <w:lang w:val="zh_TW" w:bidi="zh_TW"/>
-          </w:rPr>
-          <w:rPr>
-            <w:color w:val="0000EE"/>
-            <w:u w:val="single"/>
-          </w:rPr>
-          <w:t>太12:31–32</w:t>
-        </w:r>
-      </w:hyperlink>
-      <w:r>
-        <w:rPr>
-          <w:lang w:val="zh_TW" w:bidi="zh_TW"/>
-        </w:rPr>
-        <w:t>；</w:t>
-      </w:r>
-      <w:hyperlink r:id="rId122">
-        <w:r>
-          <w:rPr>
-            <w:lang w:val="zh_TW" w:bidi="zh_TW"/>
-          </w:rPr>
-          <w:rPr>
-            <w:color w:val="0000EE"/>
-            <w:u w:val="single"/>
-          </w:rPr>
-          <w:t>來6:4–6</w:t>
-        </w:r>
-      </w:hyperlink>
-      <w:r>
-        <w:rPr>
-          <w:lang w:val="zh_TW" w:bidi="zh_TW"/>
-        </w:rPr>
-        <w:t>）。在這封信的語境中，背道包含了離開使徒的信仰並加入異端、敵基督的運動，就像約翰的書信中所責備的那些人一樣。</w:t>
-      </w:r>
-      <w:r>
-        <w:rPr>
-          <w:lang w:val="zh_TW" w:bidi="zh_TW"/>
-        </w:rPr>
-      </w:r>
-      <w:r>
-        <w:rPr>
-          <w:lang w:val="zh_TW" w:bidi="zh_TW"/>
-        </w:rPr>
-      </w:r>
-    </w:p>
-    <w:p>
-      <w:pPr/>
-      <w:r>
-        <w:rPr>
-          <w:lang w:val="zh_TW" w:bidi="zh_TW"/>
-        </w:rPr>
-      </w:r>
-    </w:p>
-    <w:p>
-      <w:pPr>
-        <w:pStyle w:val="Heading2"/>
-      </w:pPr>
-      <w:r>
-        <w:rPr>
-          <w:lang w:val="zh_TW" w:bidi="zh_TW"/>
-        </w:rPr>
         <w:t>約翰一書 5:17</w:t>
       </w:r>
       <w:r>
@@ -6073,7 +6030,7 @@
         </w:rPr>
         <w:t>也有不至於死的罪：那些不牽涉到最終會背道的罪，可以藉著悔改和轉回作結（見</w:t>
       </w:r>
-      <w:hyperlink r:id="rId81">
+      <w:hyperlink r:id="rId79">
         <w:r>
           <w:rPr>
             <w:lang w:val="zh_TW" w:bidi="zh_TW"/>
@@ -6143,6 +6100,42 @@
         </w:rPr>
         <w:t>有些譯本解釋片語「那位真實的」是神，因為下一個片語指的就是祂的兒子耶穌基督。約翰也說耶穌基督是唯一的真神（見</w:t>
       </w:r>
+      <w:hyperlink r:id="rId121">
+        <w:r>
+          <w:rPr>
+            <w:lang w:val="zh_TW" w:bidi="zh_TW"/>
+          </w:rPr>
+          <w:rPr>
+            <w:color w:val="0000EE"/>
+            <w:u w:val="single"/>
+          </w:rPr>
+          <w:t>約1:1</w:t>
+        </w:r>
+      </w:hyperlink>
+      <w:r>
+        <w:rPr>
+          <w:lang w:val="zh_TW" w:bidi="zh_TW"/>
+        </w:rPr>
+        <w:t>、</w:t>
+      </w:r>
+      <w:hyperlink r:id="rId122">
+        <w:r>
+          <w:rPr>
+            <w:lang w:val="zh_TW" w:bidi="zh_TW"/>
+          </w:rPr>
+          <w:rPr>
+            <w:color w:val="0000EE"/>
+            <w:u w:val="single"/>
+          </w:rPr>
+          <w:t>18</w:t>
+        </w:r>
+      </w:hyperlink>
+      <w:r>
+        <w:rPr>
+          <w:lang w:val="zh_TW" w:bidi="zh_TW"/>
+        </w:rPr>
+        <w:t>，</w:t>
+      </w:r>
       <w:hyperlink r:id="rId123">
         <w:r>
           <w:rPr>
@@ -6152,14 +6145,14 @@
             <w:color w:val="0000EE"/>
             <w:u w:val="single"/>
           </w:rPr>
-          <w:t>約1:1</w:t>
-        </w:r>
-      </w:hyperlink>
-      <w:r>
-        <w:rPr>
-          <w:lang w:val="zh_TW" w:bidi="zh_TW"/>
-        </w:rPr>
-        <w:t>、</w:t>
+          <w:t>20:28</w:t>
+        </w:r>
+      </w:hyperlink>
+      <w:r>
+        <w:rPr>
+          <w:lang w:val="zh_TW" w:bidi="zh_TW"/>
+        </w:rPr>
+        <w:t>；</w:t>
       </w:r>
       <w:hyperlink r:id="rId124">
         <w:r>
@@ -6170,14 +6163,14 @@
             <w:color w:val="0000EE"/>
             <w:u w:val="single"/>
           </w:rPr>
-          <w:t>18</w:t>
-        </w:r>
-      </w:hyperlink>
-      <w:r>
-        <w:rPr>
-          <w:lang w:val="zh_TW" w:bidi="zh_TW"/>
-        </w:rPr>
-        <w:t>，</w:t>
+          <w:t>羅9:5</w:t>
+        </w:r>
+      </w:hyperlink>
+      <w:r>
+        <w:rPr>
+          <w:lang w:val="zh_TW" w:bidi="zh_TW"/>
+        </w:rPr>
+        <w:t>；</w:t>
       </w:r>
       <w:hyperlink r:id="rId125">
         <w:r>
@@ -6188,7 +6181,7 @@
             <w:color w:val="0000EE"/>
             <w:u w:val="single"/>
           </w:rPr>
-          <w:t>20:28</w:t>
+          <w:t>多2:13</w:t>
         </w:r>
       </w:hyperlink>
       <w:r>
@@ -6198,42 +6191,6 @@
         <w:t>；</w:t>
       </w:r>
       <w:hyperlink r:id="rId126">
-        <w:r>
-          <w:rPr>
-            <w:lang w:val="zh_TW" w:bidi="zh_TW"/>
-          </w:rPr>
-          <w:rPr>
-            <w:color w:val="0000EE"/>
-            <w:u w:val="single"/>
-          </w:rPr>
-          <w:t>羅9:5</w:t>
-        </w:r>
-      </w:hyperlink>
-      <w:r>
-        <w:rPr>
-          <w:lang w:val="zh_TW" w:bidi="zh_TW"/>
-        </w:rPr>
-        <w:t>；</w:t>
-      </w:r>
-      <w:hyperlink r:id="rId127">
-        <w:r>
-          <w:rPr>
-            <w:lang w:val="zh_TW" w:bidi="zh_TW"/>
-          </w:rPr>
-          <w:rPr>
-            <w:color w:val="0000EE"/>
-            <w:u w:val="single"/>
-          </w:rPr>
-          <w:t>多2:13</w:t>
-        </w:r>
-      </w:hyperlink>
-      <w:r>
-        <w:rPr>
-          <w:lang w:val="zh_TW" w:bidi="zh_TW"/>
-        </w:rPr>
-        <w:t>；</w:t>
-      </w:r>
-      <w:hyperlink r:id="rId128">
         <w:r>
           <w:rPr>
             <w:lang w:val="zh_TW" w:bidi="zh_TW"/>
@@ -6269,6 +6226,42 @@
         </w:rPr>
         <w:t>在耶穌基督裏面就有永生，因為祂就是永生（</w:t>
       </w:r>
+      <w:hyperlink r:id="rId127">
+        <w:r>
+          <w:rPr>
+            <w:lang w:val="zh_TW" w:bidi="zh_TW"/>
+          </w:rPr>
+          <w:rPr>
+            <w:color w:val="0000EE"/>
+            <w:u w:val="single"/>
+          </w:rPr>
+          <w:t>約一5:12</w:t>
+        </w:r>
+      </w:hyperlink>
+      <w:r>
+        <w:rPr>
+          <w:lang w:val="zh_TW" w:bidi="zh_TW"/>
+        </w:rPr>
+        <w:t>；見</w:t>
+      </w:r>
+      <w:hyperlink r:id="rId128">
+        <w:r>
+          <w:rPr>
+            <w:lang w:val="zh_TW" w:bidi="zh_TW"/>
+          </w:rPr>
+          <w:rPr>
+            <w:color w:val="0000EE"/>
+            <w:u w:val="single"/>
+          </w:rPr>
+          <w:t>約1:4</w:t>
+        </w:r>
+      </w:hyperlink>
+      <w:r>
+        <w:rPr>
+          <w:lang w:val="zh_TW" w:bidi="zh_TW"/>
+        </w:rPr>
+        <w:t>，</w:t>
+      </w:r>
       <w:hyperlink r:id="rId129">
         <w:r>
           <w:rPr>
@@ -6278,14 +6271,14 @@
             <w:color w:val="0000EE"/>
             <w:u w:val="single"/>
           </w:rPr>
-          <w:t>約一5:12</w:t>
-        </w:r>
-      </w:hyperlink>
-      <w:r>
-        <w:rPr>
-          <w:lang w:val="zh_TW" w:bidi="zh_TW"/>
-        </w:rPr>
-        <w:t>；見</w:t>
+          <w:t>3:16</w:t>
+        </w:r>
+      </w:hyperlink>
+      <w:r>
+        <w:rPr>
+          <w:lang w:val="zh_TW" w:bidi="zh_TW"/>
+        </w:rPr>
+        <w:t>，</w:t>
       </w:r>
       <w:hyperlink r:id="rId130">
         <w:r>
@@ -6296,7 +6289,7 @@
             <w:color w:val="0000EE"/>
             <w:u w:val="single"/>
           </w:rPr>
-          <w:t>約1:4</w:t>
+          <w:t>14:6</w:t>
         </w:r>
       </w:hyperlink>
       <w:r>
@@ -6305,43 +6298,7 @@
         </w:rPr>
         <w:t>，</w:t>
       </w:r>
-      <w:hyperlink r:id="rId131">
-        <w:r>
-          <w:rPr>
-            <w:lang w:val="zh_TW" w:bidi="zh_TW"/>
-          </w:rPr>
-          <w:rPr>
-            <w:color w:val="0000EE"/>
-            <w:u w:val="single"/>
-          </w:rPr>
-          <w:t>3:16</w:t>
-        </w:r>
-      </w:hyperlink>
-      <w:r>
-        <w:rPr>
-          <w:lang w:val="zh_TW" w:bidi="zh_TW"/>
-        </w:rPr>
-        <w:t>，</w:t>
-      </w:r>
-      <w:hyperlink r:id="rId132">
-        <w:r>
-          <w:rPr>
-            <w:lang w:val="zh_TW" w:bidi="zh_TW"/>
-          </w:rPr>
-          <w:rPr>
-            <w:color w:val="0000EE"/>
-            <w:u w:val="single"/>
-          </w:rPr>
-          <w:t>14:6</w:t>
-        </w:r>
-      </w:hyperlink>
-      <w:r>
-        <w:rPr>
-          <w:lang w:val="zh_TW" w:bidi="zh_TW"/>
-        </w:rPr>
-        <w:t>，</w:t>
-      </w:r>
-      <w:hyperlink r:id="rId113">
+      <w:hyperlink r:id="rId111">
         <w:r>
           <w:rPr>
             <w:lang w:val="zh_TW" w:bidi="zh_TW"/>

--- a/zht/docx/62.content.docx
+++ b/zht/docx/62.content.docx
@@ -163,13 +163,6 @@
         <w:rPr>
           <w:lang w:val="zh_TW" w:bidi="zh_TW"/>
         </w:rPr>
-      </w:r>
-      <w:r>
-        <w:rPr>
-          <w:i/>
-          <w:lang w:val="zh_TW" w:bidi="zh_TW"/>
-        </w:rPr>
-        <w:t>約翰一書 1:1, 約翰一書 1:1–4, 約翰一書 1:2, 約翰一書 1:3, 約翰一書 1:4, 約翰一書 1:5, 約翰一書 1:5–2:6, 約翰一書 1:6, 約翰一書 1:7, 約翰一書 1:8, 約翰一書 1:9, 約翰一書 1:10, 約翰一書 2:1, 約翰一書 2:2, 約翰一書 2:3–6, 約翰一書 2:7–11, 約翰一書 2:8, 約翰一書 2:9, 約翰一書 2:9–11, 約翰一書 2:10, 約翰一書 2:12–14, 約翰一書 2:15–17, 約翰一書 2:18, 約翰一書 2:19, 約翰一書 2:20–23, 約翰一書 2:22, 約翰一書 2:24–25, 約翰一書 2:28–29, 約翰一書 3:1–3, 約翰一書 3:4–10, 約翰一書 3:6, 約翰一書 3:8, 約翰一書 3:9–10, 約翰一書 3:11–22, 約翰一書 3:12–13, 約翰一書 3:14, 約翰一書 3:16–18, 約翰一書 3:19–22, 約翰一書 3:23–24, 約翰一書 4:1, 約翰一書 4:1–6, 約翰一書 4:2, 約翰一書 4:5, 約翰一書 4:6, 約翰一書 4:7–21, 約翰一書 4:8, 約翰一書 4:9–10, 約翰一書 4:11–12, 約翰一書 4:15, 約翰一書 4:17, 約翰一書 4:18, 約翰一書 4:19, 約翰一書 5:1–5, 約翰一書 5:6, 約翰一書 5:7–8, 約翰一書 5:11–12, 約翰一書 5:16, 約翰一書 5:17, 約翰一書 5:20, 約翰一書 5:21</w:t>
       </w:r>
       <w:r>
         <w:rPr>

--- a/zht/docx/62.content.docx
+++ b/zht/docx/62.content.docx
@@ -150,19 +150,6 @@
           <w:lang w:val="zh_TW" w:bidi="zh_TW"/>
         </w:rPr>
         <w:t>1JN</w:t>
-      </w:r>
-      <w:r>
-        <w:rPr>
-          <w:lang w:val="zh_TW" w:bidi="zh_TW"/>
-        </w:rPr>
-      </w:r>
-    </w:p>
-    <w:p>
-      <w:pPr/>
-      <w:r>
-        <w:rPr>
-          <w:lang w:val="zh_TW" w:bidi="zh_TW"/>
-        </w:rPr>
       </w:r>
       <w:r>
         <w:rPr>

--- a/zht/docx/62.content.docx
+++ b/zht/docx/62.content.docx
@@ -19,7 +19,7 @@
         <w:rPr>
           <w:lang w:val="zh_TW" w:bidi="zh_TW"/>
         </w:rPr>
-        <w:t>Resource: 研讀筆記 (Tyndale)</w:t>
+        <w:t>Resource: Tyndale Open Study Notes</w:t>
       </w:r>
       <w:r>
         <w:rPr>
@@ -112,7 +112,7 @@
         <w:rPr>
           <w:lang w:val="zh_TW" w:bidi="zh_TW"/>
         </w:rPr>
-        <w:t>研讀筆記 (Tyndale)</w:t>
+        <w:t>Tyndale Open Study Notes</w:t>
       </w:r>
     </w:p>
     <w:p>

--- a/zht/docx/62.content.docx
+++ b/zht/docx/62.content.docx
@@ -19,7 +19,7 @@
         <w:rPr>
           <w:lang w:val="zh_TW" w:bidi="zh_TW"/>
         </w:rPr>
-        <w:t>Resource: Tyndale Open Study Notes</w:t>
+        <w:t>Resource: Aquifer Open Study Notes</w:t>
       </w:r>
       <w:r>
         <w:rPr>
@@ -112,7 +112,7 @@
         <w:rPr>
           <w:lang w:val="zh_TW" w:bidi="zh_TW"/>
         </w:rPr>
-        <w:t>Tyndale Open Study Notes</w:t>
+        <w:t>Aquifer Open Study Notes</w:t>
       </w:r>
     </w:p>
     <w:p>

--- a/zht/docx/62.content.docx
+++ b/zht/docx/62.content.docx
@@ -233,72 +233,48 @@
         </w:rPr>
         <w:t>論到從起初原有的生命之道：這是說時間開始之前，在永恆中存在的那位（</w:t>
       </w:r>
-      <w:hyperlink r:id="rId13">
-        <w:r>
-          <w:rPr>
-            <w:lang w:val="zh_TW" w:bidi="zh_TW"/>
-          </w:rPr>
-          <w:rPr>
-            <w:color w:val="0000EE"/>
-            <w:u w:val="single"/>
-          </w:rPr>
-          <w:t>約8:58</w:t>
-        </w:r>
-      </w:hyperlink>
+      <w:r>
+        <w:rPr>
+          <w:lang w:val="zh_TW" w:bidi="zh_TW"/>
+        </w:rPr>
+        <w:t>約8:58</w:t>
+      </w:r>
       <w:r>
         <w:rPr>
           <w:lang w:val="zh_TW" w:bidi="zh_TW"/>
         </w:rPr>
         <w:t>）。當耶穌以肉身來到世上（</w:t>
       </w:r>
-      <w:hyperlink r:id="rId14">
-        <w:r>
-          <w:rPr>
-            <w:lang w:val="zh_TW" w:bidi="zh_TW"/>
-          </w:rPr>
-          <w:rPr>
-            <w:color w:val="0000EE"/>
-            <w:u w:val="single"/>
-          </w:rPr>
-          <w:t>約1:14</w:t>
-        </w:r>
-      </w:hyperlink>
+      <w:r>
+        <w:rPr>
+          <w:lang w:val="zh_TW" w:bidi="zh_TW"/>
+        </w:rPr>
+        <w:t>約1:14</w:t>
+      </w:r>
       <w:r>
         <w:rPr>
           <w:lang w:val="zh_TW" w:bidi="zh_TW"/>
         </w:rPr>
         <w:t>），使徒看過……摸過祂。他們實際上摸過生命之道的這個事實很重要，因為諾斯底主義和幻影說（早期基督教異端）否認基督是真正的人（參</w:t>
       </w:r>
-      <w:hyperlink r:id="rId15">
-        <w:r>
-          <w:rPr>
-            <w:lang w:val="zh_TW" w:bidi="zh_TW"/>
-          </w:rPr>
-          <w:rPr>
-            <w:color w:val="0000EE"/>
-            <w:u w:val="single"/>
-          </w:rPr>
-          <w:t>約一4:2–3</w:t>
-        </w:r>
-      </w:hyperlink>
+      <w:r>
+        <w:rPr>
+          <w:lang w:val="zh_TW" w:bidi="zh_TW"/>
+        </w:rPr>
+        <w:t>約一4:2–3</w:t>
+      </w:r>
       <w:r>
         <w:rPr>
           <w:lang w:val="zh_TW" w:bidi="zh_TW"/>
         </w:rPr>
         <w:t>）。耶穌——神的兒子——是看不見的神以人的樣式顯現，也是永生的賜予者（</w:t>
       </w:r>
-      <w:hyperlink r:id="rId16">
-        <w:r>
-          <w:rPr>
-            <w:lang w:val="zh_TW" w:bidi="zh_TW"/>
-          </w:rPr>
-          <w:rPr>
-            <w:color w:val="0000EE"/>
-            <w:u w:val="single"/>
-          </w:rPr>
-          <w:t>約1:1–4</w:t>
-        </w:r>
-      </w:hyperlink>
+      <w:r>
+        <w:rPr>
+          <w:lang w:val="zh_TW" w:bidi="zh_TW"/>
+        </w:rPr>
+        <w:t>約1:1–4</w:t>
+      </w:r>
       <w:r>
         <w:rPr>
           <w:lang w:val="zh_TW" w:bidi="zh_TW"/>
@@ -353,18 +329,12 @@
         </w:rPr>
         <w:t>這段充滿詩意的序言反映了約翰福音序言中的信息 （</w:t>
       </w:r>
-      <w:hyperlink r:id="rId17">
-        <w:r>
-          <w:rPr>
-            <w:lang w:val="zh_TW" w:bidi="zh_TW"/>
-          </w:rPr>
-          <w:rPr>
-            <w:color w:val="0000EE"/>
-            <w:u w:val="single"/>
-          </w:rPr>
-          <w:t>約1:1–18</w:t>
-        </w:r>
-      </w:hyperlink>
+      <w:r>
+        <w:rPr>
+          <w:lang w:val="zh_TW" w:bidi="zh_TW"/>
+        </w:rPr>
+        <w:t>約1:1–18</w:t>
+      </w:r>
       <w:r>
         <w:rPr>
           <w:lang w:val="zh_TW" w:bidi="zh_TW"/>
@@ -441,18 +411,12 @@
         </w:rPr>
         <w:t>這生命（希臘文zōē）：在整個新約聖經中，這個詞都用於表示神的永恆生命（如，</w:t>
       </w:r>
-      <w:hyperlink r:id="rId18">
-        <w:r>
-          <w:rPr>
-            <w:lang w:val="zh_TW" w:bidi="zh_TW"/>
-          </w:rPr>
-          <w:rPr>
-            <w:color w:val="0000EE"/>
-            <w:u w:val="single"/>
-          </w:rPr>
-          <w:t>弗4:18</w:t>
-        </w:r>
-      </w:hyperlink>
+      <w:r>
+        <w:rPr>
+          <w:lang w:val="zh_TW" w:bidi="zh_TW"/>
+        </w:rPr>
+        <w:t>弗4:18</w:t>
+      </w:r>
       <w:r>
         <w:rPr>
           <w:lang w:val="zh_TW" w:bidi="zh_TW"/>
@@ -626,18 +590,12 @@
         </w:rPr>
         <w:t>來自於他們與父神和子相交（</w:t>
       </w:r>
-      <w:hyperlink r:id="rId19">
-        <w:r>
-          <w:rPr>
-            <w:lang w:val="zh_TW" w:bidi="zh_TW"/>
-          </w:rPr>
-          <w:rPr>
-            <w:color w:val="0000EE"/>
-            <w:u w:val="single"/>
-          </w:rPr>
-          <w:t>1:3</w:t>
-        </w:r>
-      </w:hyperlink>
+      <w:r>
+        <w:rPr>
+          <w:lang w:val="zh_TW" w:bidi="zh_TW"/>
+        </w:rPr>
+        <w:t>1:3</w:t>
+      </w:r>
       <w:r>
         <w:rPr>
           <w:lang w:val="zh_TW" w:bidi="zh_TW"/>
@@ -718,144 +676,96 @@
         </w:rPr>
         <w:t>透過耶穌基督照到所有與祂接觸的人，顯出他們的罪並照亮神的道德本性和性情（見</w:t>
       </w:r>
-      <w:hyperlink r:id="rId20">
-        <w:r>
-          <w:rPr>
-            <w:lang w:val="zh_TW" w:bidi="zh_TW"/>
-          </w:rPr>
-          <w:rPr>
-            <w:color w:val="0000EE"/>
-            <w:u w:val="single"/>
-          </w:rPr>
-          <w:t>約1:4–5</w:t>
-        </w:r>
-      </w:hyperlink>
+      <w:r>
+        <w:rPr>
+          <w:lang w:val="zh_TW" w:bidi="zh_TW"/>
+        </w:rPr>
+        <w:t>約1:4–5</w:t>
+      </w:r>
       <w:r>
         <w:rPr>
           <w:lang w:val="zh_TW" w:bidi="zh_TW"/>
         </w:rPr>
         <w:t>、</w:t>
       </w:r>
-      <w:hyperlink r:id="rId21">
-        <w:r>
-          <w:rPr>
-            <w:lang w:val="zh_TW" w:bidi="zh_TW"/>
-          </w:rPr>
-          <w:rPr>
-            <w:color w:val="0000EE"/>
-            <w:u w:val="single"/>
-          </w:rPr>
-          <w:t>9</w:t>
-        </w:r>
-      </w:hyperlink>
+      <w:r>
+        <w:rPr>
+          <w:lang w:val="zh_TW" w:bidi="zh_TW"/>
+        </w:rPr>
+        <w:t>9</w:t>
+      </w:r>
       <w:r>
         <w:rPr>
           <w:lang w:val="zh_TW" w:bidi="zh_TW"/>
         </w:rPr>
         <w:t>，</w:t>
       </w:r>
-      <w:hyperlink r:id="rId22">
-        <w:r>
-          <w:rPr>
-            <w:lang w:val="zh_TW" w:bidi="zh_TW"/>
-          </w:rPr>
-          <w:rPr>
-            <w:color w:val="0000EE"/>
-            <w:u w:val="single"/>
-          </w:rPr>
-          <w:t>3:19–21</w:t>
-        </w:r>
-      </w:hyperlink>
+      <w:r>
+        <w:rPr>
+          <w:lang w:val="zh_TW" w:bidi="zh_TW"/>
+        </w:rPr>
+        <w:t>3:19–21</w:t>
+      </w:r>
       <w:r>
         <w:rPr>
           <w:lang w:val="zh_TW" w:bidi="zh_TW"/>
         </w:rPr>
         <w:t>，</w:t>
       </w:r>
-      <w:hyperlink r:id="rId23">
-        <w:r>
-          <w:rPr>
-            <w:lang w:val="zh_TW" w:bidi="zh_TW"/>
-          </w:rPr>
-          <w:rPr>
-            <w:color w:val="0000EE"/>
-            <w:u w:val="single"/>
-          </w:rPr>
-          <w:t>8:12</w:t>
-        </w:r>
-      </w:hyperlink>
+      <w:r>
+        <w:rPr>
+          <w:lang w:val="zh_TW" w:bidi="zh_TW"/>
+        </w:rPr>
+        <w:t>8:12</w:t>
+      </w:r>
       <w:r>
         <w:rPr>
           <w:lang w:val="zh_TW" w:bidi="zh_TW"/>
         </w:rPr>
         <w:t>，</w:t>
       </w:r>
-      <w:hyperlink r:id="rId24">
-        <w:r>
-          <w:rPr>
-            <w:lang w:val="zh_TW" w:bidi="zh_TW"/>
-          </w:rPr>
-          <w:rPr>
-            <w:color w:val="0000EE"/>
-            <w:u w:val="single"/>
-          </w:rPr>
-          <w:t>9:5</w:t>
-        </w:r>
-      </w:hyperlink>
+      <w:r>
+        <w:rPr>
+          <w:lang w:val="zh_TW" w:bidi="zh_TW"/>
+        </w:rPr>
+        <w:t>9:5</w:t>
+      </w:r>
       <w:r>
         <w:rPr>
           <w:lang w:val="zh_TW" w:bidi="zh_TW"/>
         </w:rPr>
         <w:t>，</w:t>
       </w:r>
-      <w:hyperlink r:id="rId25">
-        <w:r>
-          <w:rPr>
-            <w:lang w:val="zh_TW" w:bidi="zh_TW"/>
-          </w:rPr>
-          <w:rPr>
-            <w:color w:val="0000EE"/>
-            <w:u w:val="single"/>
-          </w:rPr>
-          <w:t>12:35–36</w:t>
-        </w:r>
-      </w:hyperlink>
+      <w:r>
+        <w:rPr>
+          <w:lang w:val="zh_TW" w:bidi="zh_TW"/>
+        </w:rPr>
+        <w:t>12:35–36</w:t>
+      </w:r>
       <w:r>
         <w:rPr>
           <w:lang w:val="zh_TW" w:bidi="zh_TW"/>
         </w:rPr>
         <w:t>、</w:t>
       </w:r>
-      <w:hyperlink r:id="rId26">
-        <w:r>
-          <w:rPr>
-            <w:lang w:val="zh_TW" w:bidi="zh_TW"/>
-          </w:rPr>
-          <w:rPr>
-            <w:color w:val="0000EE"/>
-            <w:u w:val="single"/>
-          </w:rPr>
-          <w:t>46</w:t>
-        </w:r>
-      </w:hyperlink>
+      <w:r>
+        <w:rPr>
+          <w:lang w:val="zh_TW" w:bidi="zh_TW"/>
+        </w:rPr>
+        <w:t>46</w:t>
+      </w:r>
       <w:r>
         <w:rPr>
           <w:lang w:val="zh_TW" w:bidi="zh_TW"/>
         </w:rPr>
         <w:t>）。在約翰的著作中，「光」代表神的聖潔和啟示。這與虛假教導和沒有約束的生活——即「黑暗」——相反（</w:t>
       </w:r>
-      <w:hyperlink r:id="rId27">
-        <w:r>
-          <w:rPr>
-            <w:lang w:val="zh_TW" w:bidi="zh_TW"/>
-          </w:rPr>
-          <w:rPr>
-            <w:color w:val="0000EE"/>
-            <w:u w:val="single"/>
-          </w:rPr>
-          <w:t>約一1:6</w:t>
-        </w:r>
-      </w:hyperlink>
+      <w:r>
+        <w:rPr>
+          <w:lang w:val="zh_TW" w:bidi="zh_TW"/>
+        </w:rPr>
+        <w:t>約一1:6</w:t>
+      </w:r>
       <w:r>
         <w:rPr>
           <w:lang w:val="zh_TW" w:bidi="zh_TW"/>
@@ -910,18 +820,12 @@
         </w:rPr>
         <w:t>在這裡，約翰聚焦於與神相交的第一個層面。在光明中行意味著信徒會看到自己是罪人，但他們也會意識到耶穌是他們的保惠師，能使他們與神和好（見</w:t>
       </w:r>
-      <w:hyperlink r:id="rId28">
-        <w:r>
-          <w:rPr>
-            <w:lang w:val="zh_TW" w:bidi="zh_TW"/>
-          </w:rPr>
-          <w:rPr>
-            <w:color w:val="0000EE"/>
-            <w:u w:val="single"/>
-          </w:rPr>
-          <w:t>弗5:6–13</w:t>
-        </w:r>
-      </w:hyperlink>
+      <w:r>
+        <w:rPr>
+          <w:lang w:val="zh_TW" w:bidi="zh_TW"/>
+        </w:rPr>
+        <w:t>弗5:6–13</w:t>
+      </w:r>
       <w:r>
         <w:rPr>
           <w:lang w:val="zh_TW" w:bidi="zh_TW"/>
@@ -976,18 +880,12 @@
         </w:rPr>
         <w:t>這是約翰首次挑戰諾斯底主義者的主張，這些人已經脫離了與使徒的團契，因此生活在屬靈的黑暗中。他們聲稱與神相交，但並未彰顯出神光明的性情。耶穌曾警告祂那時代的猶太領袖，不要讓他們自以為有的光反倒成為黑暗（</w:t>
       </w:r>
-      <w:hyperlink r:id="rId29">
-        <w:r>
-          <w:rPr>
-            <w:lang w:val="zh_TW" w:bidi="zh_TW"/>
-          </w:rPr>
-          <w:rPr>
-            <w:color w:val="0000EE"/>
-            <w:u w:val="single"/>
-          </w:rPr>
-          <w:t>太6:23</w:t>
-        </w:r>
-      </w:hyperlink>
+      <w:r>
+        <w:rPr>
+          <w:lang w:val="zh_TW" w:bidi="zh_TW"/>
+        </w:rPr>
+        <w:t>太6:23</w:t>
+      </w:r>
       <w:r>
         <w:rPr>
           <w:lang w:val="zh_TW" w:bidi="zh_TW"/>
@@ -1054,18 +952,12 @@
         </w:rPr>
         <w:t>信徒在光明中行時，他們就與彼此相交，也與神相交。人不能說他們與神相交，卻不與神的百姓相交。這就是諾斯底派的情況。基督的使徒見過道成肉身的神耶穌基督，並與祂一直有屬靈上的相交（</w:t>
       </w:r>
-      <w:hyperlink r:id="rId19">
-        <w:r>
-          <w:rPr>
-            <w:lang w:val="zh_TW" w:bidi="zh_TW"/>
-          </w:rPr>
-          <w:rPr>
-            <w:color w:val="0000EE"/>
-            <w:u w:val="single"/>
-          </w:rPr>
-          <w:t>1:3</w:t>
-        </w:r>
-      </w:hyperlink>
+      <w:r>
+        <w:rPr>
+          <w:lang w:val="zh_TW" w:bidi="zh_TW"/>
+        </w:rPr>
+        <w:t>1:3</w:t>
+      </w:r>
       <w:r>
         <w:rPr>
           <w:lang w:val="zh_TW" w:bidi="zh_TW"/>
@@ -1120,18 +1012,12 @@
         </w:rPr>
         <w:t>我們若說自己無罪：這是諾斯底主義者的第二個錯誤宣稱（見</w:t>
       </w:r>
-      <w:hyperlink r:id="rId27">
-        <w:r>
-          <w:rPr>
-            <w:lang w:val="zh_TW" w:bidi="zh_TW"/>
-          </w:rPr>
-          <w:rPr>
-            <w:color w:val="0000EE"/>
-            <w:u w:val="single"/>
-          </w:rPr>
-          <w:t>1:6</w:t>
-        </w:r>
-      </w:hyperlink>
+      <w:r>
+        <w:rPr>
+          <w:lang w:val="zh_TW" w:bidi="zh_TW"/>
+        </w:rPr>
+        <w:t>1:6</w:t>
+      </w:r>
       <w:r>
         <w:rPr>
           <w:lang w:val="zh_TW" w:bidi="zh_TW"/>
@@ -1150,36 +1036,24 @@
         </w:rPr>
         <w:t>——他們高深的知識會將他們提升到超越罪的領域。但基督徒活在舊的本性中時，仍然會犯罪（見</w:t>
       </w:r>
-      <w:hyperlink r:id="rId30">
-        <w:r>
-          <w:rPr>
-            <w:lang w:val="zh_TW" w:bidi="zh_TW"/>
-          </w:rPr>
-          <w:rPr>
-            <w:color w:val="0000EE"/>
-            <w:u w:val="single"/>
-          </w:rPr>
-          <w:t>羅7:14–25</w:t>
-        </w:r>
-      </w:hyperlink>
+      <w:r>
+        <w:rPr>
+          <w:lang w:val="zh_TW" w:bidi="zh_TW"/>
+        </w:rPr>
+        <w:t>羅7:14–25</w:t>
+      </w:r>
       <w:r>
         <w:rPr>
           <w:lang w:val="zh_TW" w:bidi="zh_TW"/>
         </w:rPr>
         <w:t>）。真基督徒既承認這罪（</w:t>
       </w:r>
-      <w:hyperlink r:id="rId31">
-        <w:r>
-          <w:rPr>
-            <w:lang w:val="zh_TW" w:bidi="zh_TW"/>
-          </w:rPr>
-          <w:rPr>
-            <w:color w:val="0000EE"/>
-            <w:u w:val="single"/>
-          </w:rPr>
-          <w:t>約一1:9</w:t>
-        </w:r>
-      </w:hyperlink>
+      <w:r>
+        <w:rPr>
+          <w:lang w:val="zh_TW" w:bidi="zh_TW"/>
+        </w:rPr>
+        <w:t>約一1:9</w:t>
+      </w:r>
       <w:r>
         <w:rPr>
           <w:lang w:val="zh_TW" w:bidi="zh_TW"/>
@@ -1346,54 +1220,36 @@
         </w:rPr>
         <w:t>為了行在「光明」中（</w:t>
       </w:r>
-      <w:hyperlink r:id="rId32">
-        <w:r>
-          <w:rPr>
-            <w:lang w:val="zh_TW" w:bidi="zh_TW"/>
-          </w:rPr>
-          <w:rPr>
-            <w:color w:val="0000EE"/>
-            <w:u w:val="single"/>
-          </w:rPr>
-          <w:t>1:5–7</w:t>
-        </w:r>
-      </w:hyperlink>
+      <w:r>
+        <w:rPr>
+          <w:lang w:val="zh_TW" w:bidi="zh_TW"/>
+        </w:rPr>
+        <w:t>1:5–7</w:t>
+      </w:r>
       <w:r>
         <w:rPr>
           <w:lang w:val="zh_TW" w:bidi="zh_TW"/>
         </w:rPr>
         <w:t>），人必須認罪（</w:t>
       </w:r>
-      <w:hyperlink r:id="rId31">
-        <w:r>
-          <w:rPr>
-            <w:lang w:val="zh_TW" w:bidi="zh_TW"/>
-          </w:rPr>
-          <w:rPr>
-            <w:color w:val="0000EE"/>
-            <w:u w:val="single"/>
-          </w:rPr>
-          <w:t>1:9</w:t>
-        </w:r>
-      </w:hyperlink>
+      <w:r>
+        <w:rPr>
+          <w:lang w:val="zh_TW" w:bidi="zh_TW"/>
+        </w:rPr>
+        <w:t>1:9</w:t>
+      </w:r>
       <w:r>
         <w:rPr>
           <w:lang w:val="zh_TW" w:bidi="zh_TW"/>
         </w:rPr>
         <w:t>）並停止犯罪。約翰在第</w:t>
       </w:r>
-      <w:hyperlink r:id="rId33">
-        <w:r>
-          <w:rPr>
-            <w:lang w:val="zh_TW" w:bidi="zh_TW"/>
-          </w:rPr>
-          <w:rPr>
-            <w:color w:val="0000EE"/>
-            <w:u w:val="single"/>
-          </w:rPr>
-          <w:t>一</w:t>
-        </w:r>
-      </w:hyperlink>
+      <w:r>
+        <w:rPr>
+          <w:lang w:val="zh_TW" w:bidi="zh_TW"/>
+        </w:rPr>
+        <w:t>一</w:t>
+      </w:r>
       <w:r>
         <w:rPr>
           <w:lang w:val="zh_TW" w:bidi="zh_TW"/>
@@ -1436,36 +1292,24 @@
         </w:rPr>
         <w:t>中保（希臘文paraklētos，「被召到我們身邊」作安慰者或保惠師）：基督是我們的辯護律師，在天上代表我們在父面前（見</w:t>
       </w:r>
-      <w:hyperlink r:id="rId34">
-        <w:r>
-          <w:rPr>
-            <w:lang w:val="zh_TW" w:bidi="zh_TW"/>
-          </w:rPr>
-          <w:rPr>
-            <w:color w:val="0000EE"/>
-            <w:u w:val="single"/>
-          </w:rPr>
-          <w:t>羅8:26–34</w:t>
-        </w:r>
-      </w:hyperlink>
+      <w:r>
+        <w:rPr>
+          <w:lang w:val="zh_TW" w:bidi="zh_TW"/>
+        </w:rPr>
+        <w:t>羅8:26–34</w:t>
+      </w:r>
       <w:r>
         <w:rPr>
           <w:lang w:val="zh_TW" w:bidi="zh_TW"/>
         </w:rPr>
         <w:t>；參</w:t>
       </w:r>
-      <w:hyperlink r:id="rId35">
-        <w:r>
-          <w:rPr>
-            <w:lang w:val="zh_TW" w:bidi="zh_TW"/>
-          </w:rPr>
-          <w:rPr>
-            <w:color w:val="0000EE"/>
-            <w:u w:val="single"/>
-          </w:rPr>
-          <w:t>約14:16</w:t>
-        </w:r>
-      </w:hyperlink>
+      <w:r>
+        <w:rPr>
+          <w:lang w:val="zh_TW" w:bidi="zh_TW"/>
+        </w:rPr>
+        <w:t>約14:16</w:t>
+      </w:r>
       <w:r>
         <w:rPr>
           <w:lang w:val="zh_TW" w:bidi="zh_TW"/>
@@ -1490,18 +1334,12 @@
         </w:rPr>
         <w:t>那義者耶穌基督：相反，我們是有罪的。因為基督成就了律法並為我們付上了罪的代價，祂憑著公義和憐憫為我們辯護。當神使基督從死裡復活時，祂一次且永遠的接納了基督為我們得赦免所提出的懇求（見</w:t>
       </w:r>
-      <w:hyperlink r:id="rId36">
-        <w:r>
-          <w:rPr>
-            <w:lang w:val="zh_TW" w:bidi="zh_TW"/>
-          </w:rPr>
-          <w:rPr>
-            <w:color w:val="0000EE"/>
-            <w:u w:val="single"/>
-          </w:rPr>
-          <w:t>羅4:23–25</w:t>
-        </w:r>
-      </w:hyperlink>
+      <w:r>
+        <w:rPr>
+          <w:lang w:val="zh_TW" w:bidi="zh_TW"/>
+        </w:rPr>
+        <w:t>羅4:23–25</w:t>
+      </w:r>
       <w:r>
         <w:rPr>
           <w:lang w:val="zh_TW" w:bidi="zh_TW"/>
@@ -1556,36 +1394,24 @@
         </w:rPr>
         <w:t>挽回祭：希臘文單詞挽回祭（Hilasmos）意指「藉由獻祭來平息」（參</w:t>
       </w:r>
-      <w:hyperlink r:id="rId37">
-        <w:r>
-          <w:rPr>
-            <w:lang w:val="zh_TW" w:bidi="zh_TW"/>
-          </w:rPr>
-          <w:rPr>
-            <w:color w:val="0000EE"/>
-            <w:u w:val="single"/>
-          </w:rPr>
-          <w:t>4:10</w:t>
-        </w:r>
-      </w:hyperlink>
+      <w:r>
+        <w:rPr>
+          <w:lang w:val="zh_TW" w:bidi="zh_TW"/>
+        </w:rPr>
+        <w:t>4:10</w:t>
+      </w:r>
       <w:r>
         <w:rPr>
           <w:lang w:val="zh_TW" w:bidi="zh_TW"/>
         </w:rPr>
         <w:t>）。基督替我們死，滿足了神的公義（</w:t>
       </w:r>
-      <w:hyperlink r:id="rId38">
-        <w:r>
-          <w:rPr>
-            <w:lang w:val="zh_TW" w:bidi="zh_TW"/>
-          </w:rPr>
-          <w:rPr>
-            <w:color w:val="0000EE"/>
-            <w:u w:val="single"/>
-          </w:rPr>
-          <w:t>羅3:25</w:t>
-        </w:r>
-      </w:hyperlink>
+      <w:r>
+        <w:rPr>
+          <w:lang w:val="zh_TW" w:bidi="zh_TW"/>
+        </w:rPr>
+        <w:t>羅3:25</w:t>
+      </w:r>
       <w:r>
         <w:rPr>
           <w:lang w:val="zh_TW" w:bidi="zh_TW"/>
@@ -1723,54 +1549,36 @@
         </w:rPr>
         <w:t>門徒從一開始就領受了這條舊命令（彼此相愛），這命令來自耶穌本身（</w:t>
       </w:r>
-      <w:hyperlink r:id="rId39">
-        <w:r>
-          <w:rPr>
-            <w:lang w:val="zh_TW" w:bidi="zh_TW"/>
-          </w:rPr>
-          <w:rPr>
-            <w:color w:val="0000EE"/>
-            <w:u w:val="single"/>
-          </w:rPr>
-          <w:t>約13:34–35</w:t>
-        </w:r>
-      </w:hyperlink>
+      <w:r>
+        <w:rPr>
+          <w:lang w:val="zh_TW" w:bidi="zh_TW"/>
+        </w:rPr>
+        <w:t>約13:34–35</w:t>
+      </w:r>
       <w:r>
         <w:rPr>
           <w:lang w:val="zh_TW" w:bidi="zh_TW"/>
         </w:rPr>
         <w:t>）以及舊約聖經（</w:t>
       </w:r>
-      <w:hyperlink r:id="rId40">
-        <w:r>
-          <w:rPr>
-            <w:lang w:val="zh_TW" w:bidi="zh_TW"/>
-          </w:rPr>
-          <w:rPr>
-            <w:color w:val="0000EE"/>
-            <w:u w:val="single"/>
-          </w:rPr>
-          <w:t>利19:18</w:t>
-        </w:r>
-      </w:hyperlink>
+      <w:r>
+        <w:rPr>
+          <w:lang w:val="zh_TW" w:bidi="zh_TW"/>
+        </w:rPr>
+        <w:t>利19:18</w:t>
+      </w:r>
       <w:r>
         <w:rPr>
           <w:lang w:val="zh_TW" w:bidi="zh_TW"/>
         </w:rPr>
         <w:t>、</w:t>
       </w:r>
-      <w:hyperlink r:id="rId41">
-        <w:r>
-          <w:rPr>
-            <w:lang w:val="zh_TW" w:bidi="zh_TW"/>
-          </w:rPr>
-          <w:rPr>
-            <w:color w:val="0000EE"/>
-            <w:u w:val="single"/>
-          </w:rPr>
-          <w:t>33–34</w:t>
-        </w:r>
-      </w:hyperlink>
+      <w:r>
+        <w:rPr>
+          <w:lang w:val="zh_TW" w:bidi="zh_TW"/>
+        </w:rPr>
+        <w:t>33–34</w:t>
+      </w:r>
       <w:r>
         <w:rPr>
           <w:lang w:val="zh_TW" w:bidi="zh_TW"/>
@@ -1829,18 +1637,12 @@
         </w:rPr>
         <w:t>再者，我寫給你們的，是一條新命令：耶穌的命令在祂對門徒彰顯的愛中，提供了他們愛的新基礎（</w:t>
       </w:r>
-      <w:hyperlink r:id="rId42">
-        <w:r>
-          <w:rPr>
-            <w:lang w:val="zh_TW" w:bidi="zh_TW"/>
-          </w:rPr>
-          <w:rPr>
-            <w:color w:val="0000EE"/>
-            <w:u w:val="single"/>
-          </w:rPr>
-          <w:t>約13:1–17</w:t>
-        </w:r>
-      </w:hyperlink>
+      <w:r>
+        <w:rPr>
+          <w:lang w:val="zh_TW" w:bidi="zh_TW"/>
+        </w:rPr>
+        <w:t>約13:1–17</w:t>
+      </w:r>
       <w:r>
         <w:rPr>
           <w:lang w:val="zh_TW" w:bidi="zh_TW"/>
@@ -1926,18 +1728,12 @@
         </w:rPr>
         <w:t xml:space="preserve"> 希臘文adelphos（也出現在</w:t>
       </w:r>
-      <w:hyperlink r:id="rId43">
-        <w:r>
-          <w:rPr>
-            <w:lang w:val="zh_TW" w:bidi="zh_TW"/>
-          </w:rPr>
-          <w:rPr>
-            <w:color w:val="0000EE"/>
-            <w:u w:val="single"/>
-          </w:rPr>
-          <w:t>2:11</w:t>
-        </w:r>
-      </w:hyperlink>
+      <w:r>
+        <w:rPr>
+          <w:lang w:val="zh_TW" w:bidi="zh_TW"/>
+        </w:rPr>
+        <w:t>2:11</w:t>
+      </w:r>
       <w:r>
         <w:rPr>
           <w:lang w:val="zh_TW" w:bidi="zh_TW"/>
@@ -2197,144 +1993,96 @@
         </w:rPr>
         <w:t>這個世界是一個道德邪惡的體系，受撒但的影響，敵對神和基督在這個地上的國（</w:t>
       </w:r>
-      <w:hyperlink r:id="rId44">
-        <w:r>
-          <w:rPr>
-            <w:lang w:val="zh_TW" w:bidi="zh_TW"/>
-          </w:rPr>
-          <w:rPr>
-            <w:color w:val="0000EE"/>
-            <w:u w:val="single"/>
-          </w:rPr>
-          <w:t>2:16</w:t>
-        </w:r>
-      </w:hyperlink>
+      <w:r>
+        <w:rPr>
+          <w:lang w:val="zh_TW" w:bidi="zh_TW"/>
+        </w:rPr>
+        <w:t>2:16</w:t>
+      </w:r>
       <w:r>
         <w:rPr>
           <w:lang w:val="zh_TW" w:bidi="zh_TW"/>
         </w:rPr>
         <w:t>，</w:t>
       </w:r>
-      <w:hyperlink r:id="rId45">
-        <w:r>
-          <w:rPr>
-            <w:lang w:val="zh_TW" w:bidi="zh_TW"/>
-          </w:rPr>
-          <w:rPr>
-            <w:color w:val="0000EE"/>
-            <w:u w:val="single"/>
-          </w:rPr>
-          <w:t>3:1</w:t>
-        </w:r>
-      </w:hyperlink>
+      <w:r>
+        <w:rPr>
+          <w:lang w:val="zh_TW" w:bidi="zh_TW"/>
+        </w:rPr>
+        <w:t>3:1</w:t>
+      </w:r>
       <w:r>
         <w:rPr>
           <w:lang w:val="zh_TW" w:bidi="zh_TW"/>
         </w:rPr>
         <w:t>，</w:t>
       </w:r>
-      <w:hyperlink r:id="rId46">
-        <w:r>
-          <w:rPr>
-            <w:lang w:val="zh_TW" w:bidi="zh_TW"/>
-          </w:rPr>
-          <w:rPr>
-            <w:color w:val="0000EE"/>
-            <w:u w:val="single"/>
-          </w:rPr>
-          <w:t>4:4</w:t>
-        </w:r>
-      </w:hyperlink>
+      <w:r>
+        <w:rPr>
+          <w:lang w:val="zh_TW" w:bidi="zh_TW"/>
+        </w:rPr>
+        <w:t>4:4</w:t>
+      </w:r>
       <w:r>
         <w:rPr>
           <w:lang w:val="zh_TW" w:bidi="zh_TW"/>
         </w:rPr>
         <w:t>，</w:t>
       </w:r>
-      <w:hyperlink r:id="rId47">
-        <w:r>
-          <w:rPr>
-            <w:lang w:val="zh_TW" w:bidi="zh_TW"/>
-          </w:rPr>
-          <w:rPr>
-            <w:color w:val="0000EE"/>
-            <w:u w:val="single"/>
-          </w:rPr>
-          <w:t>5:19</w:t>
-        </w:r>
-      </w:hyperlink>
+      <w:r>
+        <w:rPr>
+          <w:lang w:val="zh_TW" w:bidi="zh_TW"/>
+        </w:rPr>
+        <w:t>5:19</w:t>
+      </w:r>
       <w:r>
         <w:rPr>
           <w:lang w:val="zh_TW" w:bidi="zh_TW"/>
         </w:rPr>
         <w:t>；</w:t>
       </w:r>
-      <w:hyperlink r:id="rId48">
-        <w:r>
-          <w:rPr>
-            <w:lang w:val="zh_TW" w:bidi="zh_TW"/>
-          </w:rPr>
-          <w:rPr>
-            <w:color w:val="0000EE"/>
-            <w:u w:val="single"/>
-          </w:rPr>
-          <w:t>約12:31</w:t>
-        </w:r>
-      </w:hyperlink>
+      <w:r>
+        <w:rPr>
+          <w:lang w:val="zh_TW" w:bidi="zh_TW"/>
+        </w:rPr>
+        <w:t>約12:31</w:t>
+      </w:r>
       <w:r>
         <w:rPr>
           <w:lang w:val="zh_TW" w:bidi="zh_TW"/>
         </w:rPr>
         <w:t>，</w:t>
       </w:r>
-      <w:hyperlink r:id="rId49">
-        <w:r>
-          <w:rPr>
-            <w:lang w:val="zh_TW" w:bidi="zh_TW"/>
-          </w:rPr>
-          <w:rPr>
-            <w:color w:val="0000EE"/>
-            <w:u w:val="single"/>
-          </w:rPr>
-          <w:t>15:18</w:t>
-        </w:r>
-      </w:hyperlink>
+      <w:r>
+        <w:rPr>
+          <w:lang w:val="zh_TW" w:bidi="zh_TW"/>
+        </w:rPr>
+        <w:t>15:18</w:t>
+      </w:r>
       <w:r>
         <w:rPr>
           <w:lang w:val="zh_TW" w:bidi="zh_TW"/>
         </w:rPr>
         <w:t>；</w:t>
       </w:r>
-      <w:hyperlink r:id="rId50">
-        <w:r>
-          <w:rPr>
-            <w:lang w:val="zh_TW" w:bidi="zh_TW"/>
-          </w:rPr>
-          <w:rPr>
-            <w:color w:val="0000EE"/>
-            <w:u w:val="single"/>
-          </w:rPr>
-          <w:t>弗6:11–12</w:t>
-        </w:r>
-      </w:hyperlink>
+      <w:r>
+        <w:rPr>
+          <w:lang w:val="zh_TW" w:bidi="zh_TW"/>
+        </w:rPr>
+        <w:t>弗6:11–12</w:t>
+      </w:r>
       <w:r>
         <w:rPr>
           <w:lang w:val="zh_TW" w:bidi="zh_TW"/>
         </w:rPr>
         <w:t>；</w:t>
       </w:r>
-      <w:hyperlink r:id="rId51">
-        <w:r>
-          <w:rPr>
-            <w:lang w:val="zh_TW" w:bidi="zh_TW"/>
-          </w:rPr>
-          <w:rPr>
-            <w:color w:val="0000EE"/>
-            <w:u w:val="single"/>
-          </w:rPr>
-          <w:t>雅4:4</w:t>
-        </w:r>
-      </w:hyperlink>
+      <w:r>
+        <w:rPr>
+          <w:lang w:val="zh_TW" w:bidi="zh_TW"/>
+        </w:rPr>
+        <w:t>雅4:4</w:t>
+      </w:r>
       <w:r>
         <w:rPr>
           <w:lang w:val="zh_TW" w:bidi="zh_TW"/>
@@ -2393,36 +2141,24 @@
         </w:rPr>
         <w:t>敵基督字面意思是「代替基督」；他為自己奪取屬於基督的事物，並作為替代者冒充基督（參</w:t>
       </w:r>
-      <w:hyperlink r:id="rId52">
-        <w:r>
-          <w:rPr>
-            <w:lang w:val="zh_TW" w:bidi="zh_TW"/>
-          </w:rPr>
-          <w:rPr>
-            <w:color w:val="0000EE"/>
-            <w:u w:val="single"/>
-          </w:rPr>
-          <w:t>帖後2:3</w:t>
-        </w:r>
-      </w:hyperlink>
+      <w:r>
+        <w:rPr>
+          <w:lang w:val="zh_TW" w:bidi="zh_TW"/>
+        </w:rPr>
+        <w:t>帖後2:3</w:t>
+      </w:r>
       <w:r>
         <w:rPr>
           <w:lang w:val="zh_TW" w:bidi="zh_TW"/>
         </w:rPr>
         <w:t>和</w:t>
       </w:r>
-      <w:hyperlink r:id="rId53">
-        <w:r>
-          <w:rPr>
-            <w:lang w:val="zh_TW" w:bidi="zh_TW"/>
-          </w:rPr>
-          <w:rPr>
-            <w:color w:val="0000EE"/>
-            <w:u w:val="single"/>
-          </w:rPr>
-          <w:t>啟13:1–10</w:t>
-        </w:r>
-      </w:hyperlink>
+      <w:r>
+        <w:rPr>
+          <w:lang w:val="zh_TW" w:bidi="zh_TW"/>
+        </w:rPr>
+        <w:t>啟13:1–10</w:t>
+      </w:r>
       <w:r>
         <w:rPr>
           <w:lang w:val="zh_TW" w:bidi="zh_TW"/>
@@ -2447,54 +2183,36 @@
         </w:rPr>
         <w:t>已經有好些敵基督的出來了：他們是不承認耶穌是基督、神的兒子（</w:t>
       </w:r>
-      <w:hyperlink r:id="rId54">
-        <w:r>
-          <w:rPr>
-            <w:lang w:val="zh_TW" w:bidi="zh_TW"/>
-          </w:rPr>
-          <w:rPr>
-            <w:color w:val="0000EE"/>
-            <w:u w:val="single"/>
-          </w:rPr>
-          <w:t>約一2:22–23</w:t>
-        </w:r>
-      </w:hyperlink>
+      <w:r>
+        <w:rPr>
+          <w:lang w:val="zh_TW" w:bidi="zh_TW"/>
+        </w:rPr>
+        <w:t>約一2:22–23</w:t>
+      </w:r>
       <w:r>
         <w:rPr>
           <w:lang w:val="zh_TW" w:bidi="zh_TW"/>
         </w:rPr>
         <w:t>）、道成肉身的神（</w:t>
       </w:r>
-      <w:hyperlink r:id="rId55">
-        <w:r>
-          <w:rPr>
-            <w:lang w:val="zh_TW" w:bidi="zh_TW"/>
-          </w:rPr>
-          <w:rPr>
-            <w:color w:val="0000EE"/>
-            <w:u w:val="single"/>
-          </w:rPr>
-          <w:t>4:2</w:t>
-        </w:r>
-      </w:hyperlink>
+      <w:r>
+        <w:rPr>
+          <w:lang w:val="zh_TW" w:bidi="zh_TW"/>
+        </w:rPr>
+        <w:t>4:2</w:t>
+      </w:r>
       <w:r>
         <w:rPr>
           <w:lang w:val="zh_TW" w:bidi="zh_TW"/>
         </w:rPr>
         <w:t>；</w:t>
       </w:r>
-      <w:hyperlink r:id="rId56">
-        <w:r>
-          <w:rPr>
-            <w:lang w:val="zh_TW" w:bidi="zh_TW"/>
-          </w:rPr>
-          <w:rPr>
-            <w:color w:val="0000EE"/>
-            <w:u w:val="single"/>
-          </w:rPr>
-          <w:t>約二1:7</w:t>
-        </w:r>
-      </w:hyperlink>
+      <w:r>
+        <w:rPr>
+          <w:lang w:val="zh_TW" w:bidi="zh_TW"/>
+        </w:rPr>
+        <w:t>約二1:7</w:t>
+      </w:r>
       <w:r>
         <w:rPr>
           <w:lang w:val="zh_TW" w:bidi="zh_TW"/>
@@ -2565,54 +2283,36 @@
         </w:rPr>
         <w:t>（見</w:t>
       </w:r>
-      <w:hyperlink r:id="rId57">
-        <w:r>
-          <w:rPr>
-            <w:lang w:val="zh_TW" w:bidi="zh_TW"/>
-          </w:rPr>
-          <w:rPr>
-            <w:color w:val="0000EE"/>
-            <w:u w:val="single"/>
-          </w:rPr>
-          <w:t>4:1</w:t>
-        </w:r>
-      </w:hyperlink>
+      <w:r>
+        <w:rPr>
+          <w:lang w:val="zh_TW" w:bidi="zh_TW"/>
+        </w:rPr>
+        <w:t>4:1</w:t>
+      </w:r>
       <w:r>
         <w:rPr>
           <w:lang w:val="zh_TW" w:bidi="zh_TW"/>
         </w:rPr>
         <w:t>；</w:t>
       </w:r>
-      <w:hyperlink r:id="rId56">
-        <w:r>
-          <w:rPr>
-            <w:lang w:val="zh_TW" w:bidi="zh_TW"/>
-          </w:rPr>
-          <w:rPr>
-            <w:color w:val="0000EE"/>
-            <w:u w:val="single"/>
-          </w:rPr>
-          <w:t>約二1:7</w:t>
-        </w:r>
-      </w:hyperlink>
+      <w:r>
+        <w:rPr>
+          <w:lang w:val="zh_TW" w:bidi="zh_TW"/>
+        </w:rPr>
+        <w:t>約二1:7</w:t>
+      </w:r>
       <w:r>
         <w:rPr>
           <w:lang w:val="zh_TW" w:bidi="zh_TW"/>
         </w:rPr>
         <w:t>；</w:t>
       </w:r>
-      <w:hyperlink r:id="rId58">
-        <w:r>
-          <w:rPr>
-            <w:lang w:val="zh_TW" w:bidi="zh_TW"/>
-          </w:rPr>
-          <w:rPr>
-            <w:color w:val="0000EE"/>
-            <w:u w:val="single"/>
-          </w:rPr>
-          <w:t>約三1:9–10</w:t>
-        </w:r>
-      </w:hyperlink>
+      <w:r>
+        <w:rPr>
+          <w:lang w:val="zh_TW" w:bidi="zh_TW"/>
+        </w:rPr>
+        <w:t>約三1:9–10</w:t>
+      </w:r>
       <w:r>
         <w:rPr>
           <w:lang w:val="zh_TW" w:bidi="zh_TW"/>
@@ -2685,54 +2385,36 @@
         </w:rPr>
         <w:t>你們從那聖者受了恩膏：聖靈賦予信徒能夠理解和辨識屬靈真理的能力（見</w:t>
       </w:r>
-      <w:hyperlink r:id="rId59">
-        <w:r>
-          <w:rPr>
-            <w:lang w:val="zh_TW" w:bidi="zh_TW"/>
-          </w:rPr>
-          <w:rPr>
-            <w:color w:val="0000EE"/>
-            <w:u w:val="single"/>
-          </w:rPr>
-          <w:t>賽61:1</w:t>
-        </w:r>
-      </w:hyperlink>
+      <w:r>
+        <w:rPr>
+          <w:lang w:val="zh_TW" w:bidi="zh_TW"/>
+        </w:rPr>
+        <w:t>賽61:1</w:t>
+      </w:r>
       <w:r>
         <w:rPr>
           <w:lang w:val="zh_TW" w:bidi="zh_TW"/>
         </w:rPr>
         <w:t>；</w:t>
       </w:r>
-      <w:hyperlink r:id="rId60">
-        <w:r>
-          <w:rPr>
-            <w:lang w:val="zh_TW" w:bidi="zh_TW"/>
-          </w:rPr>
-          <w:rPr>
-            <w:color w:val="0000EE"/>
-            <w:u w:val="single"/>
-          </w:rPr>
-          <w:t>徒10:38</w:t>
-        </w:r>
-      </w:hyperlink>
+      <w:r>
+        <w:rPr>
+          <w:lang w:val="zh_TW" w:bidi="zh_TW"/>
+        </w:rPr>
+        <w:t>徒10:38</w:t>
+      </w:r>
       <w:r>
         <w:rPr>
           <w:lang w:val="zh_TW" w:bidi="zh_TW"/>
         </w:rPr>
         <w:t>；</w:t>
       </w:r>
-      <w:hyperlink r:id="rId61">
-        <w:r>
-          <w:rPr>
-            <w:lang w:val="zh_TW" w:bidi="zh_TW"/>
-          </w:rPr>
-          <w:rPr>
-            <w:color w:val="0000EE"/>
-            <w:u w:val="single"/>
-          </w:rPr>
-          <w:t>林後1:21–22</w:t>
-        </w:r>
-      </w:hyperlink>
+      <w:r>
+        <w:rPr>
+          <w:lang w:val="zh_TW" w:bidi="zh_TW"/>
+        </w:rPr>
+        <w:t>林後1:21–22</w:t>
+      </w:r>
       <w:r>
         <w:rPr>
           <w:lang w:val="zh_TW" w:bidi="zh_TW"/>
@@ -2787,18 +2469,12 @@
         </w:rPr>
         <w:t>約翰指出，任何否認耶穌是基督、神的兒子、父的唯一彰顯者的假教師都是說謊者（</w:t>
       </w:r>
-      <w:hyperlink r:id="rId55">
-        <w:r>
-          <w:rPr>
-            <w:lang w:val="zh_TW" w:bidi="zh_TW"/>
-          </w:rPr>
-          <w:rPr>
-            <w:color w:val="0000EE"/>
-            <w:u w:val="single"/>
-          </w:rPr>
-          <w:t>4:2</w:t>
-        </w:r>
-      </w:hyperlink>
+      <w:r>
+        <w:rPr>
+          <w:lang w:val="zh_TW" w:bidi="zh_TW"/>
+        </w:rPr>
+        <w:t>4:2</w:t>
+      </w:r>
       <w:r>
         <w:rPr>
           <w:lang w:val="zh_TW" w:bidi="zh_TW"/>
@@ -2853,108 +2529,72 @@
         </w:rPr>
         <w:t>約翰教導他的讀者要抵擋這些敵基督者的謊言，並持守約翰和其他使徒宣講給他們的真理。若他們這樣做，就會與子和父相交，並有永生的確據 （</w:t>
       </w:r>
-      <w:hyperlink r:id="rId62">
-        <w:r>
-          <w:rPr>
-            <w:lang w:val="zh_TW" w:bidi="zh_TW"/>
-          </w:rPr>
-          <w:rPr>
-            <w:color w:val="0000EE"/>
-            <w:u w:val="single"/>
-          </w:rPr>
-          <w:t>約3:15</w:t>
-        </w:r>
-      </w:hyperlink>
+      <w:r>
+        <w:rPr>
+          <w:lang w:val="zh_TW" w:bidi="zh_TW"/>
+        </w:rPr>
+        <w:t>約3:15</w:t>
+      </w:r>
       <w:r>
         <w:rPr>
           <w:lang w:val="zh_TW" w:bidi="zh_TW"/>
         </w:rPr>
         <w:t>、</w:t>
       </w:r>
-      <w:hyperlink r:id="rId63">
-        <w:r>
-          <w:rPr>
-            <w:lang w:val="zh_TW" w:bidi="zh_TW"/>
-          </w:rPr>
-          <w:rPr>
-            <w:color w:val="0000EE"/>
-            <w:u w:val="single"/>
-          </w:rPr>
-          <w:t>36</w:t>
-        </w:r>
-      </w:hyperlink>
+      <w:r>
+        <w:rPr>
+          <w:lang w:val="zh_TW" w:bidi="zh_TW"/>
+        </w:rPr>
+        <w:t>36</w:t>
+      </w:r>
       <w:r>
         <w:rPr>
           <w:lang w:val="zh_TW" w:bidi="zh_TW"/>
         </w:rPr>
         <w:t>，</w:t>
       </w:r>
-      <w:hyperlink r:id="rId64">
-        <w:r>
-          <w:rPr>
-            <w:lang w:val="zh_TW" w:bidi="zh_TW"/>
-          </w:rPr>
-          <w:rPr>
-            <w:color w:val="0000EE"/>
-            <w:u w:val="single"/>
-          </w:rPr>
-          <w:t>6:40</w:t>
-        </w:r>
-      </w:hyperlink>
+      <w:r>
+        <w:rPr>
+          <w:lang w:val="zh_TW" w:bidi="zh_TW"/>
+        </w:rPr>
+        <w:t>6:40</w:t>
+      </w:r>
       <w:r>
         <w:rPr>
           <w:lang w:val="zh_TW" w:bidi="zh_TW"/>
         </w:rPr>
         <w:t>、</w:t>
       </w:r>
-      <w:hyperlink r:id="rId65">
-        <w:r>
-          <w:rPr>
-            <w:lang w:val="zh_TW" w:bidi="zh_TW"/>
-          </w:rPr>
-          <w:rPr>
-            <w:color w:val="0000EE"/>
-            <w:u w:val="single"/>
-          </w:rPr>
-          <w:t>47</w:t>
-        </w:r>
-      </w:hyperlink>
+      <w:r>
+        <w:rPr>
+          <w:lang w:val="zh_TW" w:bidi="zh_TW"/>
+        </w:rPr>
+        <w:t>47</w:t>
+      </w:r>
       <w:r>
         <w:rPr>
           <w:lang w:val="zh_TW" w:bidi="zh_TW"/>
         </w:rPr>
         <w:t>、</w:t>
       </w:r>
-      <w:hyperlink r:id="rId66">
-        <w:r>
-          <w:rPr>
-            <w:lang w:val="zh_TW" w:bidi="zh_TW"/>
-          </w:rPr>
-          <w:rPr>
-            <w:color w:val="0000EE"/>
-            <w:u w:val="single"/>
-          </w:rPr>
-          <w:t>57</w:t>
-        </w:r>
-      </w:hyperlink>
+      <w:r>
+        <w:rPr>
+          <w:lang w:val="zh_TW" w:bidi="zh_TW"/>
+        </w:rPr>
+        <w:t>57</w:t>
+      </w:r>
       <w:r>
         <w:rPr>
           <w:lang w:val="zh_TW" w:bidi="zh_TW"/>
         </w:rPr>
         <w:t>，</w:t>
       </w:r>
-      <w:hyperlink r:id="rId67">
-        <w:r>
-          <w:rPr>
-            <w:lang w:val="zh_TW" w:bidi="zh_TW"/>
-          </w:rPr>
-          <w:rPr>
-            <w:color w:val="0000EE"/>
-            <w:u w:val="single"/>
-          </w:rPr>
-          <w:t>17:2–3</w:t>
-        </w:r>
-      </w:hyperlink>
+      <w:r>
+        <w:rPr>
+          <w:lang w:val="zh_TW" w:bidi="zh_TW"/>
+        </w:rPr>
+        <w:t>17:2–3</w:t>
+      </w:r>
       <w:r>
         <w:rPr>
           <w:lang w:val="zh_TW" w:bidi="zh_TW"/>
@@ -3085,18 +2725,12 @@
         </w:rPr>
         <w:t>當基督再來時，我們必要像祂，因為必得見祂的真體。神的兒女有基督的形象，並共享祂的榮耀（見</w:t>
       </w:r>
-      <w:hyperlink r:id="rId68">
-        <w:r>
-          <w:rPr>
-            <w:lang w:val="zh_TW" w:bidi="zh_TW"/>
-          </w:rPr>
-          <w:rPr>
-            <w:color w:val="0000EE"/>
-            <w:u w:val="single"/>
-          </w:rPr>
-          <w:t>羅8:18–30</w:t>
-        </w:r>
-      </w:hyperlink>
+      <w:r>
+        <w:rPr>
+          <w:lang w:val="zh_TW" w:bidi="zh_TW"/>
+        </w:rPr>
+        <w:t>羅8:18–30</w:t>
+      </w:r>
       <w:r>
         <w:rPr>
           <w:lang w:val="zh_TW" w:bidi="zh_TW"/>
@@ -3145,18 +2779,12 @@
         </w:rPr>
         <w:t>，神的兒女在基督到來時將不會感到羞愧（</w:t>
       </w:r>
-      <w:hyperlink r:id="rId69">
-        <w:r>
-          <w:rPr>
-            <w:lang w:val="zh_TW" w:bidi="zh_TW"/>
-          </w:rPr>
-          <w:rPr>
-            <w:color w:val="0000EE"/>
-            <w:u w:val="single"/>
-          </w:rPr>
-          <w:t>約一2:29</w:t>
-        </w:r>
-      </w:hyperlink>
+      <w:r>
+        <w:rPr>
+          <w:lang w:val="zh_TW" w:bidi="zh_TW"/>
+        </w:rPr>
+        <w:t>約一2:29</w:t>
+      </w:r>
       <w:r>
         <w:rPr>
           <w:lang w:val="zh_TW" w:bidi="zh_TW"/>
@@ -3211,18 +2839,12 @@
         </w:rPr>
         <w:t>這個段落討論了過潔淨的生活的意義（</w:t>
       </w:r>
-      <w:hyperlink r:id="rId70">
-        <w:r>
-          <w:rPr>
-            <w:lang w:val="zh_TW" w:bidi="zh_TW"/>
-          </w:rPr>
-          <w:rPr>
-            <w:color w:val="0000EE"/>
-            <w:u w:val="single"/>
-          </w:rPr>
-          <w:t>3:3</w:t>
-        </w:r>
-      </w:hyperlink>
+      <w:r>
+        <w:rPr>
+          <w:lang w:val="zh_TW" w:bidi="zh_TW"/>
+        </w:rPr>
+        <w:t>3:3</w:t>
+      </w:r>
       <w:r>
         <w:rPr>
           <w:lang w:val="zh_TW" w:bidi="zh_TW"/>
@@ -3253,18 +2875,12 @@
         </w:rPr>
         <w:t>但這與假教師所宣稱的那種「無罪」不同（見</w:t>
       </w:r>
-      <w:hyperlink r:id="rId71">
-        <w:r>
-          <w:rPr>
-            <w:lang w:val="zh_TW" w:bidi="zh_TW"/>
-          </w:rPr>
-          <w:rPr>
-            <w:color w:val="0000EE"/>
-            <w:u w:val="single"/>
-          </w:rPr>
-          <w:t>1:5–10</w:t>
-        </w:r>
-      </w:hyperlink>
+      <w:r>
+        <w:rPr>
+          <w:lang w:val="zh_TW" w:bidi="zh_TW"/>
+        </w:rPr>
+        <w:t>1:5–10</w:t>
+      </w:r>
       <w:r>
         <w:rPr>
           <w:lang w:val="zh_TW" w:bidi="zh_TW"/>
@@ -3335,18 +2951,12 @@
         </w:rPr>
         <w:t>住在他裡面（希臘文menō）：這指出「住」和「在」（</w:t>
       </w:r>
-      <w:hyperlink r:id="rId72">
-        <w:r>
-          <w:rPr>
-            <w:lang w:val="zh_TW" w:bidi="zh_TW"/>
-          </w:rPr>
-          <w:rPr>
-            <w:color w:val="0000EE"/>
-            <w:u w:val="single"/>
-          </w:rPr>
-          <w:t>約15:1–8</w:t>
-        </w:r>
-      </w:hyperlink>
+      <w:r>
+        <w:rPr>
+          <w:lang w:val="zh_TW" w:bidi="zh_TW"/>
+        </w:rPr>
+        <w:t>約15:1–8</w:t>
+      </w:r>
       <w:r>
         <w:rPr>
           <w:lang w:val="zh_TW" w:bidi="zh_TW"/>
@@ -3419,18 +3029,12 @@
         </w:rPr>
         <w:t>除滅：這不是表示「消滅」，而是表示「拆毀」（見</w:t>
       </w:r>
-      <w:hyperlink r:id="rId73">
-        <w:r>
-          <w:rPr>
-            <w:lang w:val="zh_TW" w:bidi="zh_TW"/>
-          </w:rPr>
-          <w:rPr>
-            <w:color w:val="0000EE"/>
-            <w:u w:val="single"/>
-          </w:rPr>
-          <w:t>弗2:14</w:t>
-        </w:r>
-      </w:hyperlink>
+      <w:r>
+        <w:rPr>
+          <w:lang w:val="zh_TW" w:bidi="zh_TW"/>
+        </w:rPr>
+        <w:t>弗2:14</w:t>
+      </w:r>
       <w:r>
         <w:rPr>
           <w:lang w:val="zh_TW" w:bidi="zh_TW"/>
@@ -3485,36 +3089,24 @@
         </w:rPr>
         <w:t>正直地生活意味著與神保持正確的關係（這行為與假教師形成對比，他們認為屬靈的生命不會被任何肉體的行為污染）。這並不表示我們過的是完美無瑕的生活（</w:t>
       </w:r>
-      <w:hyperlink r:id="rId74">
-        <w:r>
-          <w:rPr>
-            <w:lang w:val="zh_TW" w:bidi="zh_TW"/>
-          </w:rPr>
-          <w:rPr>
-            <w:color w:val="0000EE"/>
-            <w:u w:val="single"/>
-          </w:rPr>
-          <w:t>1:8</w:t>
-        </w:r>
-      </w:hyperlink>
+      <w:r>
+        <w:rPr>
+          <w:lang w:val="zh_TW" w:bidi="zh_TW"/>
+        </w:rPr>
+        <w:t>1:8</w:t>
+      </w:r>
       <w:r>
         <w:rPr>
           <w:lang w:val="zh_TW" w:bidi="zh_TW"/>
         </w:rPr>
         <w:t>），而是我們與神保持了良好的關係（</w:t>
       </w:r>
-      <w:hyperlink r:id="rId31">
-        <w:r>
-          <w:rPr>
-            <w:lang w:val="zh_TW" w:bidi="zh_TW"/>
-          </w:rPr>
-          <w:rPr>
-            <w:color w:val="0000EE"/>
-            <w:u w:val="single"/>
-          </w:rPr>
-          <w:t>1:9</w:t>
-        </w:r>
-      </w:hyperlink>
+      <w:r>
+        <w:rPr>
+          <w:lang w:val="zh_TW" w:bidi="zh_TW"/>
+        </w:rPr>
+        <w:t>1:9</w:t>
+      </w:r>
       <w:r>
         <w:rPr>
           <w:lang w:val="zh_TW" w:bidi="zh_TW"/>
@@ -3569,18 +3161,12 @@
         </w:rPr>
         <w:t>約翰這時候著重於信徒彼此相愛的需要（見</w:t>
       </w:r>
-      <w:hyperlink r:id="rId75">
-        <w:r>
-          <w:rPr>
-            <w:lang w:val="zh_TW" w:bidi="zh_TW"/>
-          </w:rPr>
-          <w:rPr>
-            <w:color w:val="0000EE"/>
-            <w:u w:val="single"/>
-          </w:rPr>
-          <w:t>約13:34</w:t>
-        </w:r>
-      </w:hyperlink>
+      <w:r>
+        <w:rPr>
+          <w:lang w:val="zh_TW" w:bidi="zh_TW"/>
+        </w:rPr>
+        <w:t>約13:34</w:t>
+      </w:r>
       <w:r>
         <w:rPr>
           <w:lang w:val="zh_TW" w:bidi="zh_TW"/>
@@ -3635,36 +3221,24 @@
         </w:rPr>
         <w:t>自己的行為是惡的：該隱因為亞伯得到神的悅納而嫉妒；這種嫉妒導致了謀殺（</w:t>
       </w:r>
-      <w:hyperlink r:id="rId76">
-        <w:r>
-          <w:rPr>
-            <w:lang w:val="zh_TW" w:bidi="zh_TW"/>
-          </w:rPr>
-          <w:rPr>
-            <w:color w:val="0000EE"/>
-            <w:u w:val="single"/>
-          </w:rPr>
-          <w:t>創4:8</w:t>
-        </w:r>
-      </w:hyperlink>
+      <w:r>
+        <w:rPr>
+          <w:lang w:val="zh_TW" w:bidi="zh_TW"/>
+        </w:rPr>
+        <w:t>創4:8</w:t>
+      </w:r>
       <w:r>
         <w:rPr>
           <w:lang w:val="zh_TW" w:bidi="zh_TW"/>
         </w:rPr>
         <w:t>）。憎恨會受到審判，由此產生的外在行為也是一樣（見</w:t>
       </w:r>
-      <w:hyperlink r:id="rId77">
-        <w:r>
-          <w:rPr>
-            <w:lang w:val="zh_TW" w:bidi="zh_TW"/>
-          </w:rPr>
-          <w:rPr>
-            <w:color w:val="0000EE"/>
-            <w:u w:val="single"/>
-          </w:rPr>
-          <w:t>太5:21–22</w:t>
-        </w:r>
-      </w:hyperlink>
+      <w:r>
+        <w:rPr>
+          <w:lang w:val="zh_TW" w:bidi="zh_TW"/>
+        </w:rPr>
+        <w:t>太5:21–22</w:t>
+      </w:r>
       <w:r>
         <w:rPr>
           <w:lang w:val="zh_TW" w:bidi="zh_TW"/>
@@ -3725,54 +3299,36 @@
         </w:rPr>
         <w:t>是我們在基督裡經歷重生並擁有永生而非死亡（即，定罪；見</w:t>
       </w:r>
-      <w:hyperlink r:id="rId78">
-        <w:r>
-          <w:rPr>
-            <w:lang w:val="zh_TW" w:bidi="zh_TW"/>
-          </w:rPr>
-          <w:rPr>
-            <w:color w:val="0000EE"/>
-            <w:u w:val="single"/>
-          </w:rPr>
-          <w:t>羅6:23</w:t>
-        </w:r>
-      </w:hyperlink>
+      <w:r>
+        <w:rPr>
+          <w:lang w:val="zh_TW" w:bidi="zh_TW"/>
+        </w:rPr>
+        <w:t>羅6:23</w:t>
+      </w:r>
       <w:r>
         <w:rPr>
           <w:lang w:val="zh_TW" w:bidi="zh_TW"/>
         </w:rPr>
         <w:t>；</w:t>
       </w:r>
-      <w:hyperlink r:id="rId79">
-        <w:r>
-          <w:rPr>
-            <w:lang w:val="zh_TW" w:bidi="zh_TW"/>
-          </w:rPr>
-          <w:rPr>
-            <w:color w:val="0000EE"/>
-            <w:u w:val="single"/>
-          </w:rPr>
-          <w:t>雅5:20</w:t>
-        </w:r>
-      </w:hyperlink>
+      <w:r>
+        <w:rPr>
+          <w:lang w:val="zh_TW" w:bidi="zh_TW"/>
+        </w:rPr>
+        <w:t>雅5:20</w:t>
+      </w:r>
       <w:r>
         <w:rPr>
           <w:lang w:val="zh_TW" w:bidi="zh_TW"/>
         </w:rPr>
         <w:t>；</w:t>
       </w:r>
-      <w:hyperlink r:id="rId80">
-        <w:r>
-          <w:rPr>
-            <w:lang w:val="zh_TW" w:bidi="zh_TW"/>
-          </w:rPr>
-          <w:rPr>
-            <w:color w:val="0000EE"/>
-            <w:u w:val="single"/>
-          </w:rPr>
-          <w:t>啟21:8</w:t>
-        </w:r>
-      </w:hyperlink>
+      <w:r>
+        <w:rPr>
+          <w:lang w:val="zh_TW" w:bidi="zh_TW"/>
+        </w:rPr>
+        <w:t>啟21:8</w:t>
+      </w:r>
       <w:r>
         <w:rPr>
           <w:lang w:val="zh_TW" w:bidi="zh_TW"/>
@@ -3875,36 +3431,24 @@
         </w:rPr>
         <w:t>那些真正有愛的人（</w:t>
       </w:r>
-      <w:hyperlink r:id="rId81">
-        <w:r>
-          <w:rPr>
-            <w:lang w:val="zh_TW" w:bidi="zh_TW"/>
-          </w:rPr>
-          <w:rPr>
-            <w:color w:val="0000EE"/>
-            <w:u w:val="single"/>
-          </w:rPr>
-          <w:t>3:16–18</w:t>
-        </w:r>
-      </w:hyperlink>
+      <w:r>
+        <w:rPr>
+          <w:lang w:val="zh_TW" w:bidi="zh_TW"/>
+        </w:rPr>
+        <w:t>3:16–18</w:t>
+      </w:r>
       <w:r>
         <w:rPr>
           <w:lang w:val="zh_TW" w:bidi="zh_TW"/>
         </w:rPr>
         <w:t>）相信神會接納他們，因為真正的愛是真實的信心和在基督裡的新生命的主要憑據（見</w:t>
       </w:r>
-      <w:hyperlink r:id="rId82">
-        <w:r>
-          <w:rPr>
-            <w:lang w:val="zh_TW" w:bidi="zh_TW"/>
-          </w:rPr>
-          <w:rPr>
-            <w:color w:val="0000EE"/>
-            <w:u w:val="single"/>
-          </w:rPr>
-          <w:t>4:7–8</w:t>
-        </w:r>
-      </w:hyperlink>
+      <w:r>
+        <w:rPr>
+          <w:lang w:val="zh_TW" w:bidi="zh_TW"/>
+        </w:rPr>
+        <w:t>4:7–8</w:t>
+      </w:r>
       <w:r>
         <w:rPr>
           <w:lang w:val="zh_TW" w:bidi="zh_TW"/>
@@ -3959,18 +3503,12 @@
         </w:rPr>
         <w:t>約翰在此提供了一個新的標準來辨別誰擁有聖靈。聖靈不是屬於一群生命沒有改變、卻自認為得了啟示的精英。相反的，聖靈降臨在所有信徒身上，並激勵他們成為順服的門徒（</w:t>
       </w:r>
-      <w:hyperlink r:id="rId83">
-        <w:r>
-          <w:rPr>
-            <w:lang w:val="zh_TW" w:bidi="zh_TW"/>
-          </w:rPr>
-          <w:rPr>
-            <w:color w:val="0000EE"/>
-            <w:u w:val="single"/>
-          </w:rPr>
-          <w:t>加5:22–23</w:t>
-        </w:r>
-      </w:hyperlink>
+      <w:r>
+        <w:rPr>
+          <w:lang w:val="zh_TW" w:bidi="zh_TW"/>
+        </w:rPr>
+        <w:t>加5:22–23</w:t>
+      </w:r>
       <w:r>
         <w:rPr>
           <w:lang w:val="zh_TW" w:bidi="zh_TW"/>
@@ -4051,90 +3589,60 @@
         </w:rPr>
         <w:t>但真正的先知是傳講聖靈的信息的器皿（</w:t>
       </w:r>
-      <w:hyperlink r:id="rId84">
-        <w:r>
-          <w:rPr>
-            <w:lang w:val="zh_TW" w:bidi="zh_TW"/>
-          </w:rPr>
-          <w:rPr>
-            <w:color w:val="0000EE"/>
-            <w:u w:val="single"/>
-          </w:rPr>
-          <w:t>徒4:25</w:t>
-        </w:r>
-      </w:hyperlink>
+      <w:r>
+        <w:rPr>
+          <w:lang w:val="zh_TW" w:bidi="zh_TW"/>
+        </w:rPr>
+        <w:t>徒4:25</w:t>
+      </w:r>
       <w:r>
         <w:rPr>
           <w:lang w:val="zh_TW" w:bidi="zh_TW"/>
         </w:rPr>
         <w:t>；</w:t>
       </w:r>
-      <w:hyperlink r:id="rId85">
-        <w:r>
-          <w:rPr>
-            <w:lang w:val="zh_TW" w:bidi="zh_TW"/>
-          </w:rPr>
-          <w:rPr>
-            <w:color w:val="0000EE"/>
-            <w:u w:val="single"/>
-          </w:rPr>
-          <w:t>提前4:1</w:t>
-        </w:r>
-      </w:hyperlink>
+      <w:r>
+        <w:rPr>
+          <w:lang w:val="zh_TW" w:bidi="zh_TW"/>
+        </w:rPr>
+        <w:t>提前4:1</w:t>
+      </w:r>
       <w:r>
         <w:rPr>
           <w:lang w:val="zh_TW" w:bidi="zh_TW"/>
         </w:rPr>
         <w:t>；</w:t>
       </w:r>
-      <w:hyperlink r:id="rId86">
-        <w:r>
-          <w:rPr>
-            <w:lang w:val="zh_TW" w:bidi="zh_TW"/>
-          </w:rPr>
-          <w:rPr>
-            <w:color w:val="0000EE"/>
-            <w:u w:val="single"/>
-          </w:rPr>
-          <w:t>啟19:10</w:t>
-        </w:r>
-      </w:hyperlink>
+      <w:r>
+        <w:rPr>
+          <w:lang w:val="zh_TW" w:bidi="zh_TW"/>
+        </w:rPr>
+        <w:t>啟19:10</w:t>
+      </w:r>
       <w:r>
         <w:rPr>
           <w:lang w:val="zh_TW" w:bidi="zh_TW"/>
         </w:rPr>
         <w:t>）。每一位傳講者都應該按照聖靈透過使徒所說的話來被察驗（</w:t>
       </w:r>
-      <w:hyperlink r:id="rId15">
-        <w:r>
-          <w:rPr>
-            <w:lang w:val="zh_TW" w:bidi="zh_TW"/>
-          </w:rPr>
-          <w:rPr>
-            <w:color w:val="0000EE"/>
-            <w:u w:val="single"/>
-          </w:rPr>
-          <w:t>約一4:2–3</w:t>
-        </w:r>
-      </w:hyperlink>
+      <w:r>
+        <w:rPr>
+          <w:lang w:val="zh_TW" w:bidi="zh_TW"/>
+        </w:rPr>
+        <w:t>約一4:2–3</w:t>
+      </w:r>
       <w:r>
         <w:rPr>
           <w:lang w:val="zh_TW" w:bidi="zh_TW"/>
         </w:rPr>
         <w:t>、</w:t>
       </w:r>
-      <w:hyperlink r:id="rId87">
-        <w:r>
-          <w:rPr>
-            <w:lang w:val="zh_TW" w:bidi="zh_TW"/>
-          </w:rPr>
-          <w:rPr>
-            <w:color w:val="0000EE"/>
-            <w:u w:val="single"/>
-          </w:rPr>
-          <w:t>6</w:t>
-        </w:r>
-      </w:hyperlink>
+      <w:r>
+        <w:rPr>
+          <w:lang w:val="zh_TW" w:bidi="zh_TW"/>
+        </w:rPr>
+        <w:t>6</w:t>
+      </w:r>
       <w:r>
         <w:rPr>
           <w:lang w:val="zh_TW" w:bidi="zh_TW"/>
@@ -4189,108 +3697,72 @@
         </w:rPr>
         <w:t>那些屬於神的人（</w:t>
       </w:r>
-      <w:hyperlink r:id="rId46">
-        <w:r>
-          <w:rPr>
-            <w:lang w:val="zh_TW" w:bidi="zh_TW"/>
-          </w:rPr>
-          <w:rPr>
-            <w:color w:val="0000EE"/>
-            <w:u w:val="single"/>
-          </w:rPr>
-          <w:t>4:4</w:t>
-        </w:r>
-      </w:hyperlink>
+      <w:r>
+        <w:rPr>
+          <w:lang w:val="zh_TW" w:bidi="zh_TW"/>
+        </w:rPr>
+        <w:t>4:4</w:t>
+      </w:r>
       <w:r>
         <w:rPr>
           <w:lang w:val="zh_TW" w:bidi="zh_TW"/>
         </w:rPr>
         <w:t>）能夠分辨屬靈的真理和錯謬，因為聖靈的同在（</w:t>
       </w:r>
-      <w:hyperlink r:id="rId88">
-        <w:r>
-          <w:rPr>
-            <w:lang w:val="zh_TW" w:bidi="zh_TW"/>
-          </w:rPr>
-          <w:rPr>
-            <w:color w:val="0000EE"/>
-            <w:u w:val="single"/>
-          </w:rPr>
-          <w:t>3:23–24</w:t>
-        </w:r>
-      </w:hyperlink>
+      <w:r>
+        <w:rPr>
+          <w:lang w:val="zh_TW" w:bidi="zh_TW"/>
+        </w:rPr>
+        <w:t>3:23–24</w:t>
+      </w:r>
       <w:r>
         <w:rPr>
           <w:lang w:val="zh_TW" w:bidi="zh_TW"/>
         </w:rPr>
         <w:t>）教導他們（見</w:t>
       </w:r>
-      <w:hyperlink r:id="rId89">
-        <w:r>
-          <w:rPr>
-            <w:lang w:val="zh_TW" w:bidi="zh_TW"/>
-          </w:rPr>
-          <w:rPr>
-            <w:color w:val="0000EE"/>
-            <w:u w:val="single"/>
-          </w:rPr>
-          <w:t>2:20</w:t>
-        </w:r>
-      </w:hyperlink>
+      <w:r>
+        <w:rPr>
+          <w:lang w:val="zh_TW" w:bidi="zh_TW"/>
+        </w:rPr>
+        <w:t>2:20</w:t>
+      </w:r>
       <w:r>
         <w:rPr>
           <w:lang w:val="zh_TW" w:bidi="zh_TW"/>
         </w:rPr>
         <w:t>、</w:t>
       </w:r>
-      <w:hyperlink r:id="rId90">
-        <w:r>
-          <w:rPr>
-            <w:lang w:val="zh_TW" w:bidi="zh_TW"/>
-          </w:rPr>
-          <w:rPr>
-            <w:color w:val="0000EE"/>
-            <w:u w:val="single"/>
-          </w:rPr>
-          <w:t>27</w:t>
-        </w:r>
-      </w:hyperlink>
+      <w:r>
+        <w:rPr>
+          <w:lang w:val="zh_TW" w:bidi="zh_TW"/>
+        </w:rPr>
+        <w:t>27</w:t>
+      </w:r>
       <w:r>
         <w:rPr>
           <w:lang w:val="zh_TW" w:bidi="zh_TW"/>
         </w:rPr>
         <w:t>；</w:t>
       </w:r>
-      <w:hyperlink r:id="rId91">
-        <w:r>
-          <w:rPr>
-            <w:lang w:val="zh_TW" w:bidi="zh_TW"/>
-          </w:rPr>
-          <w:rPr>
-            <w:color w:val="0000EE"/>
-            <w:u w:val="single"/>
-          </w:rPr>
-          <w:t>約14:15–26</w:t>
-        </w:r>
-      </w:hyperlink>
+      <w:r>
+        <w:rPr>
+          <w:lang w:val="zh_TW" w:bidi="zh_TW"/>
+        </w:rPr>
+        <w:t>約14:15–26</w:t>
+      </w:r>
       <w:r>
         <w:rPr>
           <w:lang w:val="zh_TW" w:bidi="zh_TW"/>
         </w:rPr>
         <w:t>，</w:t>
       </w:r>
-      <w:hyperlink r:id="rId92">
-        <w:r>
-          <w:rPr>
-            <w:lang w:val="zh_TW" w:bidi="zh_TW"/>
-          </w:rPr>
-          <w:rPr>
-            <w:color w:val="0000EE"/>
-            <w:u w:val="single"/>
-          </w:rPr>
-          <w:t>16:5–15</w:t>
-        </w:r>
-      </w:hyperlink>
+      <w:r>
+        <w:rPr>
+          <w:lang w:val="zh_TW" w:bidi="zh_TW"/>
+        </w:rPr>
+        <w:t>16:5–15</w:t>
+      </w:r>
       <w:r>
         <w:rPr>
           <w:lang w:val="zh_TW" w:bidi="zh_TW"/>
@@ -4393,54 +3865,36 @@
         </w:rPr>
         <w:t>。那些有神的靈的人會承認耶穌基督是以真正的肉身臨到。換句話說，他們必須肯定耶穌既是完全的人又是完全的神這一事實。否認這些基本教義的先知和教師就是敵基督者（</w:t>
       </w:r>
-      <w:hyperlink r:id="rId93">
-        <w:r>
-          <w:rPr>
-            <w:lang w:val="zh_TW" w:bidi="zh_TW"/>
-          </w:rPr>
-          <w:rPr>
-            <w:color w:val="0000EE"/>
-            <w:u w:val="single"/>
-          </w:rPr>
-          <w:t>2:18</w:t>
-        </w:r>
-      </w:hyperlink>
+      <w:r>
+        <w:rPr>
+          <w:lang w:val="zh_TW" w:bidi="zh_TW"/>
+        </w:rPr>
+        <w:t>2:18</w:t>
+      </w:r>
       <w:r>
         <w:rPr>
           <w:lang w:val="zh_TW" w:bidi="zh_TW"/>
         </w:rPr>
         <w:t>）。約翰那時代的某些假教師（幻影說者）教導說耶穌基督只是看起來有一個人的身體，但實際上並沒有。因此，他們否認神成為肉身的事實（見</w:t>
       </w:r>
-      <w:hyperlink r:id="rId94">
-        <w:r>
-          <w:rPr>
-            <w:lang w:val="zh_TW" w:bidi="zh_TW"/>
-          </w:rPr>
-          <w:rPr>
-            <w:color w:val="0000EE"/>
-            <w:u w:val="single"/>
-          </w:rPr>
-          <w:t>1:1–3</w:t>
-        </w:r>
-      </w:hyperlink>
+      <w:r>
+        <w:rPr>
+          <w:lang w:val="zh_TW" w:bidi="zh_TW"/>
+        </w:rPr>
+        <w:t>1:1–3</w:t>
+      </w:r>
       <w:r>
         <w:rPr>
           <w:lang w:val="zh_TW" w:bidi="zh_TW"/>
         </w:rPr>
         <w:t>；</w:t>
       </w:r>
-      <w:hyperlink r:id="rId14">
-        <w:r>
-          <w:rPr>
-            <w:lang w:val="zh_TW" w:bidi="zh_TW"/>
-          </w:rPr>
-          <w:rPr>
-            <w:color w:val="0000EE"/>
-            <w:u w:val="single"/>
-          </w:rPr>
-          <w:t>約1:14</w:t>
-        </w:r>
-      </w:hyperlink>
+      <w:r>
+        <w:rPr>
+          <w:lang w:val="zh_TW" w:bidi="zh_TW"/>
+        </w:rPr>
+        <w:t>約1:14</w:t>
+      </w:r>
       <w:r>
         <w:rPr>
           <w:lang w:val="zh_TW" w:bidi="zh_TW"/>
@@ -4495,18 +3949,12 @@
         </w:rPr>
         <w:t>世界的事是一種系統性的邪惡，並與神對立（</w:t>
       </w:r>
-      <w:hyperlink r:id="rId95">
-        <w:r>
-          <w:rPr>
-            <w:lang w:val="zh_TW" w:bidi="zh_TW"/>
-          </w:rPr>
-          <w:rPr>
-            <w:color w:val="0000EE"/>
-            <w:u w:val="single"/>
-          </w:rPr>
-          <w:t>2:15–17</w:t>
-        </w:r>
-      </w:hyperlink>
+      <w:r>
+        <w:rPr>
+          <w:lang w:val="zh_TW" w:bidi="zh_TW"/>
+        </w:rPr>
+        <w:t>2:15–17</w:t>
+      </w:r>
       <w:r>
         <w:rPr>
           <w:lang w:val="zh_TW" w:bidi="zh_TW"/>
@@ -4579,108 +4027,72 @@
         </w:rPr>
         <w:t>真理的靈是聖靈（</w:t>
       </w:r>
-      <w:hyperlink r:id="rId96">
-        <w:r>
-          <w:rPr>
-            <w:lang w:val="zh_TW" w:bidi="zh_TW"/>
-          </w:rPr>
-          <w:rPr>
-            <w:color w:val="0000EE"/>
-            <w:u w:val="single"/>
-          </w:rPr>
-          <w:t>約14:17</w:t>
-        </w:r>
-      </w:hyperlink>
+      <w:r>
+        <w:rPr>
+          <w:lang w:val="zh_TW" w:bidi="zh_TW"/>
+        </w:rPr>
+        <w:t>約14:17</w:t>
+      </w:r>
       <w:r>
         <w:rPr>
           <w:lang w:val="zh_TW" w:bidi="zh_TW"/>
         </w:rPr>
         <w:t>、</w:t>
       </w:r>
-      <w:hyperlink r:id="rId97">
-        <w:r>
-          <w:rPr>
-            <w:lang w:val="zh_TW" w:bidi="zh_TW"/>
-          </w:rPr>
-          <w:rPr>
-            <w:color w:val="0000EE"/>
-            <w:u w:val="single"/>
-          </w:rPr>
-          <w:t>26</w:t>
-        </w:r>
-      </w:hyperlink>
+      <w:r>
+        <w:rPr>
+          <w:lang w:val="zh_TW" w:bidi="zh_TW"/>
+        </w:rPr>
+        <w:t>26</w:t>
+      </w:r>
       <w:r>
         <w:rPr>
           <w:lang w:val="zh_TW" w:bidi="zh_TW"/>
         </w:rPr>
         <w:t>，</w:t>
       </w:r>
-      <w:hyperlink r:id="rId98">
-        <w:r>
-          <w:rPr>
-            <w:lang w:val="zh_TW" w:bidi="zh_TW"/>
-          </w:rPr>
-          <w:rPr>
-            <w:color w:val="0000EE"/>
-            <w:u w:val="single"/>
-          </w:rPr>
-          <w:t>15:26</w:t>
-        </w:r>
-      </w:hyperlink>
+      <w:r>
+        <w:rPr>
+          <w:lang w:val="zh_TW" w:bidi="zh_TW"/>
+        </w:rPr>
+        <w:t>15:26</w:t>
+      </w:r>
       <w:r>
         <w:rPr>
           <w:lang w:val="zh_TW" w:bidi="zh_TW"/>
         </w:rPr>
         <w:t>，</w:t>
       </w:r>
-      <w:hyperlink r:id="rId99">
-        <w:r>
-          <w:rPr>
-            <w:lang w:val="zh_TW" w:bidi="zh_TW"/>
-          </w:rPr>
-          <w:rPr>
-            <w:color w:val="0000EE"/>
-            <w:u w:val="single"/>
-          </w:rPr>
-          <w:t>16:13–15</w:t>
-        </w:r>
-      </w:hyperlink>
+      <w:r>
+        <w:rPr>
+          <w:lang w:val="zh_TW" w:bidi="zh_TW"/>
+        </w:rPr>
+        <w:t>16:13–15</w:t>
+      </w:r>
       <w:r>
         <w:rPr>
           <w:lang w:val="zh_TW" w:bidi="zh_TW"/>
         </w:rPr>
         <w:t>），祂教導關於基督的真理（</w:t>
       </w:r>
-      <w:hyperlink r:id="rId89">
-        <w:r>
-          <w:rPr>
-            <w:lang w:val="zh_TW" w:bidi="zh_TW"/>
-          </w:rPr>
-          <w:rPr>
-            <w:color w:val="0000EE"/>
-            <w:u w:val="single"/>
-          </w:rPr>
-          <w:t>約一2:20</w:t>
-        </w:r>
-      </w:hyperlink>
+      <w:r>
+        <w:rPr>
+          <w:lang w:val="zh_TW" w:bidi="zh_TW"/>
+        </w:rPr>
+        <w:t>約一2:20</w:t>
+      </w:r>
       <w:r>
         <w:rPr>
           <w:lang w:val="zh_TW" w:bidi="zh_TW"/>
         </w:rPr>
         <w:t>、</w:t>
       </w:r>
-      <w:hyperlink r:id="rId90">
-        <w:r>
-          <w:rPr>
-            <w:lang w:val="zh_TW" w:bidi="zh_TW"/>
-          </w:rPr>
-          <w:rPr>
-            <w:color w:val="0000EE"/>
-            <w:u w:val="single"/>
-          </w:rPr>
-          <w:t>27</w:t>
-        </w:r>
-      </w:hyperlink>
+      <w:r>
+        <w:rPr>
+          <w:lang w:val="zh_TW" w:bidi="zh_TW"/>
+        </w:rPr>
+        <w:t>27</w:t>
+      </w:r>
       <w:r>
         <w:rPr>
           <w:lang w:val="zh_TW" w:bidi="zh_TW"/>
@@ -4813,18 +4225,12 @@
         </w:rPr>
         <w:t>神是愛，是所有愛的源頭和體現。這個概念以及「神就是光」（</w:t>
       </w:r>
-      <w:hyperlink r:id="rId100">
-        <w:r>
-          <w:rPr>
-            <w:lang w:val="zh_TW" w:bidi="zh_TW"/>
-          </w:rPr>
-          <w:rPr>
-            <w:color w:val="0000EE"/>
-            <w:u w:val="single"/>
-          </w:rPr>
-          <w:t>1:5</w:t>
-        </w:r>
-      </w:hyperlink>
+      <w:r>
+        <w:rPr>
+          <w:lang w:val="zh_TW" w:bidi="zh_TW"/>
+        </w:rPr>
+        <w:t>1:5</w:t>
+      </w:r>
       <w:r>
         <w:rPr>
           <w:lang w:val="zh_TW" w:bidi="zh_TW"/>
@@ -4999,108 +4405,72 @@
         </w:rPr>
         <w:t>。父和子也是如此相交（</w:t>
       </w:r>
-      <w:hyperlink r:id="rId101">
-        <w:r>
-          <w:rPr>
-            <w:lang w:val="zh_TW" w:bidi="zh_TW"/>
-          </w:rPr>
-          <w:rPr>
-            <w:color w:val="0000EE"/>
-            <w:u w:val="single"/>
-          </w:rPr>
-          <w:t>約10:38</w:t>
-        </w:r>
-      </w:hyperlink>
+      <w:r>
+        <w:rPr>
+          <w:lang w:val="zh_TW" w:bidi="zh_TW"/>
+        </w:rPr>
+        <w:t>約10:38</w:t>
+      </w:r>
       <w:r>
         <w:rPr>
           <w:lang w:val="zh_TW" w:bidi="zh_TW"/>
         </w:rPr>
         <w:t>，</w:t>
       </w:r>
-      <w:hyperlink r:id="rId102">
-        <w:r>
-          <w:rPr>
-            <w:lang w:val="zh_TW" w:bidi="zh_TW"/>
-          </w:rPr>
-          <w:rPr>
-            <w:color w:val="0000EE"/>
-            <w:u w:val="single"/>
-          </w:rPr>
-          <w:t>14:10</w:t>
-        </w:r>
-      </w:hyperlink>
+      <w:r>
+        <w:rPr>
+          <w:lang w:val="zh_TW" w:bidi="zh_TW"/>
+        </w:rPr>
+        <w:t>14:10</w:t>
+      </w:r>
       <w:r>
         <w:rPr>
           <w:lang w:val="zh_TW" w:bidi="zh_TW"/>
         </w:rPr>
         <w:t>，</w:t>
       </w:r>
-      <w:hyperlink r:id="rId103">
-        <w:r>
-          <w:rPr>
-            <w:lang w:val="zh_TW" w:bidi="zh_TW"/>
-          </w:rPr>
-          <w:rPr>
-            <w:color w:val="0000EE"/>
-            <w:u w:val="single"/>
-          </w:rPr>
-          <w:t>17:21</w:t>
-        </w:r>
-      </w:hyperlink>
+      <w:r>
+        <w:rPr>
+          <w:lang w:val="zh_TW" w:bidi="zh_TW"/>
+        </w:rPr>
+        <w:t>17:21</w:t>
+      </w:r>
       <w:r>
         <w:rPr>
           <w:lang w:val="zh_TW" w:bidi="zh_TW"/>
         </w:rPr>
         <w:t>）。以這種方式經歷神是信徒的一種特別的恩典（見</w:t>
       </w:r>
-      <w:hyperlink r:id="rId104">
-        <w:r>
-          <w:rPr>
-            <w:lang w:val="zh_TW" w:bidi="zh_TW"/>
-          </w:rPr>
-          <w:rPr>
-            <w:color w:val="0000EE"/>
-            <w:u w:val="single"/>
-          </w:rPr>
-          <w:t>約14:20</w:t>
-        </w:r>
-      </w:hyperlink>
+      <w:r>
+        <w:rPr>
+          <w:lang w:val="zh_TW" w:bidi="zh_TW"/>
+        </w:rPr>
+        <w:t>約14:20</w:t>
+      </w:r>
       <w:r>
         <w:rPr>
           <w:lang w:val="zh_TW" w:bidi="zh_TW"/>
         </w:rPr>
         <w:t>，</w:t>
       </w:r>
-      <w:hyperlink r:id="rId105">
-        <w:r>
-          <w:rPr>
-            <w:lang w:val="zh_TW" w:bidi="zh_TW"/>
-          </w:rPr>
-          <w:rPr>
-            <w:color w:val="0000EE"/>
-            <w:u w:val="single"/>
-          </w:rPr>
-          <w:t>15:5</w:t>
-        </w:r>
-      </w:hyperlink>
+      <w:r>
+        <w:rPr>
+          <w:lang w:val="zh_TW" w:bidi="zh_TW"/>
+        </w:rPr>
+        <w:t>15:5</w:t>
+      </w:r>
       <w:r>
         <w:rPr>
           <w:lang w:val="zh_TW" w:bidi="zh_TW"/>
         </w:rPr>
         <w:t>，</w:t>
       </w:r>
-      <w:hyperlink r:id="rId106">
-        <w:r>
-          <w:rPr>
-            <w:lang w:val="zh_TW" w:bidi="zh_TW"/>
-          </w:rPr>
-          <w:rPr>
-            <w:color w:val="0000EE"/>
-            <w:u w:val="single"/>
-          </w:rPr>
-          <w:t>17:21–24</w:t>
-        </w:r>
-      </w:hyperlink>
+      <w:r>
+        <w:rPr>
+          <w:lang w:val="zh_TW" w:bidi="zh_TW"/>
+        </w:rPr>
+        <w:t>17:21–24</w:t>
+      </w:r>
       <w:r>
         <w:rPr>
           <w:lang w:val="zh_TW" w:bidi="zh_TW"/>
@@ -5268,36 +4638,24 @@
         </w:rPr>
         <w:t>愛既完全，就把懼怕除去：當我們住在基督裏面，並在神的愛中更加成熟和完整時，我們就有信心面對審判的日子，這日子對那些不認識神的人來說是恐怖可畏的 （</w:t>
       </w:r>
-      <w:hyperlink r:id="rId107">
-        <w:r>
-          <w:rPr>
-            <w:lang w:val="zh_TW" w:bidi="zh_TW"/>
-          </w:rPr>
-          <w:rPr>
-            <w:color w:val="0000EE"/>
-            <w:u w:val="single"/>
-          </w:rPr>
-          <w:t>徒24:25</w:t>
-        </w:r>
-      </w:hyperlink>
+      <w:r>
+        <w:rPr>
+          <w:lang w:val="zh_TW" w:bidi="zh_TW"/>
+        </w:rPr>
+        <w:t>徒24:25</w:t>
+      </w:r>
       <w:r>
         <w:rPr>
           <w:lang w:val="zh_TW" w:bidi="zh_TW"/>
         </w:rPr>
         <w:t>；</w:t>
       </w:r>
-      <w:hyperlink r:id="rId108">
-        <w:r>
-          <w:rPr>
-            <w:lang w:val="zh_TW" w:bidi="zh_TW"/>
-          </w:rPr>
-          <w:rPr>
-            <w:color w:val="0000EE"/>
-            <w:u w:val="single"/>
-          </w:rPr>
-          <w:t>羅2:16</w:t>
-        </w:r>
-      </w:hyperlink>
+      <w:r>
+        <w:rPr>
+          <w:lang w:val="zh_TW" w:bidi="zh_TW"/>
+        </w:rPr>
+        <w:t>羅2:16</w:t>
+      </w:r>
       <w:r>
         <w:rPr>
           <w:lang w:val="zh_TW" w:bidi="zh_TW"/>
@@ -5322,18 +4680,12 @@
         </w:rPr>
         <w:t>由於意識到了罪疚，就懼怕預期會受到的刑罰，這帶來的恐懼本身就是那刑罰的預嚐。基督的死將我們從這種懼怕中釋放出來（</w:t>
       </w:r>
-      <w:hyperlink r:id="rId109">
-        <w:r>
-          <w:rPr>
-            <w:lang w:val="zh_TW" w:bidi="zh_TW"/>
-          </w:rPr>
-          <w:rPr>
-            <w:color w:val="0000EE"/>
-            <w:u w:val="single"/>
-          </w:rPr>
-          <w:t>來2:14–15</w:t>
-        </w:r>
-      </w:hyperlink>
+      <w:r>
+        <w:rPr>
+          <w:lang w:val="zh_TW" w:bidi="zh_TW"/>
+        </w:rPr>
+        <w:t>來2:14–15</w:t>
+      </w:r>
       <w:r>
         <w:rPr>
           <w:lang w:val="zh_TW" w:bidi="zh_TW"/>
@@ -5388,18 +4740,12 @@
         </w:rPr>
         <w:t>當我們還作罪人時，神就先愛我們，而不是在我們離棄罪惡之後（</w:t>
       </w:r>
-      <w:hyperlink r:id="rId110">
-        <w:r>
-          <w:rPr>
-            <w:lang w:val="zh_TW" w:bidi="zh_TW"/>
-          </w:rPr>
-          <w:rPr>
-            <w:color w:val="0000EE"/>
-            <w:u w:val="single"/>
-          </w:rPr>
-          <w:t>羅8:5–11</w:t>
-        </w:r>
-      </w:hyperlink>
+      <w:r>
+        <w:rPr>
+          <w:lang w:val="zh_TW" w:bidi="zh_TW"/>
+        </w:rPr>
+        <w:t>羅8:5–11</w:t>
+      </w:r>
       <w:r>
         <w:rPr>
           <w:lang w:val="zh_TW" w:bidi="zh_TW"/>
@@ -5454,18 +4800,12 @@
         </w:rPr>
         <w:t>那些相信耶穌是基督和神兒子的人，已經在屬靈上重生為神的兒女（見</w:t>
       </w:r>
-      <w:hyperlink r:id="rId111">
-        <w:r>
-          <w:rPr>
-            <w:lang w:val="zh_TW" w:bidi="zh_TW"/>
-          </w:rPr>
-          <w:rPr>
-            <w:color w:val="0000EE"/>
-            <w:u w:val="single"/>
-          </w:rPr>
-          <w:t>約20:31</w:t>
-        </w:r>
-      </w:hyperlink>
+      <w:r>
+        <w:rPr>
+          <w:lang w:val="zh_TW" w:bidi="zh_TW"/>
+        </w:rPr>
+        <w:t>約20:31</w:t>
+      </w:r>
       <w:r>
         <w:rPr>
           <w:lang w:val="zh_TW" w:bidi="zh_TW"/>
@@ -5598,90 +4938,60 @@
         </w:rPr>
         <w:t>作見證的原來有三：基督受洗時聖靈降臨在祂身上（見</w:t>
       </w:r>
-      <w:hyperlink r:id="rId112">
-        <w:r>
-          <w:rPr>
-            <w:lang w:val="zh_TW" w:bidi="zh_TW"/>
-          </w:rPr>
-          <w:rPr>
-            <w:color w:val="0000EE"/>
-            <w:u w:val="single"/>
-          </w:rPr>
-          <w:t>約1:32–34</w:t>
-        </w:r>
-      </w:hyperlink>
+      <w:r>
+        <w:rPr>
+          <w:lang w:val="zh_TW" w:bidi="zh_TW"/>
+        </w:rPr>
+        <w:t>約1:32–34</w:t>
+      </w:r>
       <w:r>
         <w:rPr>
           <w:lang w:val="zh_TW" w:bidi="zh_TW"/>
         </w:rPr>
         <w:t>）。水就是基督受洗的水（見</w:t>
       </w:r>
-      <w:hyperlink r:id="rId113">
-        <w:r>
-          <w:rPr>
-            <w:lang w:val="zh_TW" w:bidi="zh_TW"/>
-          </w:rPr>
-          <w:rPr>
-            <w:color w:val="0000EE"/>
-            <w:u w:val="single"/>
-          </w:rPr>
-          <w:t>太3:13–15</w:t>
-        </w:r>
-      </w:hyperlink>
+      <w:r>
+        <w:rPr>
+          <w:lang w:val="zh_TW" w:bidi="zh_TW"/>
+        </w:rPr>
+        <w:t>太3:13–15</w:t>
+      </w:r>
       <w:r>
         <w:rPr>
           <w:lang w:val="zh_TW" w:bidi="zh_TW"/>
         </w:rPr>
         <w:t>；</w:t>
       </w:r>
-      <w:hyperlink r:id="rId114">
-        <w:r>
-          <w:rPr>
-            <w:lang w:val="zh_TW" w:bidi="zh_TW"/>
-          </w:rPr>
-          <w:rPr>
-            <w:color w:val="0000EE"/>
-            <w:u w:val="single"/>
-          </w:rPr>
-          <w:t>可1:9–11</w:t>
-        </w:r>
-      </w:hyperlink>
+      <w:r>
+        <w:rPr>
+          <w:lang w:val="zh_TW" w:bidi="zh_TW"/>
+        </w:rPr>
+        <w:t>可1:9–11</w:t>
+      </w:r>
       <w:r>
         <w:rPr>
           <w:lang w:val="zh_TW" w:bidi="zh_TW"/>
         </w:rPr>
         <w:t>）。血是基督在釘十字架時所流的血（見</w:t>
       </w:r>
-      <w:hyperlink r:id="rId115">
-        <w:r>
-          <w:rPr>
-            <w:lang w:val="zh_TW" w:bidi="zh_TW"/>
-          </w:rPr>
-          <w:rPr>
-            <w:color w:val="0000EE"/>
-            <w:u w:val="single"/>
-          </w:rPr>
-          <w:t>可15:37–39</w:t>
-        </w:r>
-      </w:hyperlink>
+      <w:r>
+        <w:rPr>
+          <w:lang w:val="zh_TW" w:bidi="zh_TW"/>
+        </w:rPr>
+        <w:t>可15:37–39</w:t>
+      </w:r>
       <w:r>
         <w:rPr>
           <w:lang w:val="zh_TW" w:bidi="zh_TW"/>
         </w:rPr>
         <w:t>）。這三者都宣告耶穌是神的兒子（</w:t>
       </w:r>
-      <w:hyperlink r:id="rId116">
-        <w:r>
-          <w:rPr>
-            <w:lang w:val="zh_TW" w:bidi="zh_TW"/>
-          </w:rPr>
-          <w:rPr>
-            <w:color w:val="0000EE"/>
-            <w:u w:val="single"/>
-          </w:rPr>
-          <w:t>約一5:6</w:t>
-        </w:r>
-      </w:hyperlink>
+      <w:r>
+        <w:rPr>
+          <w:lang w:val="zh_TW" w:bidi="zh_TW"/>
+        </w:rPr>
+        <w:t>約一5:6</w:t>
+      </w:r>
       <w:r>
         <w:rPr>
           <w:lang w:val="zh_TW" w:bidi="zh_TW"/>
@@ -5806,72 +5116,48 @@
         </w:rPr>
         <w:t>有了神的兒子就有生命：那些有神的兒子住在他們裏面的人現在有神所賜的永生——他們享受神的靈的同在（</w:t>
       </w:r>
-      <w:hyperlink r:id="rId89">
-        <w:r>
-          <w:rPr>
-            <w:lang w:val="zh_TW" w:bidi="zh_TW"/>
-          </w:rPr>
-          <w:rPr>
-            <w:color w:val="0000EE"/>
-            <w:u w:val="single"/>
-          </w:rPr>
-          <w:t>2:20</w:t>
-        </w:r>
-      </w:hyperlink>
+      <w:r>
+        <w:rPr>
+          <w:lang w:val="zh_TW" w:bidi="zh_TW"/>
+        </w:rPr>
+        <w:t>2:20</w:t>
+      </w:r>
       <w:r>
         <w:rPr>
           <w:lang w:val="zh_TW" w:bidi="zh_TW"/>
         </w:rPr>
         <w:t>、</w:t>
       </w:r>
-      <w:hyperlink r:id="rId117">
-        <w:r>
-          <w:rPr>
-            <w:lang w:val="zh_TW" w:bidi="zh_TW"/>
-          </w:rPr>
-          <w:rPr>
-            <w:color w:val="0000EE"/>
-            <w:u w:val="single"/>
-          </w:rPr>
-          <w:t>25</w:t>
-        </w:r>
-      </w:hyperlink>
+      <w:r>
+        <w:rPr>
+          <w:lang w:val="zh_TW" w:bidi="zh_TW"/>
+        </w:rPr>
+        <w:t>25</w:t>
+      </w:r>
       <w:r>
         <w:rPr>
           <w:lang w:val="zh_TW" w:bidi="zh_TW"/>
         </w:rPr>
         <w:t>、</w:t>
       </w:r>
-      <w:hyperlink r:id="rId90">
-        <w:r>
-          <w:rPr>
-            <w:lang w:val="zh_TW" w:bidi="zh_TW"/>
-          </w:rPr>
-          <w:rPr>
-            <w:color w:val="0000EE"/>
-            <w:u w:val="single"/>
-          </w:rPr>
-          <w:t>27</w:t>
-        </w:r>
-      </w:hyperlink>
+      <w:r>
+        <w:rPr>
+          <w:lang w:val="zh_TW" w:bidi="zh_TW"/>
+        </w:rPr>
+        <w:t>27</w:t>
+      </w:r>
       <w:r>
         <w:rPr>
           <w:lang w:val="zh_TW" w:bidi="zh_TW"/>
         </w:rPr>
         <w:t>），並且他們擁有與神永遠同在的保證（見</w:t>
       </w:r>
-      <w:hyperlink r:id="rId118">
-        <w:r>
-          <w:rPr>
-            <w:lang w:val="zh_TW" w:bidi="zh_TW"/>
-          </w:rPr>
-          <w:rPr>
-            <w:color w:val="0000EE"/>
-            <w:u w:val="single"/>
-          </w:rPr>
-          <w:t>弗1:13–14</w:t>
-        </w:r>
-      </w:hyperlink>
+      <w:r>
+        <w:rPr>
+          <w:lang w:val="zh_TW" w:bidi="zh_TW"/>
+        </w:rPr>
+        <w:t>弗1:13–14</w:t>
+      </w:r>
       <w:r>
         <w:rPr>
           <w:lang w:val="zh_TW" w:bidi="zh_TW"/>
@@ -5926,36 +5212,24 @@
         </w:rPr>
         <w:t>至於死的罪是那些涉及背道的罪（見</w:t>
       </w:r>
-      <w:hyperlink r:id="rId119">
-        <w:r>
-          <w:rPr>
-            <w:lang w:val="zh_TW" w:bidi="zh_TW"/>
-          </w:rPr>
-          <w:rPr>
-            <w:color w:val="0000EE"/>
-            <w:u w:val="single"/>
-          </w:rPr>
-          <w:t>太12:31–32</w:t>
-        </w:r>
-      </w:hyperlink>
+      <w:r>
+        <w:rPr>
+          <w:lang w:val="zh_TW" w:bidi="zh_TW"/>
+        </w:rPr>
+        <w:t>太12:31–32</w:t>
+      </w:r>
       <w:r>
         <w:rPr>
           <w:lang w:val="zh_TW" w:bidi="zh_TW"/>
         </w:rPr>
         <w:t>；</w:t>
       </w:r>
-      <w:hyperlink r:id="rId120">
-        <w:r>
-          <w:rPr>
-            <w:lang w:val="zh_TW" w:bidi="zh_TW"/>
-          </w:rPr>
-          <w:rPr>
-            <w:color w:val="0000EE"/>
-            <w:u w:val="single"/>
-          </w:rPr>
-          <w:t>來6:4–6</w:t>
-        </w:r>
-      </w:hyperlink>
+      <w:r>
+        <w:rPr>
+          <w:lang w:val="zh_TW" w:bidi="zh_TW"/>
+        </w:rPr>
+        <w:t>來6:4–6</w:t>
+      </w:r>
       <w:r>
         <w:rPr>
           <w:lang w:val="zh_TW" w:bidi="zh_TW"/>
@@ -6010,18 +5284,12 @@
         </w:rPr>
         <w:t>也有不至於死的罪：那些不牽涉到最終會背道的罪，可以藉著悔改和轉回作結（見</w:t>
       </w:r>
-      <w:hyperlink r:id="rId79">
-        <w:r>
-          <w:rPr>
-            <w:lang w:val="zh_TW" w:bidi="zh_TW"/>
-          </w:rPr>
-          <w:rPr>
-            <w:color w:val="0000EE"/>
-            <w:u w:val="single"/>
-          </w:rPr>
-          <w:t>雅5:20</w:t>
-        </w:r>
-      </w:hyperlink>
+      <w:r>
+        <w:rPr>
+          <w:lang w:val="zh_TW" w:bidi="zh_TW"/>
+        </w:rPr>
+        <w:t>雅5:20</w:t>
+      </w:r>
       <w:r>
         <w:rPr>
           <w:lang w:val="zh_TW" w:bidi="zh_TW"/>
@@ -6080,108 +5348,72 @@
         </w:rPr>
         <w:t>有些譯本解釋片語「那位真實的」是神，因為下一個片語指的就是祂的兒子耶穌基督。約翰也說耶穌基督是唯一的真神（見</w:t>
       </w:r>
-      <w:hyperlink r:id="rId121">
-        <w:r>
-          <w:rPr>
-            <w:lang w:val="zh_TW" w:bidi="zh_TW"/>
-          </w:rPr>
-          <w:rPr>
-            <w:color w:val="0000EE"/>
-            <w:u w:val="single"/>
-          </w:rPr>
-          <w:t>約1:1</w:t>
-        </w:r>
-      </w:hyperlink>
+      <w:r>
+        <w:rPr>
+          <w:lang w:val="zh_TW" w:bidi="zh_TW"/>
+        </w:rPr>
+        <w:t>約1:1</w:t>
+      </w:r>
       <w:r>
         <w:rPr>
           <w:lang w:val="zh_TW" w:bidi="zh_TW"/>
         </w:rPr>
         <w:t>、</w:t>
       </w:r>
-      <w:hyperlink r:id="rId122">
-        <w:r>
-          <w:rPr>
-            <w:lang w:val="zh_TW" w:bidi="zh_TW"/>
-          </w:rPr>
-          <w:rPr>
-            <w:color w:val="0000EE"/>
-            <w:u w:val="single"/>
-          </w:rPr>
-          <w:t>18</w:t>
-        </w:r>
-      </w:hyperlink>
+      <w:r>
+        <w:rPr>
+          <w:lang w:val="zh_TW" w:bidi="zh_TW"/>
+        </w:rPr>
+        <w:t>18</w:t>
+      </w:r>
       <w:r>
         <w:rPr>
           <w:lang w:val="zh_TW" w:bidi="zh_TW"/>
         </w:rPr>
         <w:t>，</w:t>
       </w:r>
-      <w:hyperlink r:id="rId123">
-        <w:r>
-          <w:rPr>
-            <w:lang w:val="zh_TW" w:bidi="zh_TW"/>
-          </w:rPr>
-          <w:rPr>
-            <w:color w:val="0000EE"/>
-            <w:u w:val="single"/>
-          </w:rPr>
-          <w:t>20:28</w:t>
-        </w:r>
-      </w:hyperlink>
+      <w:r>
+        <w:rPr>
+          <w:lang w:val="zh_TW" w:bidi="zh_TW"/>
+        </w:rPr>
+        <w:t>20:28</w:t>
+      </w:r>
       <w:r>
         <w:rPr>
           <w:lang w:val="zh_TW" w:bidi="zh_TW"/>
         </w:rPr>
         <w:t>；</w:t>
       </w:r>
-      <w:hyperlink r:id="rId124">
-        <w:r>
-          <w:rPr>
-            <w:lang w:val="zh_TW" w:bidi="zh_TW"/>
-          </w:rPr>
-          <w:rPr>
-            <w:color w:val="0000EE"/>
-            <w:u w:val="single"/>
-          </w:rPr>
-          <w:t>羅9:5</w:t>
-        </w:r>
-      </w:hyperlink>
+      <w:r>
+        <w:rPr>
+          <w:lang w:val="zh_TW" w:bidi="zh_TW"/>
+        </w:rPr>
+        <w:t>羅9:5</w:t>
+      </w:r>
       <w:r>
         <w:rPr>
           <w:lang w:val="zh_TW" w:bidi="zh_TW"/>
         </w:rPr>
         <w:t>；</w:t>
       </w:r>
-      <w:hyperlink r:id="rId125">
-        <w:r>
-          <w:rPr>
-            <w:lang w:val="zh_TW" w:bidi="zh_TW"/>
-          </w:rPr>
-          <w:rPr>
-            <w:color w:val="0000EE"/>
-            <w:u w:val="single"/>
-          </w:rPr>
-          <w:t>多2:13</w:t>
-        </w:r>
-      </w:hyperlink>
+      <w:r>
+        <w:rPr>
+          <w:lang w:val="zh_TW" w:bidi="zh_TW"/>
+        </w:rPr>
+        <w:t>多2:13</w:t>
+      </w:r>
       <w:r>
         <w:rPr>
           <w:lang w:val="zh_TW" w:bidi="zh_TW"/>
         </w:rPr>
         <w:t>；</w:t>
       </w:r>
-      <w:hyperlink r:id="rId126">
-        <w:r>
-          <w:rPr>
-            <w:lang w:val="zh_TW" w:bidi="zh_TW"/>
-          </w:rPr>
-          <w:rPr>
-            <w:color w:val="0000EE"/>
-            <w:u w:val="single"/>
-          </w:rPr>
-          <w:t>彼後1:1</w:t>
-        </w:r>
-      </w:hyperlink>
+      <w:r>
+        <w:rPr>
+          <w:lang w:val="zh_TW" w:bidi="zh_TW"/>
+        </w:rPr>
+        <w:t>彼後1:1</w:t>
+      </w:r>
       <w:r>
         <w:rPr>
           <w:lang w:val="zh_TW" w:bidi="zh_TW"/>
@@ -6206,90 +5438,60 @@
         </w:rPr>
         <w:t>在耶穌基督裏面就有永生，因為祂就是永生（</w:t>
       </w:r>
-      <w:hyperlink r:id="rId127">
-        <w:r>
-          <w:rPr>
-            <w:lang w:val="zh_TW" w:bidi="zh_TW"/>
-          </w:rPr>
-          <w:rPr>
-            <w:color w:val="0000EE"/>
-            <w:u w:val="single"/>
-          </w:rPr>
-          <w:t>約一5:12</w:t>
-        </w:r>
-      </w:hyperlink>
+      <w:r>
+        <w:rPr>
+          <w:lang w:val="zh_TW" w:bidi="zh_TW"/>
+        </w:rPr>
+        <w:t>約一5:12</w:t>
+      </w:r>
       <w:r>
         <w:rPr>
           <w:lang w:val="zh_TW" w:bidi="zh_TW"/>
         </w:rPr>
         <w:t>；見</w:t>
       </w:r>
-      <w:hyperlink r:id="rId128">
-        <w:r>
-          <w:rPr>
-            <w:lang w:val="zh_TW" w:bidi="zh_TW"/>
-          </w:rPr>
-          <w:rPr>
-            <w:color w:val="0000EE"/>
-            <w:u w:val="single"/>
-          </w:rPr>
-          <w:t>約1:4</w:t>
-        </w:r>
-      </w:hyperlink>
+      <w:r>
+        <w:rPr>
+          <w:lang w:val="zh_TW" w:bidi="zh_TW"/>
+        </w:rPr>
+        <w:t>約1:4</w:t>
+      </w:r>
       <w:r>
         <w:rPr>
           <w:lang w:val="zh_TW" w:bidi="zh_TW"/>
         </w:rPr>
         <w:t>，</w:t>
       </w:r>
-      <w:hyperlink r:id="rId129">
-        <w:r>
-          <w:rPr>
-            <w:lang w:val="zh_TW" w:bidi="zh_TW"/>
-          </w:rPr>
-          <w:rPr>
-            <w:color w:val="0000EE"/>
-            <w:u w:val="single"/>
-          </w:rPr>
-          <w:t>3:16</w:t>
-        </w:r>
-      </w:hyperlink>
+      <w:r>
+        <w:rPr>
+          <w:lang w:val="zh_TW" w:bidi="zh_TW"/>
+        </w:rPr>
+        <w:t>3:16</w:t>
+      </w:r>
       <w:r>
         <w:rPr>
           <w:lang w:val="zh_TW" w:bidi="zh_TW"/>
         </w:rPr>
         <w:t>，</w:t>
       </w:r>
-      <w:hyperlink r:id="rId130">
-        <w:r>
-          <w:rPr>
-            <w:lang w:val="zh_TW" w:bidi="zh_TW"/>
-          </w:rPr>
-          <w:rPr>
-            <w:color w:val="0000EE"/>
-            <w:u w:val="single"/>
-          </w:rPr>
-          <w:t>14:6</w:t>
-        </w:r>
-      </w:hyperlink>
+      <w:r>
+        <w:rPr>
+          <w:lang w:val="zh_TW" w:bidi="zh_TW"/>
+        </w:rPr>
+        <w:t>14:6</w:t>
+      </w:r>
       <w:r>
         <w:rPr>
           <w:lang w:val="zh_TW" w:bidi="zh_TW"/>
         </w:rPr>
         <w:t>，</w:t>
       </w:r>
-      <w:hyperlink r:id="rId111">
-        <w:r>
-          <w:rPr>
-            <w:lang w:val="zh_TW" w:bidi="zh_TW"/>
-          </w:rPr>
-          <w:rPr>
-            <w:color w:val="0000EE"/>
-            <w:u w:val="single"/>
-          </w:rPr>
-          <w:t>20:31</w:t>
-        </w:r>
-      </w:hyperlink>
+      <w:r>
+        <w:rPr>
+          <w:lang w:val="zh_TW" w:bidi="zh_TW"/>
+        </w:rPr>
+        <w:t>20:31</w:t>
+      </w:r>
       <w:r>
         <w:rPr>
           <w:lang w:val="zh_TW" w:bidi="zh_TW"/>
